--- a/CÔNG TY TNHH ĐÀO TẠO VÀ PHÁT TRIỂN GIÁO DỤC MINH PHÚ/MinhPhu_ThaydoiDiaChi/Mẫu số 12_DeNghiThayDoi.docx
+++ b/CÔNG TY TNHH ĐÀO TẠO VÀ PHÁT TRIỂN GIÁO DỤC MINH PHÚ/MinhPhu_ThaydoiDiaChi/Mẫu số 12_DeNghiThayDoi.docx
@@ -175,7 +175,7 @@
                     </wp:anchor>
                   </w:drawing>
                 </mc:Choice>
-                <mc:Fallback xmlns:w16sdtfl="http://schemas.microsoft.com/office/word/2024/wordml/sdtformatlock" xmlns:w16sdtdh="http://schemas.microsoft.com/office/word/2020/wordml/sdtdatahash" xmlns:w16du="http://schemas.microsoft.com/office/word/2023/wordml/word16du" xmlns:w16="http://schemas.microsoft.com/office/word/2018/wordml" xmlns:w16cid="http://schemas.microsoft.com/office/word/2016/wordml/cid" xmlns:w16cex="http://schemas.microsoft.com/office/word/2018/wordml/cex" xmlns:oel="http://schemas.microsoft.com/office/2019/extlst" xmlns:am3d="http://schemas.microsoft.com/office/drawing/2017/model3d" xmlns:aink="http://schemas.microsoft.com/office/drawing/2016/ink" xmlns:cx8="http://schemas.microsoft.com/office/drawing/2016/5/14/chartex" xmlns:cx7="http://schemas.microsoft.com/office/drawing/2016/5/13/chartex" xmlns:cx6="http://schemas.microsoft.com/office/drawing/2016/5/12/chartex" xmlns:cx5="http://schemas.microsoft.com/office/drawing/2016/5/11/chartex" xmlns:cx4="http://schemas.microsoft.com/office/drawing/2016/5/10/chartex" xmlns:cx3="http://schemas.microsoft.com/office/drawing/2016/5/9/chartex" xmlns:cx2="http://schemas.microsoft.com/office/drawing/2015/10/21/chartex">
+                <mc:Fallback xmlns:cx2="http://schemas.microsoft.com/office/drawing/2015/10/21/chartex" xmlns:cx3="http://schemas.microsoft.com/office/drawing/2016/5/9/chartex" xmlns:cx4="http://schemas.microsoft.com/office/drawing/2016/5/10/chartex" xmlns:cx5="http://schemas.microsoft.com/office/drawing/2016/5/11/chartex" xmlns:cx6="http://schemas.microsoft.com/office/drawing/2016/5/12/chartex" xmlns:cx7="http://schemas.microsoft.com/office/drawing/2016/5/13/chartex" xmlns:cx8="http://schemas.microsoft.com/office/drawing/2016/5/14/chartex" xmlns:aink="http://schemas.microsoft.com/office/drawing/2016/ink" xmlns:am3d="http://schemas.microsoft.com/office/drawing/2017/model3d" xmlns:oel="http://schemas.microsoft.com/office/2019/extlst" xmlns:w16cex="http://schemas.microsoft.com/office/word/2018/wordml/cex" xmlns:w16cid="http://schemas.microsoft.com/office/word/2016/wordml/cid" xmlns:w16="http://schemas.microsoft.com/office/word/2018/wordml" xmlns:w16du="http://schemas.microsoft.com/office/word/2023/wordml/word16du" xmlns:w16sdtdh="http://schemas.microsoft.com/office/word/2020/wordml/sdtdatahash" xmlns:w16sdtfl="http://schemas.microsoft.com/office/word/2024/wordml/sdtformatlock">
                   <w:pict>
                     <v:line w14:anchorId="1D12A4BF" id="Line 159" o:spid="_x0000_s1026" style="position:absolute;z-index:251682816;visibility:visible;mso-wrap-style:square;mso-width-percent:0;mso-height-percent:0;mso-wrap-distance-left:9pt;mso-wrap-distance-top:-3e-5mm;mso-wrap-distance-right:9pt;mso-wrap-distance-bottom:-3e-5mm;mso-position-horizontal:center;mso-position-horizontal-relative:margin;mso-position-vertical:absolute;mso-position-vertical-relative:text;mso-width-percent:0;mso-height-percent:0;mso-width-relative:page;mso-height-relative:page" from="0,15.5pt" to="158.75pt,15.5pt" o:gfxdata="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">
                       <w10:wrap anchorx="margin"/>
@@ -411,7 +411,7 @@
               </wp:anchor>
             </w:drawing>
           </mc:Choice>
-          <mc:Fallback xmlns:w16sdtfl="http://schemas.microsoft.com/office/word/2024/wordml/sdtformatlock" xmlns:w16sdtdh="http://schemas.microsoft.com/office/word/2020/wordml/sdtdatahash" xmlns:w16du="http://schemas.microsoft.com/office/word/2023/wordml/word16du" xmlns:w16="http://schemas.microsoft.com/office/word/2018/wordml" xmlns:w16cid="http://schemas.microsoft.com/office/word/2016/wordml/cid" xmlns:w16cex="http://schemas.microsoft.com/office/word/2018/wordml/cex" xmlns:oel="http://schemas.microsoft.com/office/2019/extlst" xmlns:am3d="http://schemas.microsoft.com/office/drawing/2017/model3d" xmlns:aink="http://schemas.microsoft.com/office/drawing/2016/ink" xmlns:cx8="http://schemas.microsoft.com/office/drawing/2016/5/14/chartex" xmlns:cx7="http://schemas.microsoft.com/office/drawing/2016/5/13/chartex" xmlns:cx6="http://schemas.microsoft.com/office/drawing/2016/5/12/chartex" xmlns:cx5="http://schemas.microsoft.com/office/drawing/2016/5/11/chartex" xmlns:cx4="http://schemas.microsoft.com/office/drawing/2016/5/10/chartex" xmlns:cx3="http://schemas.microsoft.com/office/drawing/2016/5/9/chartex" xmlns:cx2="http://schemas.microsoft.com/office/drawing/2015/10/21/chartex">
+          <mc:Fallback xmlns:cx2="http://schemas.microsoft.com/office/drawing/2015/10/21/chartex" xmlns:cx3="http://schemas.microsoft.com/office/drawing/2016/5/9/chartex" xmlns:cx4="http://schemas.microsoft.com/office/drawing/2016/5/10/chartex" xmlns:cx5="http://schemas.microsoft.com/office/drawing/2016/5/11/chartex" xmlns:cx6="http://schemas.microsoft.com/office/drawing/2016/5/12/chartex" xmlns:cx7="http://schemas.microsoft.com/office/drawing/2016/5/13/chartex" xmlns:cx8="http://schemas.microsoft.com/office/drawing/2016/5/14/chartex" xmlns:aink="http://schemas.microsoft.com/office/drawing/2016/ink" xmlns:am3d="http://schemas.microsoft.com/office/drawing/2017/model3d" xmlns:oel="http://schemas.microsoft.com/office/2019/extlst" xmlns:w16cex="http://schemas.microsoft.com/office/word/2018/wordml/cex" xmlns:w16cid="http://schemas.microsoft.com/office/word/2016/wordml/cid" xmlns:w16="http://schemas.microsoft.com/office/word/2018/wordml" xmlns:w16du="http://schemas.microsoft.com/office/word/2023/wordml/word16du" xmlns:w16sdtdh="http://schemas.microsoft.com/office/word/2020/wordml/sdtdatahash" xmlns:w16sdtfl="http://schemas.microsoft.com/office/word/2024/wordml/sdtformatlock">
             <w:pict>
               <v:line w14:anchorId="70E5418D" id="Straight Connector 1" o:spid="_x0000_s1026" style="position:absolute;z-index:251683840;visibility:visible;mso-wrap-style:square;mso-width-percent:0;mso-wrap-distance-left:9pt;mso-wrap-distance-top:0;mso-wrap-distance-right:9pt;mso-wrap-distance-bottom:0;mso-position-horizontal:center;mso-position-horizontal-relative:margin;mso-position-vertical:absolute;mso-position-vertical-relative:text;mso-width-percent:0;mso-width-relative:margin" from="0,66.95pt" to="111.65pt,66.95pt" o:gfxdata="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" strokecolor="windowText" strokeweight=".5pt">
                 <v:stroke joinstyle="miter"/>
@@ -1300,7 +1300,7 @@
               </wp:anchor>
             </w:drawing>
           </mc:Choice>
-          <mc:Fallback xmlns:w16sdtfl="http://schemas.microsoft.com/office/word/2024/wordml/sdtformatlock" xmlns:w16sdtdh="http://schemas.microsoft.com/office/word/2020/wordml/sdtdatahash" xmlns:w16du="http://schemas.microsoft.com/office/word/2023/wordml/word16du" xmlns:w16="http://schemas.microsoft.com/office/word/2018/wordml" xmlns:w16cid="http://schemas.microsoft.com/office/word/2016/wordml/cid" xmlns:w16cex="http://schemas.microsoft.com/office/word/2018/wordml/cex" xmlns:oel="http://schemas.microsoft.com/office/2019/extlst" xmlns:am3d="http://schemas.microsoft.com/office/drawing/2017/model3d" xmlns:aink="http://schemas.microsoft.com/office/drawing/2016/ink" xmlns:cx8="http://schemas.microsoft.com/office/drawing/2016/5/14/chartex" xmlns:cx7="http://schemas.microsoft.com/office/drawing/2016/5/13/chartex" xmlns:cx6="http://schemas.microsoft.com/office/drawing/2016/5/12/chartex" xmlns:cx5="http://schemas.microsoft.com/office/drawing/2016/5/11/chartex" xmlns:cx4="http://schemas.microsoft.com/office/drawing/2016/5/10/chartex" xmlns:cx3="http://schemas.microsoft.com/office/drawing/2016/5/9/chartex" xmlns:cx2="http://schemas.microsoft.com/office/drawing/2015/10/21/chartex">
+          <mc:Fallback xmlns:cx2="http://schemas.microsoft.com/office/drawing/2015/10/21/chartex" xmlns:cx3="http://schemas.microsoft.com/office/drawing/2016/5/9/chartex" xmlns:cx4="http://schemas.microsoft.com/office/drawing/2016/5/10/chartex" xmlns:cx5="http://schemas.microsoft.com/office/drawing/2016/5/11/chartex" xmlns:cx6="http://schemas.microsoft.com/office/drawing/2016/5/12/chartex" xmlns:cx7="http://schemas.microsoft.com/office/drawing/2016/5/13/chartex" xmlns:cx8="http://schemas.microsoft.com/office/drawing/2016/5/14/chartex" xmlns:aink="http://schemas.microsoft.com/office/drawing/2016/ink" xmlns:am3d="http://schemas.microsoft.com/office/drawing/2017/model3d" xmlns:oel="http://schemas.microsoft.com/office/2019/extlst" xmlns:w16cex="http://schemas.microsoft.com/office/word/2018/wordml/cex" xmlns:w16cid="http://schemas.microsoft.com/office/word/2016/wordml/cid" xmlns:w16="http://schemas.microsoft.com/office/word/2018/wordml" xmlns:w16du="http://schemas.microsoft.com/office/word/2023/wordml/word16du" xmlns:w16sdtdh="http://schemas.microsoft.com/office/word/2020/wordml/sdtdatahash" xmlns:w16sdtfl="http://schemas.microsoft.com/office/word/2024/wordml/sdtformatlock">
             <w:pict>
               <v:rect w14:anchorId="150B91A8" id="Rectangle 800" o:spid="_x0000_s1026" style="position:absolute;margin-left:398.8pt;margin-top:62.75pt;width:20.15pt;height:15.95pt;z-index:251665408;visibility:visible;mso-wrap-style:none;mso-width-percent:0;mso-height-percent:0;mso-wrap-distance-left:9pt;mso-wrap-distance-top:0;mso-wrap-distance-right:9pt;mso-wrap-distance-bottom:0;mso-position-horizontal:absolute;mso-position-horizontal-relative:text;mso-position-vertical:absolute;mso-position-vertical-relative:text;mso-width-percent:0;mso-height-percent:0;mso-width-relative:page;mso-height-relative:page;v-text-anchor:middle" o:gfxdata="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" strokeweight=".26mm">
                 <v:stroke endcap="square"/>
@@ -1375,7 +1375,7 @@
               </wp:anchor>
             </w:drawing>
           </mc:Choice>
-          <mc:Fallback xmlns:w16sdtfl="http://schemas.microsoft.com/office/word/2024/wordml/sdtformatlock" xmlns:w16sdtdh="http://schemas.microsoft.com/office/word/2020/wordml/sdtdatahash" xmlns:w16du="http://schemas.microsoft.com/office/word/2023/wordml/word16du" xmlns:w16="http://schemas.microsoft.com/office/word/2018/wordml" xmlns:w16cid="http://schemas.microsoft.com/office/word/2016/wordml/cid" xmlns:w16cex="http://schemas.microsoft.com/office/word/2018/wordml/cex" xmlns:oel="http://schemas.microsoft.com/office/2019/extlst" xmlns:am3d="http://schemas.microsoft.com/office/drawing/2017/model3d" xmlns:aink="http://schemas.microsoft.com/office/drawing/2016/ink" xmlns:cx8="http://schemas.microsoft.com/office/drawing/2016/5/14/chartex" xmlns:cx7="http://schemas.microsoft.com/office/drawing/2016/5/13/chartex" xmlns:cx6="http://schemas.microsoft.com/office/drawing/2016/5/12/chartex" xmlns:cx5="http://schemas.microsoft.com/office/drawing/2016/5/11/chartex" xmlns:cx4="http://schemas.microsoft.com/office/drawing/2016/5/10/chartex" xmlns:cx3="http://schemas.microsoft.com/office/drawing/2016/5/9/chartex" xmlns:cx2="http://schemas.microsoft.com/office/drawing/2015/10/21/chartex">
+          <mc:Fallback xmlns:cx2="http://schemas.microsoft.com/office/drawing/2015/10/21/chartex" xmlns:cx3="http://schemas.microsoft.com/office/drawing/2016/5/9/chartex" xmlns:cx4="http://schemas.microsoft.com/office/drawing/2016/5/10/chartex" xmlns:cx5="http://schemas.microsoft.com/office/drawing/2016/5/11/chartex" xmlns:cx6="http://schemas.microsoft.com/office/drawing/2016/5/12/chartex" xmlns:cx7="http://schemas.microsoft.com/office/drawing/2016/5/13/chartex" xmlns:cx8="http://schemas.microsoft.com/office/drawing/2016/5/14/chartex" xmlns:aink="http://schemas.microsoft.com/office/drawing/2016/ink" xmlns:am3d="http://schemas.microsoft.com/office/drawing/2017/model3d" xmlns:oel="http://schemas.microsoft.com/office/2019/extlst" xmlns:w16cex="http://schemas.microsoft.com/office/word/2018/wordml/cex" xmlns:w16cid="http://schemas.microsoft.com/office/word/2016/wordml/cid" xmlns:w16="http://schemas.microsoft.com/office/word/2018/wordml" xmlns:w16du="http://schemas.microsoft.com/office/word/2023/wordml/word16du" xmlns:w16sdtdh="http://schemas.microsoft.com/office/word/2020/wordml/sdtdatahash" xmlns:w16sdtfl="http://schemas.microsoft.com/office/word/2024/wordml/sdtformatlock">
             <w:pict>
               <v:rect w14:anchorId="3C0D0F71" id="Rectangle 826" o:spid="_x0000_s1026" style="position:absolute;margin-left:398.8pt;margin-top:86.4pt;width:20.15pt;height:15.95pt;z-index:251666432;visibility:visible;mso-wrap-style:none;mso-width-percent:0;mso-height-percent:0;mso-wrap-distance-left:9pt;mso-wrap-distance-top:0;mso-wrap-distance-right:9pt;mso-wrap-distance-bottom:0;mso-position-horizontal:absolute;mso-position-horizontal-relative:text;mso-position-vertical:absolute;mso-position-vertical-relative:text;mso-width-percent:0;mso-height-percent:0;mso-width-relative:page;mso-height-relative:page;v-text-anchor:middle" o:gfxdata="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" strokeweight=".26mm">
                 <v:stroke endcap="square"/>
@@ -6373,6 +6373,2683 @@
     </w:p>
     <w:p>
       <w:pPr>
+        <w:spacing w:after="240" w:line="240" w:lineRule="auto"/>
+        <w:jc w:val="center"/>
+        <w:rPr>
+          <w:rFonts w:ascii="Times New Roman" w:eastAsia="Calibri" w:hAnsi="Times New Roman" w:cs="Times New Roman"/>
+          <w:bCs/>
+          <w:sz w:val="28"/>
+          <w:szCs w:val="28"/>
+        </w:rPr>
+      </w:pPr>
+      <w:r>
+        <w:rPr>
+          <w:rFonts w:ascii="Times New Roman" w:eastAsia="Times New Roman" w:hAnsi="Times New Roman" w:cs="Times New Roman"/>
+          <w:bCs/>
+          <w:spacing w:val="-4"/>
+          <w:sz w:val="28"/>
+          <w:szCs w:val="28"/>
+          <w:lang w:val="fr-FR"/>
+        </w:rPr>
+        <w:br w:type="page"/>
+      </w:r>
+      <w:r>
+        <w:rPr>
+          <w:rFonts w:ascii="Times New Roman" w:eastAsia="Calibri" w:hAnsi="Times New Roman" w:cs="Times New Roman"/>
+          <w:bCs/>
+          <w:sz w:val="28"/>
+          <w:szCs w:val="28"/>
+        </w:rPr>
+        <w:lastRenderedPageBreak/>
+        <w:t>THÔNG BÁO THAY ĐỔI THÔNG TIN ĐĂNG KÝ THUẾ</w:t>
+      </w:r>
+    </w:p>
+    <w:tbl>
+      <w:tblPr>
+        <w:tblW w:w="9101" w:type="dxa"/>
+        <w:tblInd w:w="108" w:type="dxa"/>
+        <w:tblBorders>
+          <w:top w:val="single" w:sz="4" w:space="0" w:color="auto"/>
+          <w:left w:val="single" w:sz="4" w:space="0" w:color="auto"/>
+          <w:bottom w:val="single" w:sz="4" w:space="0" w:color="auto"/>
+          <w:right w:val="single" w:sz="4" w:space="0" w:color="auto"/>
+          <w:insideH w:val="single" w:sz="4" w:space="0" w:color="auto"/>
+          <w:insideV w:val="single" w:sz="4" w:space="0" w:color="auto"/>
+        </w:tblBorders>
+        <w:tblLook w:val="00A0" w:firstRow="1" w:lastRow="0" w:firstColumn="1" w:lastColumn="0" w:noHBand="0" w:noVBand="0"/>
+      </w:tblPr>
+      <w:tblGrid>
+        <w:gridCol w:w="714"/>
+        <w:gridCol w:w="8387"/>
+      </w:tblGrid>
+      <w:tr>
+        <w:tc>
+          <w:tcPr>
+            <w:tcW w:w="714" w:type="dxa"/>
+          </w:tcPr>
+          <w:p>
+            <w:pPr>
+              <w:spacing w:before="20" w:after="20" w:line="240" w:lineRule="auto"/>
+              <w:jc w:val="center"/>
+              <w:rPr>
+                <w:rFonts w:ascii="Times New Roman" w:eastAsia="Calibri" w:hAnsi="Times New Roman" w:cs="Times New Roman"/>
+                <w:sz w:val="28"/>
+                <w:szCs w:val="28"/>
+              </w:rPr>
+            </w:pPr>
+            <w:r>
+              <w:rPr>
+                <w:rFonts w:ascii="Times New Roman" w:eastAsia="Calibri" w:hAnsi="Times New Roman" w:cs="Times New Roman"/>
+                <w:sz w:val="28"/>
+                <w:szCs w:val="28"/>
+              </w:rPr>
+              <w:t>STT</w:t>
+            </w:r>
+          </w:p>
+        </w:tc>
+        <w:tc>
+          <w:tcPr>
+            <w:tcW w:w="8387" w:type="dxa"/>
+          </w:tcPr>
+          <w:p>
+            <w:pPr>
+              <w:spacing w:before="20" w:after="20" w:line="240" w:lineRule="auto"/>
+              <w:ind w:firstLine="567"/>
+              <w:jc w:val="center"/>
+              <w:rPr>
+                <w:rFonts w:ascii="Times New Roman" w:eastAsia="Calibri" w:hAnsi="Times New Roman" w:cs="Times New Roman"/>
+                <w:sz w:val="28"/>
+                <w:szCs w:val="28"/>
+              </w:rPr>
+            </w:pPr>
+            <w:r>
+              <w:rPr>
+                <w:rFonts w:ascii="Times New Roman" w:eastAsia="Calibri" w:hAnsi="Times New Roman" w:cs="Times New Roman"/>
+                <w:sz w:val="28"/>
+                <w:szCs w:val="28"/>
+              </w:rPr>
+              <w:t>Các chỉ tiêu thông tin đăng ký thuế</w:t>
+            </w:r>
+          </w:p>
+        </w:tc>
+      </w:tr>
+      <w:tr>
+        <w:tc>
+          <w:tcPr>
+            <w:tcW w:w="714" w:type="dxa"/>
+          </w:tcPr>
+          <w:p>
+            <w:pPr>
+              <w:spacing w:before="20" w:after="20" w:line="240" w:lineRule="auto"/>
+              <w:jc w:val="center"/>
+              <w:rPr>
+                <w:rFonts w:ascii="Times New Roman" w:eastAsia="Calibri" w:hAnsi="Times New Roman" w:cs="Times New Roman"/>
+                <w:sz w:val="28"/>
+                <w:szCs w:val="28"/>
+              </w:rPr>
+            </w:pPr>
+            <w:r>
+              <w:rPr>
+                <w:rFonts w:ascii="Times New Roman" w:eastAsia="Calibri" w:hAnsi="Times New Roman" w:cs="Times New Roman"/>
+                <w:sz w:val="28"/>
+                <w:szCs w:val="28"/>
+              </w:rPr>
+              <w:t>1</w:t>
+            </w:r>
+          </w:p>
+        </w:tc>
+        <w:tc>
+          <w:tcPr>
+            <w:tcW w:w="8387" w:type="dxa"/>
+          </w:tcPr>
+          <w:p>
+            <w:pPr>
+              <w:widowControl w:val="0"/>
+              <w:suppressAutoHyphens/>
+              <w:spacing w:before="20" w:after="20" w:line="240" w:lineRule="auto"/>
+              <w:jc w:val="both"/>
+              <w:rPr>
+                <w:rFonts w:ascii="Times New Roman" w:eastAsia="Times New Roman" w:hAnsi="Times New Roman" w:cs="Times New Roman"/>
+                <w:sz w:val="28"/>
+                <w:szCs w:val="28"/>
+                <w:lang w:eastAsia="zh-CN"/>
+              </w:rPr>
+            </w:pPr>
+            <w:r>
+              <w:rPr>
+                <w:rFonts w:ascii="Times New Roman" w:eastAsia="Times New Roman" w:hAnsi="Times New Roman" w:cs="Times New Roman"/>
+                <w:sz w:val="28"/>
+                <w:szCs w:val="28"/>
+                <w:lang w:eastAsia="zh-CN"/>
+              </w:rPr>
+              <w:t xml:space="preserve">Thông tin về Giám đốc/Tổng giám đốc </w:t>
+            </w:r>
+            <w:r>
+              <w:rPr>
+                <w:rFonts w:ascii="Times New Roman" w:eastAsia="Times New Roman" w:hAnsi="Times New Roman" w:cs="Times New Roman"/>
+                <w:i/>
+                <w:sz w:val="28"/>
+                <w:szCs w:val="28"/>
+                <w:lang w:eastAsia="zh-CN"/>
+              </w:rPr>
+              <w:t>(</w:t>
+            </w:r>
+            <w:r>
+              <w:rPr>
+                <w:rFonts w:ascii="Times New Roman" w:eastAsia="Times New Roman" w:hAnsi="Times New Roman" w:cs="Times New Roman"/>
+                <w:i/>
+                <w:iCs/>
+                <w:sz w:val="28"/>
+                <w:szCs w:val="28"/>
+                <w:lang w:eastAsia="zh-CN"/>
+              </w:rPr>
+              <w:t>nếu có</w:t>
+            </w:r>
+            <w:r>
+              <w:rPr>
+                <w:rFonts w:ascii="Times New Roman" w:eastAsia="Times New Roman" w:hAnsi="Times New Roman" w:cs="Times New Roman"/>
+                <w:i/>
+                <w:sz w:val="28"/>
+                <w:szCs w:val="28"/>
+                <w:lang w:eastAsia="zh-CN"/>
+              </w:rPr>
+              <w:t>)</w:t>
+            </w:r>
+            <w:r>
+              <w:rPr>
+                <w:rFonts w:ascii="Times New Roman" w:eastAsia="Times New Roman" w:hAnsi="Times New Roman" w:cs="Times New Roman"/>
+                <w:sz w:val="28"/>
+                <w:szCs w:val="28"/>
+                <w:lang w:eastAsia="zh-CN"/>
+              </w:rPr>
+              <w:t>:</w:t>
+            </w:r>
+          </w:p>
+          <w:p>
+            <w:pPr>
+              <w:widowControl w:val="0"/>
+              <w:suppressAutoHyphens/>
+              <w:spacing w:before="20" w:after="20" w:line="240" w:lineRule="auto"/>
+              <w:jc w:val="both"/>
+              <w:rPr>
+                <w:rFonts w:ascii="Times New Roman" w:eastAsia="Times New Roman" w:hAnsi="Times New Roman" w:cs="Times New Roman"/>
+                <w:sz w:val="28"/>
+                <w:szCs w:val="28"/>
+                <w:lang w:eastAsia="zh-CN"/>
+              </w:rPr>
+            </w:pPr>
+            <w:r>
+              <w:rPr>
+                <w:rFonts w:ascii="Times New Roman" w:eastAsia="Times New Roman" w:hAnsi="Times New Roman" w:cs="Times New Roman"/>
+                <w:sz w:val="28"/>
+                <w:szCs w:val="28"/>
+                <w:lang w:eastAsia="zh-CN"/>
+              </w:rPr>
+              <w:t>Họ, chữ đệm và tên Giám đốc/Tổng giám đốc:</w:t>
+            </w:r>
+            <w:r>
+              <w:t xml:space="preserve"> </w:t>
+            </w:r>
+            <w:r>
+              <w:rPr>
+                <w:rFonts w:ascii="Times New Roman" w:eastAsia="Times New Roman" w:hAnsi="Times New Roman" w:cs="Times New Roman"/>
+                <w:sz w:val="28"/>
+                <w:szCs w:val="28"/>
+                <w:lang w:eastAsia="zh-CN"/>
+              </w:rPr>
+              <w:t>NGUYỄN VĂN ĐỒNG</w:t>
+            </w:r>
+          </w:p>
+          <w:p>
+            <w:pPr>
+              <w:widowControl w:val="0"/>
+              <w:suppressAutoHyphens/>
+              <w:spacing w:before="20" w:after="20" w:line="240" w:lineRule="auto"/>
+              <w:jc w:val="both"/>
+              <w:rPr>
+                <w:rFonts w:ascii="Times New Roman" w:eastAsia="Times New Roman" w:hAnsi="Times New Roman" w:cs="Times New Roman"/>
+                <w:sz w:val="28"/>
+                <w:szCs w:val="28"/>
+              </w:rPr>
+            </w:pPr>
+            <w:r>
+              <w:rPr>
+                <w:rFonts w:ascii="Times New Roman" w:eastAsia="Times New Roman" w:hAnsi="Times New Roman" w:cs="Times New Roman"/>
+                <w:sz w:val="28"/>
+                <w:szCs w:val="28"/>
+              </w:rPr>
+              <w:t xml:space="preserve">Ngày, tháng, năm sinh: </w:t>
+            </w:r>
+            <w:r>
+              <w:rPr>
+                <w:rFonts w:ascii="Times New Roman" w:eastAsia="Times New Roman" w:hAnsi="Times New Roman" w:cs="Times New Roman"/>
+                <w:sz w:val="28"/>
+                <w:szCs w:val="28"/>
+              </w:rPr>
+              <w:t>05/05/1988</w:t>
+            </w:r>
+          </w:p>
+          <w:p>
+            <w:pPr>
+              <w:widowControl w:val="0"/>
+              <w:suppressAutoHyphens/>
+              <w:spacing w:before="20" w:after="20" w:line="240" w:lineRule="auto"/>
+              <w:jc w:val="both"/>
+              <w:rPr>
+                <w:rFonts w:ascii="Times New Roman" w:eastAsia="Times New Roman" w:hAnsi="Times New Roman" w:cs="Times New Roman"/>
+                <w:sz w:val="28"/>
+                <w:szCs w:val="28"/>
+                <w:lang w:eastAsia="zh-CN"/>
+              </w:rPr>
+            </w:pPr>
+            <w:r>
+              <w:rPr>
+                <w:rFonts w:ascii="Times New Roman" w:eastAsia="Times New Roman" w:hAnsi="Times New Roman" w:cs="Times New Roman"/>
+                <w:sz w:val="28"/>
+                <w:szCs w:val="28"/>
+              </w:rPr>
+              <w:t xml:space="preserve">Giới tính: </w:t>
+            </w:r>
+            <w:r>
+              <w:rPr>
+                <w:rFonts w:ascii="Times New Roman" w:eastAsia="Times New Roman" w:hAnsi="Times New Roman" w:cs="Times New Roman"/>
+                <w:sz w:val="28"/>
+                <w:szCs w:val="28"/>
+              </w:rPr>
+              <w:t>Nam</w:t>
+            </w:r>
+          </w:p>
+          <w:p>
+            <w:pPr>
+              <w:widowControl w:val="0"/>
+              <w:suppressAutoHyphens/>
+              <w:spacing w:before="20" w:after="20" w:line="240" w:lineRule="auto"/>
+              <w:jc w:val="both"/>
+              <w:rPr>
+                <w:rFonts w:ascii="Times New Roman" w:eastAsia="Times New Roman" w:hAnsi="Times New Roman" w:cs="Times New Roman"/>
+                <w:sz w:val="28"/>
+                <w:szCs w:val="28"/>
+                <w:lang w:eastAsia="zh-CN"/>
+              </w:rPr>
+            </w:pPr>
+            <w:r>
+              <w:rPr>
+                <w:rFonts w:ascii="Times New Roman" w:eastAsia="Times New Roman" w:hAnsi="Times New Roman" w:cs="Times New Roman"/>
+                <w:sz w:val="28"/>
+                <w:szCs w:val="28"/>
+                <w:lang w:eastAsia="zh-CN"/>
+              </w:rPr>
+              <w:t xml:space="preserve">Số định danh cá nhân: </w:t>
+            </w:r>
+            <w:r>
+              <w:rPr>
+                <w:rFonts w:ascii="Times New Roman" w:eastAsia="Times New Roman" w:hAnsi="Times New Roman" w:cs="Times New Roman"/>
+                <w:sz w:val="28"/>
+                <w:szCs w:val="28"/>
+                <w:lang w:eastAsia="zh-CN"/>
+              </w:rPr>
+              <w:t>036088024921</w:t>
+            </w:r>
+          </w:p>
+          <w:p>
+            <w:pPr>
+              <w:spacing w:before="20" w:after="20" w:line="240" w:lineRule="auto"/>
+              <w:rPr>
+                <w:rFonts w:ascii="Times New Roman" w:eastAsia="Calibri" w:hAnsi="Times New Roman" w:cs="Times New Roman"/>
+                <w:sz w:val="28"/>
+                <w:szCs w:val="28"/>
+              </w:rPr>
+            </w:pPr>
+            <w:r>
+              <w:rPr>
+                <w:rFonts w:ascii="Times New Roman" w:eastAsia="Times New Roman" w:hAnsi="Times New Roman" w:cs="Times New Roman"/>
+                <w:sz w:val="28"/>
+                <w:szCs w:val="28"/>
+                <w:lang w:eastAsia="zh-CN"/>
+              </w:rPr>
+              <w:t>Điện thoại:</w:t>
+            </w:r>
+            <w:r>
+              <w:t xml:space="preserve"> </w:t>
+            </w:r>
+            <w:r>
+              <w:rPr>
+                <w:rFonts w:ascii="Times New Roman" w:eastAsia="Times New Roman" w:hAnsi="Times New Roman" w:cs="Times New Roman"/>
+                <w:sz w:val="28"/>
+                <w:szCs w:val="28"/>
+                <w:lang w:eastAsia="zh-CN"/>
+              </w:rPr>
+              <w:t>0979533774</w:t>
+            </w:r>
+          </w:p>
+        </w:tc>
+      </w:tr>
+      <w:tr>
+        <w:tc>
+          <w:tcPr>
+            <w:tcW w:w="714" w:type="dxa"/>
+          </w:tcPr>
+          <w:p>
+            <w:pPr>
+              <w:spacing w:before="20" w:after="20" w:line="240" w:lineRule="auto"/>
+              <w:jc w:val="center"/>
+              <w:rPr>
+                <w:rFonts w:ascii="Times New Roman" w:eastAsia="Calibri" w:hAnsi="Times New Roman" w:cs="Times New Roman"/>
+                <w:sz w:val="28"/>
+                <w:szCs w:val="28"/>
+              </w:rPr>
+            </w:pPr>
+            <w:r>
+              <w:rPr>
+                <w:rFonts w:ascii="Times New Roman" w:eastAsia="Calibri" w:hAnsi="Times New Roman" w:cs="Times New Roman"/>
+                <w:sz w:val="28"/>
+                <w:szCs w:val="28"/>
+              </w:rPr>
+              <w:t>2</w:t>
+            </w:r>
+          </w:p>
+        </w:tc>
+        <w:tc>
+          <w:tcPr>
+            <w:tcW w:w="8387" w:type="dxa"/>
+          </w:tcPr>
+          <w:p>
+            <w:pPr>
+              <w:spacing w:before="20" w:after="20" w:line="240" w:lineRule="auto"/>
+              <w:jc w:val="both"/>
+              <w:rPr>
+                <w:rFonts w:ascii="Times New Roman" w:eastAsia="Calibri" w:hAnsi="Times New Roman" w:cs="Times New Roman"/>
+                <w:sz w:val="28"/>
+                <w:szCs w:val="28"/>
+              </w:rPr>
+            </w:pPr>
+            <w:r>
+              <w:rPr>
+                <w:rFonts w:ascii="Times New Roman" w:eastAsia="Calibri" w:hAnsi="Times New Roman" w:cs="Times New Roman"/>
+                <w:sz w:val="28"/>
+                <w:szCs w:val="28"/>
+              </w:rPr>
+              <w:t>Thông tin về Kế toán trưởng/Phụ trách kế toán (</w:t>
+            </w:r>
+            <w:r>
+              <w:rPr>
+                <w:rFonts w:ascii="Times New Roman" w:eastAsia="Calibri" w:hAnsi="Times New Roman" w:cs="Times New Roman"/>
+                <w:i/>
+                <w:iCs/>
+                <w:sz w:val="28"/>
+                <w:szCs w:val="28"/>
+              </w:rPr>
+              <w:t>nếu có</w:t>
+            </w:r>
+            <w:r>
+              <w:rPr>
+                <w:rFonts w:ascii="Times New Roman" w:eastAsia="Calibri" w:hAnsi="Times New Roman" w:cs="Times New Roman"/>
+                <w:sz w:val="28"/>
+                <w:szCs w:val="28"/>
+              </w:rPr>
+              <w:t>)</w:t>
+            </w:r>
+            <w:r>
+              <w:rPr>
+                <w:rFonts w:ascii="Times New Roman" w:eastAsia="Calibri" w:hAnsi="Times New Roman" w:cs="Times New Roman"/>
+                <w:sz w:val="28"/>
+                <w:szCs w:val="28"/>
+                <w:vertAlign w:val="superscript"/>
+              </w:rPr>
+              <w:footnoteReference w:customMarkFollows="1" w:id="3"/>
+              <w:t>1</w:t>
+            </w:r>
+            <w:r>
+              <w:rPr>
+                <w:rFonts w:ascii="Times New Roman" w:eastAsia="Calibri" w:hAnsi="Times New Roman" w:cs="Times New Roman"/>
+                <w:sz w:val="28"/>
+                <w:szCs w:val="28"/>
+              </w:rPr>
+              <w:t>:</w:t>
+            </w:r>
+          </w:p>
+          <w:p>
+            <w:pPr>
+              <w:widowControl w:val="0"/>
+              <w:suppressAutoHyphens/>
+              <w:spacing w:before="20" w:after="20" w:line="240" w:lineRule="auto"/>
+              <w:jc w:val="both"/>
+              <w:rPr>
+                <w:rFonts w:ascii="Times New Roman" w:eastAsia="Times New Roman" w:hAnsi="Times New Roman" w:cs="Times New Roman"/>
+                <w:sz w:val="28"/>
+                <w:szCs w:val="28"/>
+                <w:lang w:eastAsia="zh-CN"/>
+              </w:rPr>
+            </w:pPr>
+            <w:r>
+              <w:rPr>
+                <w:rFonts w:ascii="Times New Roman" w:eastAsia="Times New Roman" w:hAnsi="Times New Roman" w:cs="Times New Roman"/>
+                <w:sz w:val="28"/>
+                <w:szCs w:val="28"/>
+                <w:lang w:eastAsia="zh-CN"/>
+              </w:rPr>
+              <w:t>Họ, chữ đệm và tên Kế toán trưởng/Phụ trách kế toán:................................</w:t>
+            </w:r>
+          </w:p>
+          <w:p>
+            <w:pPr>
+              <w:widowControl w:val="0"/>
+              <w:suppressAutoHyphens/>
+              <w:spacing w:before="20" w:after="20" w:line="240" w:lineRule="auto"/>
+              <w:jc w:val="both"/>
+              <w:rPr>
+                <w:rFonts w:ascii="Times New Roman" w:eastAsia="Times New Roman" w:hAnsi="Times New Roman" w:cs="Times New Roman"/>
+                <w:sz w:val="28"/>
+                <w:szCs w:val="28"/>
+              </w:rPr>
+            </w:pPr>
+            <w:r>
+              <w:rPr>
+                <w:rFonts w:ascii="Times New Roman" w:eastAsia="Times New Roman" w:hAnsi="Times New Roman" w:cs="Times New Roman"/>
+                <w:sz w:val="28"/>
+                <w:szCs w:val="28"/>
+              </w:rPr>
+              <w:t>Ngày, tháng, năm sinh: ……/……/……</w:t>
+            </w:r>
+          </w:p>
+          <w:p>
+            <w:pPr>
+              <w:widowControl w:val="0"/>
+              <w:suppressAutoHyphens/>
+              <w:spacing w:before="20" w:after="20" w:line="240" w:lineRule="auto"/>
+              <w:jc w:val="both"/>
+              <w:rPr>
+                <w:rFonts w:ascii="Times New Roman" w:eastAsia="Times New Roman" w:hAnsi="Times New Roman" w:cs="Times New Roman"/>
+                <w:sz w:val="28"/>
+                <w:szCs w:val="28"/>
+                <w:lang w:eastAsia="zh-CN"/>
+              </w:rPr>
+            </w:pPr>
+            <w:r>
+              <w:rPr>
+                <w:rFonts w:ascii="Times New Roman" w:eastAsia="Times New Roman" w:hAnsi="Times New Roman" w:cs="Times New Roman"/>
+                <w:sz w:val="28"/>
+                <w:szCs w:val="28"/>
+              </w:rPr>
+              <w:t>Giới tính: ………………</w:t>
+            </w:r>
+          </w:p>
+          <w:p>
+            <w:pPr>
+              <w:widowControl w:val="0"/>
+              <w:suppressAutoHyphens/>
+              <w:spacing w:before="20" w:after="20" w:line="240" w:lineRule="auto"/>
+              <w:jc w:val="both"/>
+              <w:rPr>
+                <w:rFonts w:ascii="Times New Roman" w:eastAsia="Times New Roman" w:hAnsi="Times New Roman" w:cs="Times New Roman"/>
+                <w:sz w:val="28"/>
+                <w:szCs w:val="28"/>
+                <w:lang w:eastAsia="zh-CN"/>
+              </w:rPr>
+            </w:pPr>
+            <w:r>
+              <w:rPr>
+                <w:rFonts w:ascii="Times New Roman" w:eastAsia="Times New Roman" w:hAnsi="Times New Roman" w:cs="Times New Roman"/>
+                <w:sz w:val="28"/>
+                <w:szCs w:val="28"/>
+                <w:lang w:eastAsia="zh-CN"/>
+              </w:rPr>
+              <w:t>Số định danh cá nhân: .................................................................................</w:t>
+            </w:r>
+          </w:p>
+          <w:p>
+            <w:pPr>
+              <w:spacing w:before="20" w:after="20" w:line="240" w:lineRule="auto"/>
+              <w:jc w:val="both"/>
+              <w:rPr>
+                <w:rFonts w:ascii="Times New Roman" w:eastAsia="Calibri" w:hAnsi="Times New Roman" w:cs="Times New Roman"/>
+                <w:sz w:val="28"/>
+                <w:szCs w:val="28"/>
+              </w:rPr>
+            </w:pPr>
+            <w:r>
+              <w:rPr>
+                <w:rFonts w:ascii="Times New Roman" w:eastAsia="Times New Roman" w:hAnsi="Times New Roman" w:cs="Times New Roman"/>
+                <w:sz w:val="28"/>
+                <w:szCs w:val="28"/>
+                <w:lang w:eastAsia="zh-CN"/>
+              </w:rPr>
+              <w:t>Điện thoại:...................................................................................................</w:t>
+            </w:r>
+          </w:p>
+        </w:tc>
+      </w:tr>
+      <w:tr>
+        <w:tc>
+          <w:tcPr>
+            <w:tcW w:w="714" w:type="dxa"/>
+          </w:tcPr>
+          <w:p>
+            <w:pPr>
+              <w:spacing w:before="20" w:after="20" w:line="240" w:lineRule="auto"/>
+              <w:jc w:val="center"/>
+              <w:rPr>
+                <w:rFonts w:ascii="Times New Roman" w:eastAsia="Calibri" w:hAnsi="Times New Roman" w:cs="Times New Roman"/>
+                <w:sz w:val="28"/>
+                <w:szCs w:val="28"/>
+              </w:rPr>
+            </w:pPr>
+            <w:r>
+              <w:rPr>
+                <w:rFonts w:ascii="Times New Roman" w:eastAsia="Calibri" w:hAnsi="Times New Roman" w:cs="Times New Roman"/>
+                <w:sz w:val="28"/>
+                <w:szCs w:val="28"/>
+              </w:rPr>
+              <w:t>3</w:t>
+            </w:r>
+          </w:p>
+        </w:tc>
+        <w:tc>
+          <w:tcPr>
+            <w:tcW w:w="8387" w:type="dxa"/>
+          </w:tcPr>
+          <w:p>
+            <w:pPr>
+              <w:spacing w:before="20" w:after="20" w:line="240" w:lineRule="auto"/>
+              <w:rPr>
+                <w:rFonts w:ascii="Times New Roman" w:eastAsia="Calibri" w:hAnsi="Times New Roman" w:cs="Times New Roman"/>
+                <w:sz w:val="28"/>
+                <w:szCs w:val="28"/>
+              </w:rPr>
+            </w:pPr>
+            <w:r>
+              <w:rPr>
+                <w:rFonts w:ascii="Times New Roman" w:eastAsia="Calibri" w:hAnsi="Times New Roman" w:cs="Times New Roman"/>
+                <w:sz w:val="28"/>
+                <w:szCs w:val="28"/>
+              </w:rPr>
+              <w:t>Địa chỉ nhận thông báo thuế:</w:t>
+            </w:r>
+          </w:p>
+          <w:p>
+            <w:pPr>
+              <w:spacing w:before="20" w:after="20" w:line="240" w:lineRule="auto"/>
+              <w:rPr>
+                <w:rFonts w:ascii="Times New Roman" w:eastAsia="Calibri" w:hAnsi="Times New Roman" w:cs="Times New Roman"/>
+                <w:sz w:val="28"/>
+                <w:szCs w:val="28"/>
+              </w:rPr>
+            </w:pPr>
+            <w:r>
+              <w:rPr>
+                <w:rFonts w:ascii="Times New Roman" w:eastAsia="Calibri" w:hAnsi="Times New Roman" w:cs="Times New Roman"/>
+                <w:spacing w:val="-8"/>
+                <w:sz w:val="28"/>
+                <w:szCs w:val="28"/>
+              </w:rPr>
+              <w:t>Số nhà/phòng, ngách/hẻm, ngõ/kiệt, đường/phố/đại lộ, tổ/xóm/ấp/thôn</w:t>
+            </w:r>
+            <w:r>
+              <w:rPr>
+                <w:rFonts w:ascii="Times New Roman" w:eastAsia="Calibri" w:hAnsi="Times New Roman" w:cs="Times New Roman"/>
+                <w:sz w:val="28"/>
+                <w:szCs w:val="28"/>
+              </w:rPr>
+              <w:t xml:space="preserve">: </w:t>
+            </w:r>
+            <w:r>
+              <w:rPr>
+                <w:rFonts w:ascii="Times New Roman" w:eastAsia="Calibri" w:hAnsi="Times New Roman" w:cs="Times New Roman"/>
+                <w:sz w:val="28"/>
+                <w:szCs w:val="28"/>
+              </w:rPr>
+              <w:t>Số Ô31-Lô NP4, Đường D17, Khu Tái Định Cư Đại Học Quốc Gia TP. HCM , Khu Phố Châu Thới</w:t>
+            </w:r>
+          </w:p>
+          <w:p>
+            <w:pPr>
+              <w:spacing w:before="20" w:after="20" w:line="240" w:lineRule="auto"/>
+              <w:rPr>
+                <w:rFonts w:ascii="Times New Roman" w:eastAsia="Calibri" w:hAnsi="Times New Roman" w:cs="Times New Roman"/>
+                <w:sz w:val="28"/>
+                <w:szCs w:val="28"/>
+              </w:rPr>
+            </w:pPr>
+            <w:r>
+              <w:rPr>
+                <w:rFonts w:ascii="Times New Roman" w:eastAsia="Calibri" w:hAnsi="Times New Roman" w:cs="Times New Roman"/>
+                <w:sz w:val="28"/>
+                <w:szCs w:val="28"/>
+              </w:rPr>
+              <w:t xml:space="preserve">Xã/Phường/Đặc khu: </w:t>
+            </w:r>
+            <w:r>
+              <w:rPr>
+                <w:rFonts w:ascii="Times New Roman" w:eastAsia="Calibri" w:hAnsi="Times New Roman" w:cs="Times New Roman"/>
+                <w:sz w:val="28"/>
+                <w:szCs w:val="28"/>
+              </w:rPr>
+              <w:t>Phường Đông Hòa</w:t>
+            </w:r>
+          </w:p>
+          <w:p>
+            <w:pPr>
+              <w:spacing w:before="20" w:after="20" w:line="240" w:lineRule="auto"/>
+              <w:rPr>
+                <w:rFonts w:ascii="Times New Roman" w:eastAsia="Calibri" w:hAnsi="Times New Roman" w:cs="Times New Roman"/>
+                <w:sz w:val="28"/>
+                <w:szCs w:val="28"/>
+              </w:rPr>
+            </w:pPr>
+            <w:r>
+              <w:rPr>
+                <w:rFonts w:ascii="Times New Roman" w:eastAsia="Calibri" w:hAnsi="Times New Roman" w:cs="Times New Roman"/>
+                <w:sz w:val="28"/>
+                <w:szCs w:val="28"/>
+              </w:rPr>
+              <w:t xml:space="preserve">Tỉnh/Thành phố trực thuộc trung ương: </w:t>
+            </w:r>
+            <w:r>
+              <w:rPr>
+                <w:rFonts w:ascii="Times New Roman" w:hAnsi="Times New Roman" w:cs="Times New Roman"/>
+                <w:color w:val="000000"/>
+                <w:sz w:val="26"/>
+                <w:szCs w:val="26"/>
+                <w:lang w:eastAsia="zh-CN"/>
+              </w:rPr>
+              <w:t>T</w:t>
+            </w:r>
+            <w:r>
+              <w:rPr>
+                <w:rFonts w:ascii="Times New Roman" w:hAnsi="Times New Roman" w:cs="Times New Roman"/>
+                <w:color w:val="000000"/>
+                <w:sz w:val="26"/>
+                <w:szCs w:val="26"/>
+                <w:lang w:eastAsia="zh-CN"/>
+              </w:rPr>
+              <w:t>hành phố</w:t>
+            </w:r>
+            <w:r>
+              <w:rPr>
+                <w:rFonts w:ascii="Times New Roman" w:hAnsi="Times New Roman" w:cs="Times New Roman"/>
+                <w:color w:val="000000"/>
+                <w:sz w:val="26"/>
+                <w:szCs w:val="26"/>
+                <w:lang w:eastAsia="zh-CN"/>
+              </w:rPr>
+              <w:t xml:space="preserve"> Hồ Chí Minh</w:t>
+            </w:r>
+          </w:p>
+          <w:p>
+            <w:pPr>
+              <w:tabs>
+                <w:tab w:val="center" w:pos="4680"/>
+                <w:tab w:val="right" w:pos="9360"/>
+              </w:tabs>
+              <w:suppressAutoHyphens/>
+              <w:spacing w:before="20" w:after="20" w:line="240" w:lineRule="auto"/>
+              <w:jc w:val="both"/>
+              <w:rPr>
+                <w:rFonts w:ascii="Times New Roman" w:eastAsia="Times New Roman" w:hAnsi="Times New Roman" w:cs="Times New Roman"/>
+                <w:sz w:val="28"/>
+                <w:szCs w:val="28"/>
+                <w:lang w:eastAsia="zh-CN"/>
+              </w:rPr>
+            </w:pPr>
+            <w:r>
+              <w:rPr>
+                <w:rFonts w:ascii="Times New Roman" w:eastAsia="Times New Roman" w:hAnsi="Times New Roman" w:cs="Times New Roman"/>
+                <w:sz w:val="28"/>
+                <w:szCs w:val="28"/>
+                <w:lang w:eastAsia="zh-CN"/>
+              </w:rPr>
+              <w:t>Điện thoại (</w:t>
+            </w:r>
+            <w:r>
+              <w:rPr>
+                <w:rFonts w:ascii="Times New Roman" w:eastAsia="Times New Roman" w:hAnsi="Times New Roman" w:cs="Times New Roman"/>
+                <w:i/>
+                <w:sz w:val="28"/>
+                <w:szCs w:val="28"/>
+                <w:lang w:eastAsia="zh-CN"/>
+              </w:rPr>
+              <w:t>nếu có</w:t>
+            </w:r>
+            <w:r>
+              <w:rPr>
+                <w:rFonts w:ascii="Times New Roman" w:eastAsia="Times New Roman" w:hAnsi="Times New Roman" w:cs="Times New Roman"/>
+                <w:sz w:val="28"/>
+                <w:szCs w:val="28"/>
+                <w:lang w:eastAsia="zh-CN"/>
+              </w:rPr>
+              <w:t xml:space="preserve">): </w:t>
+            </w:r>
+            <w:r>
+              <w:rPr>
+                <w:rFonts w:ascii="Times New Roman" w:eastAsia="Times New Roman" w:hAnsi="Times New Roman" w:cs="Times New Roman"/>
+                <w:sz w:val="28"/>
+                <w:szCs w:val="28"/>
+                <w:lang w:eastAsia="zh-CN"/>
+              </w:rPr>
+              <w:t xml:space="preserve">0979533774 </w:t>
+            </w:r>
+            <w:r>
+              <w:rPr>
+                <w:rFonts w:ascii="Times New Roman" w:eastAsia="Times New Roman" w:hAnsi="Times New Roman" w:cs="Times New Roman"/>
+                <w:sz w:val="28"/>
+                <w:szCs w:val="28"/>
+                <w:lang w:eastAsia="zh-CN"/>
+              </w:rPr>
+              <w:t>Số fax (</w:t>
+            </w:r>
+            <w:r>
+              <w:rPr>
+                <w:rFonts w:ascii="Times New Roman" w:eastAsia="Times New Roman" w:hAnsi="Times New Roman" w:cs="Times New Roman"/>
+                <w:i/>
+                <w:sz w:val="28"/>
+                <w:szCs w:val="28"/>
+                <w:lang w:eastAsia="zh-CN"/>
+              </w:rPr>
+              <w:t>nếu có</w:t>
+            </w:r>
+            <w:r>
+              <w:rPr>
+                <w:rFonts w:ascii="Times New Roman" w:eastAsia="Times New Roman" w:hAnsi="Times New Roman" w:cs="Times New Roman"/>
+                <w:sz w:val="28"/>
+                <w:szCs w:val="28"/>
+                <w:lang w:eastAsia="zh-CN"/>
+              </w:rPr>
+              <w:t>):………………..</w:t>
+            </w:r>
+          </w:p>
+          <w:p>
+            <w:pPr>
+              <w:spacing w:before="20" w:after="20" w:line="240" w:lineRule="auto"/>
+              <w:rPr>
+                <w:rFonts w:ascii="Times New Roman" w:eastAsia="Calibri" w:hAnsi="Times New Roman" w:cs="Times New Roman"/>
+                <w:sz w:val="28"/>
+                <w:szCs w:val="28"/>
+              </w:rPr>
+            </w:pPr>
+            <w:r>
+              <w:rPr>
+                <w:rFonts w:ascii="Times New Roman" w:eastAsia="Times New Roman" w:hAnsi="Times New Roman" w:cs="Times New Roman"/>
+                <w:sz w:val="28"/>
+                <w:szCs w:val="28"/>
+                <w:lang w:eastAsia="zh-CN"/>
+              </w:rPr>
+              <w:t>Thư điện tử (</w:t>
+            </w:r>
+            <w:r>
+              <w:rPr>
+                <w:rFonts w:ascii="Times New Roman" w:eastAsia="Times New Roman" w:hAnsi="Times New Roman" w:cs="Times New Roman"/>
+                <w:i/>
+                <w:sz w:val="28"/>
+                <w:szCs w:val="28"/>
+                <w:lang w:eastAsia="zh-CN"/>
+              </w:rPr>
+              <w:t>nếu có</w:t>
+            </w:r>
+            <w:r>
+              <w:rPr>
+                <w:rFonts w:ascii="Times New Roman" w:eastAsia="Times New Roman" w:hAnsi="Times New Roman" w:cs="Times New Roman"/>
+                <w:sz w:val="28"/>
+                <w:szCs w:val="28"/>
+                <w:lang w:eastAsia="zh-CN"/>
+              </w:rPr>
+              <w:t>):</w:t>
+            </w:r>
+            <w:r>
+              <w:t xml:space="preserve"> </w:t>
+            </w:r>
+            <w:r>
+              <w:rPr>
+                <w:rFonts w:ascii="Times New Roman" w:eastAsia="Times New Roman" w:hAnsi="Times New Roman" w:cs="Times New Roman"/>
+                <w:sz w:val="28"/>
+                <w:szCs w:val="28"/>
+                <w:lang w:eastAsia="zh-CN"/>
+              </w:rPr>
+              <w:t>myphu68@gmail.com</w:t>
+            </w:r>
+          </w:p>
+        </w:tc>
+      </w:tr>
+      <w:tr>
+        <w:tc>
+          <w:tcPr>
+            <w:tcW w:w="714" w:type="dxa"/>
+          </w:tcPr>
+          <w:p>
+            <w:pPr>
+              <w:spacing w:before="20" w:after="20" w:line="240" w:lineRule="auto"/>
+              <w:jc w:val="center"/>
+              <w:rPr>
+                <w:rFonts w:ascii="Times New Roman" w:eastAsia="Times New Roman" w:hAnsi="Times New Roman" w:cs="Times New Roman"/>
+                <w:sz w:val="28"/>
+                <w:szCs w:val="28"/>
+                <w:vertAlign w:val="superscript"/>
+                <w:lang w:eastAsia="zh-CN"/>
+              </w:rPr>
+            </w:pPr>
+            <w:r>
+              <w:rPr>
+                <w:rFonts w:ascii="Times New Roman" w:eastAsia="Calibri" w:hAnsi="Times New Roman" w:cs="Times New Roman"/>
+                <w:sz w:val="28"/>
+                <w:szCs w:val="28"/>
+              </w:rPr>
+              <w:t>4</w:t>
+            </w:r>
+          </w:p>
+        </w:tc>
+        <w:tc>
+          <w:tcPr>
+            <w:tcW w:w="8387" w:type="dxa"/>
+            <w:vAlign w:val="center"/>
+          </w:tcPr>
+          <w:p>
+            <w:pPr>
+              <w:spacing w:before="20" w:after="20" w:line="240" w:lineRule="auto"/>
+              <w:rPr>
+                <w:rFonts w:ascii="Times New Roman" w:eastAsia="Calibri" w:hAnsi="Times New Roman" w:cs="Times New Roman"/>
+                <w:sz w:val="28"/>
+                <w:szCs w:val="28"/>
+              </w:rPr>
+            </w:pPr>
+            <w:r>
+              <w:rPr>
+                <w:rFonts w:ascii="Times New Roman" w:eastAsia="Times New Roman" w:hAnsi="Times New Roman" w:cs="Times New Roman"/>
+                <w:sz w:val="28"/>
+                <w:szCs w:val="28"/>
+                <w:lang w:eastAsia="zh-CN"/>
+              </w:rPr>
+              <w:t>Ngày bắt đầu hoạt động</w:t>
+            </w:r>
+            <w:r>
+              <w:rPr>
+                <w:rFonts w:ascii="Times New Roman" w:eastAsia="Times New Roman" w:hAnsi="Times New Roman" w:cs="Times New Roman"/>
+                <w:sz w:val="28"/>
+                <w:szCs w:val="28"/>
+                <w:vertAlign w:val="superscript"/>
+                <w:lang w:eastAsia="zh-CN"/>
+              </w:rPr>
+              <w:footnoteReference w:customMarkFollows="1" w:id="4"/>
+              <w:t>2</w:t>
+            </w:r>
+            <w:r>
+              <w:rPr>
+                <w:rFonts w:ascii="Times New Roman" w:eastAsia="Times New Roman" w:hAnsi="Times New Roman" w:cs="Times New Roman"/>
+                <w:sz w:val="28"/>
+                <w:szCs w:val="28"/>
+                <w:lang w:eastAsia="zh-CN"/>
+              </w:rPr>
+              <w:t xml:space="preserve">: </w:t>
+            </w:r>
+            <w:r>
+              <w:rPr>
+                <w:rFonts w:ascii="Times New Roman" w:eastAsia="Times New Roman" w:hAnsi="Times New Roman" w:cs="Times New Roman"/>
+                <w:sz w:val="28"/>
+                <w:szCs w:val="28"/>
+                <w:lang w:eastAsia="zh-CN"/>
+              </w:rPr>
+              <w:t>03/08/2018</w:t>
+            </w:r>
+          </w:p>
+        </w:tc>
+      </w:tr>
+      <w:tr>
+        <w:tc>
+          <w:tcPr>
+            <w:tcW w:w="714" w:type="dxa"/>
+          </w:tcPr>
+          <w:p>
+            <w:pPr>
+              <w:spacing w:before="20" w:after="20" w:line="240" w:lineRule="auto"/>
+              <w:jc w:val="center"/>
+              <w:rPr>
+                <w:rFonts w:ascii="Times New Roman" w:eastAsia="Calibri" w:hAnsi="Times New Roman" w:cs="Times New Roman"/>
+                <w:sz w:val="28"/>
+                <w:szCs w:val="28"/>
+              </w:rPr>
+            </w:pPr>
+            <w:r>
+              <w:rPr>
+                <w:rFonts w:ascii="Times New Roman" w:eastAsia="Calibri" w:hAnsi="Times New Roman" w:cs="Times New Roman"/>
+                <w:sz w:val="28"/>
+                <w:szCs w:val="28"/>
+              </w:rPr>
+              <w:t>5</w:t>
+            </w:r>
+          </w:p>
+        </w:tc>
+        <w:tc>
+          <w:tcPr>
+            <w:tcW w:w="8387" w:type="dxa"/>
+            <w:vAlign w:val="center"/>
+          </w:tcPr>
+          <w:p>
+            <w:pPr>
+              <w:suppressAutoHyphens/>
+              <w:spacing w:before="20" w:after="20" w:line="240" w:lineRule="auto"/>
+              <w:jc w:val="both"/>
+              <w:rPr>
+                <w:rFonts w:ascii="Times New Roman" w:eastAsia="Times New Roman" w:hAnsi="Times New Roman" w:cs="Times New Roman"/>
+                <w:sz w:val="28"/>
+                <w:szCs w:val="28"/>
+                <w:lang w:eastAsia="zh-CN"/>
+              </w:rPr>
+            </w:pPr>
+            <w:r>
+              <w:rPr>
+                <w:rFonts w:ascii="Times New Roman" w:eastAsia="Times New Roman" w:hAnsi="Times New Roman" w:cs="Times New Roman"/>
+                <w:sz w:val="28"/>
+                <w:szCs w:val="28"/>
+                <w:lang w:eastAsia="zh-CN"/>
+              </w:rPr>
+              <w:t>Hình thức hạch toán (</w:t>
+            </w:r>
+            <w:r>
+              <w:rPr>
+                <w:rFonts w:ascii="Times New Roman" w:eastAsia="Times New Roman" w:hAnsi="Times New Roman" w:cs="Times New Roman"/>
+                <w:i/>
+                <w:iCs/>
+                <w:sz w:val="28"/>
+                <w:szCs w:val="28"/>
+                <w:lang w:eastAsia="zh-CN"/>
+              </w:rPr>
+              <w:t>Đánh dấu X vào một trong hai ô “Hạch toán độc lập” hoặc “Hạch toán phụ thuộc”. Trường hợp chọn ô “Hạch toán độc lập” mà thuộc đối tượng phải lập và gửi báo cáo tài chính hợp nhất cho cơ quan có thẩm quyền theo quy định thì chọn thêm ô “Có báo cáo tài chính hợp nhất”</w:t>
+            </w:r>
+            <w:r>
+              <w:rPr>
+                <w:rFonts w:ascii="Times New Roman" w:eastAsia="Times New Roman" w:hAnsi="Times New Roman" w:cs="Times New Roman"/>
+                <w:sz w:val="28"/>
+                <w:szCs w:val="28"/>
+                <w:lang w:eastAsia="zh-CN"/>
+              </w:rPr>
+              <w:t xml:space="preserve">): </w:t>
+            </w:r>
+          </w:p>
+          <w:tbl>
+            <w:tblPr>
+              <w:tblW w:w="7341" w:type="dxa"/>
+              <w:tblInd w:w="179" w:type="dxa"/>
+              <w:tblLook w:val="0000" w:firstRow="0" w:lastRow="0" w:firstColumn="0" w:lastColumn="0" w:noHBand="0" w:noVBand="0"/>
+            </w:tblPr>
+            <w:tblGrid>
+              <w:gridCol w:w="2583"/>
+              <w:gridCol w:w="567"/>
+              <w:gridCol w:w="393"/>
+              <w:gridCol w:w="3798"/>
+            </w:tblGrid>
+            <w:tr>
+              <w:tc>
+                <w:tcPr>
+                  <w:tcW w:w="2583" w:type="dxa"/>
+                  <w:shd w:val="clear" w:color="auto" w:fill="auto"/>
+                </w:tcPr>
+                <w:p>
+                  <w:pPr>
+                    <w:suppressAutoHyphens/>
+                    <w:spacing w:before="20" w:after="20" w:line="240" w:lineRule="auto"/>
+                    <w:jc w:val="both"/>
+                    <w:rPr>
+                      <w:rFonts w:ascii="Times New Roman" w:eastAsia="Times New Roman" w:hAnsi="Times New Roman" w:cs="Times New Roman"/>
+                      <w:sz w:val="28"/>
+                      <w:szCs w:val="28"/>
+                      <w:lang w:eastAsia="zh-CN"/>
+                    </w:rPr>
+                  </w:pPr>
+                  <w:r>
+                    <w:rPr>
+                      <w:rFonts w:ascii="Times New Roman" w:eastAsia="Times New Roman" w:hAnsi="Times New Roman" w:cs="Times New Roman"/>
+                      <w:sz w:val="28"/>
+                      <w:szCs w:val="28"/>
+                      <w:lang w:eastAsia="zh-CN"/>
+                    </w:rPr>
+                    <w:t>Hạch toán độc lập</w:t>
+                  </w:r>
+                </w:p>
+              </w:tc>
+              <w:tc>
+                <w:tcPr>
+                  <w:tcW w:w="567" w:type="dxa"/>
+                  <w:shd w:val="clear" w:color="auto" w:fill="auto"/>
+                </w:tcPr>
+                <w:p>
+                  <w:pPr>
+                    <w:suppressAutoHyphens/>
+                    <w:snapToGrid w:val="0"/>
+                    <w:spacing w:before="20" w:after="20" w:line="240" w:lineRule="auto"/>
+                    <w:jc w:val="both"/>
+                    <w:rPr>
+                      <w:rFonts w:ascii="Times New Roman" w:eastAsia="Times New Roman" w:hAnsi="Times New Roman" w:cs="Times New Roman"/>
+                      <w:sz w:val="28"/>
+                      <w:szCs w:val="28"/>
+                    </w:rPr>
+                  </w:pPr>
+                  <w:r>
+                    <w:rPr>
+                      <w:rFonts w:ascii="Times New Roman" w:eastAsia="Calibri" w:hAnsi="Times New Roman" w:cs="Times New Roman"/>
+                      <w:noProof/>
+                      <w:sz w:val="20"/>
+                      <w:szCs w:val="20"/>
+                    </w:rPr>
+                    <mc:AlternateContent>
+                      <mc:Choice Requires="wps">
+                        <w:drawing>
+                          <wp:anchor distT="0" distB="0" distL="114300" distR="114300" simplePos="0" relativeHeight="251694080" behindDoc="0" locked="0" layoutInCell="1" allowOverlap="1" wp14:anchorId="18D75BAE" wp14:editId="0AF7FED9">
+                            <wp:simplePos x="0" y="0"/>
+                            <wp:positionH relativeFrom="margin">
+                              <wp:align>center</wp:align>
+                            </wp:positionH>
+                            <wp:positionV relativeFrom="paragraph">
+                              <wp:posOffset>5715</wp:posOffset>
+                            </wp:positionV>
+                            <wp:extent cx="288925" cy="235585"/>
+                            <wp:effectExtent l="0" t="0" r="15875" b="12065"/>
+                            <wp:wrapNone/>
+                            <wp:docPr id="500946973" name="Rectangle 34"/>
+                            <wp:cNvGraphicFramePr>
+                              <a:graphicFrameLocks xmlns:a="http://schemas.openxmlformats.org/drawingml/2006/main"/>
+                            </wp:cNvGraphicFramePr>
+                            <a:graphic xmlns:a="http://schemas.openxmlformats.org/drawingml/2006/main">
+                              <a:graphicData uri="http://schemas.microsoft.com/office/word/2010/wordprocessingShape">
+                                <wps:wsp>
+                                  <wps:cNvSpPr>
+                                    <a:spLocks noChangeArrowheads="1"/>
+                                  </wps:cNvSpPr>
+                                  <wps:spPr bwMode="auto">
+                                    <a:xfrm>
+                                      <a:off x="0" y="0"/>
+                                      <a:ext cx="288925" cy="235585"/>
+                                    </a:xfrm>
+                                    <a:prstGeom prst="rect">
+                                      <a:avLst/>
+                                    </a:prstGeom>
+                                    <a:solidFill>
+                                      <a:srgbClr val="FFFFFF"/>
+                                    </a:solidFill>
+                                    <a:ln w="9360" cap="sq">
+                                      <a:solidFill>
+                                        <a:srgbClr val="000000"/>
+                                      </a:solidFill>
+                                      <a:miter lim="800000"/>
+                                      <a:headEnd/>
+                                      <a:tailEnd/>
+                                    </a:ln>
+                                  </wps:spPr>
+                                  <wps:txbx>
+                                    <w:txbxContent>
+                                      <w:p>
+                                        <w:pPr>
+                                          <w:jc w:val="center"/>
+                                        </w:pPr>
+                                        <w:r>
+                                          <w:t>x</w:t>
+                                        </w:r>
+                                      </w:p>
+                                    </w:txbxContent>
+                                  </wps:txbx>
+                                  <wps:bodyPr rot="0" vert="horz" wrap="none" lIns="91440" tIns="45720" rIns="91440" bIns="45720" anchor="ctr" anchorCtr="0" upright="1">
+                                    <a:noAutofit/>
+                                  </wps:bodyPr>
+                                </wps:wsp>
+                              </a:graphicData>
+                            </a:graphic>
+                            <wp14:sizeRelH relativeFrom="page">
+                              <wp14:pctWidth>0</wp14:pctWidth>
+                            </wp14:sizeRelH>
+                            <wp14:sizeRelV relativeFrom="page">
+                              <wp14:pctHeight>0</wp14:pctHeight>
+                            </wp14:sizeRelV>
+                          </wp:anchor>
+                        </w:drawing>
+                      </mc:Choice>
+                      <mc:Fallback>
+                        <w:pict>
+                          <v:rect w14:anchorId="18D75BAE" id="Rectangle 34" o:spid="_x0000_s1034" style="position:absolute;left:0;text-align:left;margin-left:0;margin-top:.45pt;width:22.75pt;height:18.55pt;z-index:251694080;visibility:visible;mso-wrap-style:none;mso-width-percent:0;mso-height-percent:0;mso-wrap-distance-left:9pt;mso-wrap-distance-top:0;mso-wrap-distance-right:9pt;mso-wrap-distance-bottom:0;mso-position-horizontal:center;mso-position-horizontal-relative:margin;mso-position-vertical:absolute;mso-position-vertical-relative:text;mso-width-percent:0;mso-height-percent:0;mso-width-relative:page;mso-height-relative:page;v-text-anchor:middle" o:gfxdata="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" strokeweight=".26mm">
+                            <v:stroke endcap="square"/>
+                            <v:textbox>
+                              <w:txbxContent>
+                                <w:p>
+                                  <w:pPr>
+                                    <w:jc w:val="center"/>
+                                  </w:pPr>
+                                  <w:r>
+                                    <w:t>x</w:t>
+                                  </w:r>
+                                </w:p>
+                              </w:txbxContent>
+                            </v:textbox>
+                            <w10:wrap anchorx="margin"/>
+                          </v:rect>
+                        </w:pict>
+                      </mc:Fallback>
+                    </mc:AlternateContent>
+                  </w:r>
+                </w:p>
+              </w:tc>
+              <w:tc>
+                <w:tcPr>
+                  <w:tcW w:w="393" w:type="dxa"/>
+                </w:tcPr>
+                <w:p>
+                  <w:pPr>
+                    <w:suppressAutoHyphens/>
+                    <w:snapToGrid w:val="0"/>
+                    <w:spacing w:before="20" w:after="20" w:line="240" w:lineRule="auto"/>
+                    <w:rPr>
+                      <w:rFonts w:ascii="Times New Roman" w:eastAsia="Times New Roman" w:hAnsi="Times New Roman" w:cs="Times New Roman"/>
+                      <w:noProof/>
+                      <w:sz w:val="28"/>
+                      <w:szCs w:val="28"/>
+                    </w:rPr>
+                  </w:pPr>
+                </w:p>
+              </w:tc>
+              <w:tc>
+                <w:tcPr>
+                  <w:tcW w:w="3798" w:type="dxa"/>
+                </w:tcPr>
+                <w:p>
+                  <w:pPr>
+                    <w:suppressAutoHyphens/>
+                    <w:snapToGrid w:val="0"/>
+                    <w:spacing w:before="20" w:after="20" w:line="240" w:lineRule="auto"/>
+                    <w:rPr>
+                      <w:rFonts w:ascii="Times New Roman" w:eastAsia="Calibri" w:hAnsi="Times New Roman" w:cs="Times New Roman"/>
+                      <w:noProof/>
+                      <w:sz w:val="20"/>
+                      <w:szCs w:val="20"/>
+                    </w:rPr>
+                  </w:pPr>
+                  <w:r>
+                    <w:rPr>
+                      <w:rFonts w:ascii="Times New Roman" w:eastAsia="Times New Roman" w:hAnsi="Times New Roman" w:cs="Times New Roman"/>
+                      <w:noProof/>
+                      <w:sz w:val="28"/>
+                      <w:szCs w:val="28"/>
+                    </w:rPr>
+                    <mc:AlternateContent>
+                      <mc:Choice Requires="wps">
+                        <w:drawing>
+                          <wp:anchor distT="0" distB="0" distL="114300" distR="114300" simplePos="0" relativeHeight="251696128" behindDoc="0" locked="0" layoutInCell="1" allowOverlap="1" wp14:anchorId="1CCCDF49" wp14:editId="7A9EBAC6">
+                            <wp:simplePos x="0" y="0"/>
+                            <wp:positionH relativeFrom="column">
+                              <wp:posOffset>2234565</wp:posOffset>
+                            </wp:positionH>
+                            <wp:positionV relativeFrom="paragraph">
+                              <wp:posOffset>16510</wp:posOffset>
+                            </wp:positionV>
+                            <wp:extent cx="288925" cy="235585"/>
+                            <wp:effectExtent l="0" t="0" r="0" b="0"/>
+                            <wp:wrapNone/>
+                            <wp:docPr id="1028132588" name="Rectangle 33"/>
+                            <wp:cNvGraphicFramePr>
+                              <a:graphicFrameLocks xmlns:a="http://schemas.openxmlformats.org/drawingml/2006/main"/>
+                            </wp:cNvGraphicFramePr>
+                            <a:graphic xmlns:a="http://schemas.openxmlformats.org/drawingml/2006/main">
+                              <a:graphicData uri="http://schemas.microsoft.com/office/word/2010/wordprocessingShape">
+                                <wps:wsp>
+                                  <wps:cNvSpPr>
+                                    <a:spLocks noChangeArrowheads="1"/>
+                                  </wps:cNvSpPr>
+                                  <wps:spPr bwMode="auto">
+                                    <a:xfrm>
+                                      <a:off x="0" y="0"/>
+                                      <a:ext cx="288925" cy="235585"/>
+                                    </a:xfrm>
+                                    <a:prstGeom prst="rect">
+                                      <a:avLst/>
+                                    </a:prstGeom>
+                                    <a:solidFill>
+                                      <a:srgbClr val="FFFFFF"/>
+                                    </a:solidFill>
+                                    <a:ln w="9360" cap="sq">
+                                      <a:solidFill>
+                                        <a:srgbClr val="000000"/>
+                                      </a:solidFill>
+                                      <a:miter lim="800000"/>
+                                      <a:headEnd/>
+                                      <a:tailEnd/>
+                                    </a:ln>
+                                  </wps:spPr>
+                                  <wps:bodyPr rot="0" vert="horz" wrap="none" lIns="91440" tIns="45720" rIns="91440" bIns="45720" anchor="ctr" anchorCtr="0" upright="1">
+                                    <a:noAutofit/>
+                                  </wps:bodyPr>
+                                </wps:wsp>
+                              </a:graphicData>
+                            </a:graphic>
+                            <wp14:sizeRelH relativeFrom="page">
+                              <wp14:pctWidth>0</wp14:pctWidth>
+                            </wp14:sizeRelH>
+                            <wp14:sizeRelV relativeFrom="page">
+                              <wp14:pctHeight>0</wp14:pctHeight>
+                            </wp14:sizeRelV>
+                          </wp:anchor>
+                        </w:drawing>
+                      </mc:Choice>
+                      <mc:Fallback>
+                        <w:pict>
+                          <v:rect w14:anchorId="42E9A377" id="Rectangle 33" o:spid="_x0000_s1026" style="position:absolute;margin-left:175.95pt;margin-top:1.3pt;width:22.75pt;height:18.55pt;z-index:251696128;visibility:visible;mso-wrap-style:none;mso-width-percent:0;mso-height-percent:0;mso-wrap-distance-left:9pt;mso-wrap-distance-top:0;mso-wrap-distance-right:9pt;mso-wrap-distance-bottom:0;mso-position-horizontal:absolute;mso-position-horizontal-relative:text;mso-position-vertical:absolute;mso-position-vertical-relative:text;mso-width-percent:0;mso-height-percent:0;mso-width-relative:page;mso-height-relative:page;v-text-anchor:middle" o:gfxdata="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" strokeweight=".26mm">
+                            <v:stroke endcap="square"/>
+                          </v:rect>
+                        </w:pict>
+                      </mc:Fallback>
+                    </mc:AlternateContent>
+                  </w:r>
+                  <w:r>
+                    <w:rPr>
+                      <w:rFonts w:ascii="Times New Roman" w:eastAsia="Times New Roman" w:hAnsi="Times New Roman" w:cs="Times New Roman"/>
+                      <w:sz w:val="28"/>
+                      <w:szCs w:val="28"/>
+                      <w:lang w:eastAsia="zh-CN"/>
+                    </w:rPr>
+                    <w:t>Có báo cáo tài chính hợp nhất</w:t>
+                  </w:r>
+                </w:p>
+              </w:tc>
+            </w:tr>
+            <w:tr>
+              <w:trPr>
+                <w:trHeight w:val="563"/>
+              </w:trPr>
+              <w:tc>
+                <w:tcPr>
+                  <w:tcW w:w="2583" w:type="dxa"/>
+                  <w:shd w:val="clear" w:color="auto" w:fill="auto"/>
+                </w:tcPr>
+                <w:p>
+                  <w:pPr>
+                    <w:suppressAutoHyphens/>
+                    <w:spacing w:before="20" w:after="20" w:line="240" w:lineRule="auto"/>
+                    <w:jc w:val="both"/>
+                    <w:rPr>
+                      <w:rFonts w:ascii="Times New Roman" w:eastAsia="Times New Roman" w:hAnsi="Times New Roman" w:cs="Times New Roman"/>
+                      <w:sz w:val="28"/>
+                      <w:szCs w:val="28"/>
+                      <w:lang w:eastAsia="zh-CN"/>
+                    </w:rPr>
+                  </w:pPr>
+                  <w:r>
+                    <w:rPr>
+                      <w:rFonts w:ascii="Times New Roman" w:eastAsia="Times New Roman" w:hAnsi="Times New Roman" w:cs="Times New Roman"/>
+                      <w:sz w:val="28"/>
+                      <w:szCs w:val="28"/>
+                      <w:lang w:eastAsia="zh-CN"/>
+                    </w:rPr>
+                    <w:t>Hạch toán phụ thuộc</w:t>
+                  </w:r>
+                </w:p>
+              </w:tc>
+              <w:tc>
+                <w:tcPr>
+                  <w:tcW w:w="567" w:type="dxa"/>
+                  <w:shd w:val="clear" w:color="auto" w:fill="auto"/>
+                </w:tcPr>
+                <w:p>
+                  <w:pPr>
+                    <w:suppressAutoHyphens/>
+                    <w:snapToGrid w:val="0"/>
+                    <w:spacing w:before="20" w:after="20" w:line="240" w:lineRule="auto"/>
+                    <w:jc w:val="both"/>
+                    <w:rPr>
+                      <w:rFonts w:ascii="Times New Roman" w:eastAsia="Times New Roman" w:hAnsi="Times New Roman" w:cs="Times New Roman"/>
+                      <w:sz w:val="28"/>
+                      <w:szCs w:val="28"/>
+                    </w:rPr>
+                  </w:pPr>
+                  <w:r>
+                    <w:rPr>
+                      <w:rFonts w:ascii="Times New Roman" w:eastAsia="Calibri" w:hAnsi="Times New Roman" w:cs="Times New Roman"/>
+                      <w:noProof/>
+                      <w:sz w:val="20"/>
+                      <w:szCs w:val="20"/>
+                    </w:rPr>
+                    <mc:AlternateContent>
+                      <mc:Choice Requires="wps">
+                        <w:drawing>
+                          <wp:anchor distT="0" distB="0" distL="114300" distR="114300" simplePos="0" relativeHeight="251695104" behindDoc="0" locked="0" layoutInCell="1" allowOverlap="1" wp14:anchorId="3670342B" wp14:editId="098E2161">
+                            <wp:simplePos x="0" y="0"/>
+                            <wp:positionH relativeFrom="margin">
+                              <wp:align>center</wp:align>
+                            </wp:positionH>
+                            <wp:positionV relativeFrom="paragraph">
+                              <wp:posOffset>36830</wp:posOffset>
+                            </wp:positionV>
+                            <wp:extent cx="288925" cy="235585"/>
+                            <wp:effectExtent l="12065" t="5080" r="13335" b="6985"/>
+                            <wp:wrapNone/>
+                            <wp:docPr id="427880615" name="Rectangle 33"/>
+                            <wp:cNvGraphicFramePr>
+                              <a:graphicFrameLocks xmlns:a="http://schemas.openxmlformats.org/drawingml/2006/main"/>
+                            </wp:cNvGraphicFramePr>
+                            <a:graphic xmlns:a="http://schemas.openxmlformats.org/drawingml/2006/main">
+                              <a:graphicData uri="http://schemas.microsoft.com/office/word/2010/wordprocessingShape">
+                                <wps:wsp>
+                                  <wps:cNvSpPr>
+                                    <a:spLocks noChangeArrowheads="1"/>
+                                  </wps:cNvSpPr>
+                                  <wps:spPr bwMode="auto">
+                                    <a:xfrm>
+                                      <a:off x="0" y="0"/>
+                                      <a:ext cx="288925" cy="235585"/>
+                                    </a:xfrm>
+                                    <a:prstGeom prst="rect">
+                                      <a:avLst/>
+                                    </a:prstGeom>
+                                    <a:solidFill>
+                                      <a:srgbClr val="FFFFFF"/>
+                                    </a:solidFill>
+                                    <a:ln w="9360" cap="sq">
+                                      <a:solidFill>
+                                        <a:srgbClr val="000000"/>
+                                      </a:solidFill>
+                                      <a:miter lim="800000"/>
+                                      <a:headEnd/>
+                                      <a:tailEnd/>
+                                    </a:ln>
+                                  </wps:spPr>
+                                  <wps:bodyPr rot="0" vert="horz" wrap="none" lIns="91440" tIns="45720" rIns="91440" bIns="45720" anchor="ctr" anchorCtr="0" upright="1">
+                                    <a:noAutofit/>
+                                  </wps:bodyPr>
+                                </wps:wsp>
+                              </a:graphicData>
+                            </a:graphic>
+                            <wp14:sizeRelH relativeFrom="page">
+                              <wp14:pctWidth>0</wp14:pctWidth>
+                            </wp14:sizeRelH>
+                            <wp14:sizeRelV relativeFrom="page">
+                              <wp14:pctHeight>0</wp14:pctHeight>
+                            </wp14:sizeRelV>
+                          </wp:anchor>
+                        </w:drawing>
+                      </mc:Choice>
+                      <mc:Fallback>
+                        <w:pict>
+                          <v:rect w14:anchorId="602C4BA0" id="Rectangle 33" o:spid="_x0000_s1026" style="position:absolute;margin-left:0;margin-top:2.9pt;width:22.75pt;height:18.55pt;z-index:251695104;visibility:visible;mso-wrap-style:none;mso-width-percent:0;mso-height-percent:0;mso-wrap-distance-left:9pt;mso-wrap-distance-top:0;mso-wrap-distance-right:9pt;mso-wrap-distance-bottom:0;mso-position-horizontal:center;mso-position-horizontal-relative:margin;mso-position-vertical:absolute;mso-position-vertical-relative:text;mso-width-percent:0;mso-height-percent:0;mso-width-relative:page;mso-height-relative:page;v-text-anchor:middle" o:gfxdata="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" strokeweight=".26mm">
+                            <v:stroke endcap="square"/>
+                            <w10:wrap anchorx="margin"/>
+                          </v:rect>
+                        </w:pict>
+                      </mc:Fallback>
+                    </mc:AlternateContent>
+                  </w:r>
+                </w:p>
+              </w:tc>
+              <w:tc>
+                <w:tcPr>
+                  <w:tcW w:w="393" w:type="dxa"/>
+                </w:tcPr>
+                <w:p>
+                  <w:pPr>
+                    <w:suppressAutoHyphens/>
+                    <w:snapToGrid w:val="0"/>
+                    <w:spacing w:before="20" w:after="20" w:line="240" w:lineRule="auto"/>
+                    <w:jc w:val="both"/>
+                    <w:rPr>
+                      <w:rFonts w:ascii="Times New Roman" w:eastAsia="Calibri" w:hAnsi="Times New Roman" w:cs="Times New Roman"/>
+                      <w:noProof/>
+                      <w:sz w:val="20"/>
+                      <w:szCs w:val="20"/>
+                    </w:rPr>
+                  </w:pPr>
+                </w:p>
+              </w:tc>
+              <w:tc>
+                <w:tcPr>
+                  <w:tcW w:w="3798" w:type="dxa"/>
+                </w:tcPr>
+                <w:p>
+                  <w:pPr>
+                    <w:suppressAutoHyphens/>
+                    <w:snapToGrid w:val="0"/>
+                    <w:spacing w:before="20" w:after="20" w:line="240" w:lineRule="auto"/>
+                    <w:jc w:val="both"/>
+                    <w:rPr>
+                      <w:rFonts w:ascii="Times New Roman" w:eastAsia="Calibri" w:hAnsi="Times New Roman" w:cs="Times New Roman"/>
+                      <w:noProof/>
+                      <w:sz w:val="20"/>
+                      <w:szCs w:val="20"/>
+                    </w:rPr>
+                  </w:pPr>
+                </w:p>
+              </w:tc>
+            </w:tr>
+          </w:tbl>
+          <w:p>
+            <w:pPr>
+              <w:spacing w:before="20" w:after="20" w:line="240" w:lineRule="auto"/>
+              <w:rPr>
+                <w:rFonts w:ascii="Times New Roman" w:eastAsia="Calibri" w:hAnsi="Times New Roman" w:cs="Times New Roman"/>
+                <w:sz w:val="28"/>
+                <w:szCs w:val="28"/>
+              </w:rPr>
+            </w:pPr>
+          </w:p>
+        </w:tc>
+      </w:tr>
+      <w:tr>
+        <w:tc>
+          <w:tcPr>
+            <w:tcW w:w="714" w:type="dxa"/>
+          </w:tcPr>
+          <w:p>
+            <w:pPr>
+              <w:spacing w:before="20" w:after="20" w:line="240" w:lineRule="auto"/>
+              <w:jc w:val="center"/>
+              <w:rPr>
+                <w:rFonts w:ascii="Times New Roman" w:eastAsia="Calibri" w:hAnsi="Times New Roman" w:cs="Times New Roman"/>
+                <w:sz w:val="28"/>
+                <w:szCs w:val="28"/>
+              </w:rPr>
+            </w:pPr>
+            <w:r>
+              <w:rPr>
+                <w:rFonts w:ascii="Times New Roman" w:eastAsia="Calibri" w:hAnsi="Times New Roman" w:cs="Times New Roman"/>
+                <w:sz w:val="28"/>
+                <w:szCs w:val="28"/>
+              </w:rPr>
+              <w:t>6</w:t>
+            </w:r>
+          </w:p>
+        </w:tc>
+        <w:tc>
+          <w:tcPr>
+            <w:tcW w:w="8387" w:type="dxa"/>
+          </w:tcPr>
+          <w:p>
+            <w:pPr>
+              <w:spacing w:before="20" w:after="20" w:line="240" w:lineRule="auto"/>
+              <w:rPr>
+                <w:rFonts w:ascii="Times New Roman" w:eastAsia="Calibri" w:hAnsi="Times New Roman" w:cs="Times New Roman"/>
+                <w:sz w:val="28"/>
+                <w:szCs w:val="28"/>
+              </w:rPr>
+            </w:pPr>
+            <w:r>
+              <w:rPr>
+                <w:rFonts w:ascii="Times New Roman" w:eastAsia="Calibri" w:hAnsi="Times New Roman" w:cs="Times New Roman"/>
+                <w:sz w:val="28"/>
+                <w:szCs w:val="28"/>
+              </w:rPr>
+              <w:t>Năm tài chính:</w:t>
+            </w:r>
+          </w:p>
+          <w:p>
+            <w:pPr>
+              <w:spacing w:before="20" w:after="20" w:line="240" w:lineRule="auto"/>
+              <w:rPr>
+                <w:rFonts w:ascii="Times New Roman" w:eastAsia="Calibri" w:hAnsi="Times New Roman" w:cs="Times New Roman"/>
+                <w:sz w:val="28"/>
+                <w:szCs w:val="28"/>
+              </w:rPr>
+            </w:pPr>
+            <w:r>
+              <w:rPr>
+                <w:rFonts w:ascii="Times New Roman" w:eastAsia="Calibri" w:hAnsi="Times New Roman" w:cs="Times New Roman"/>
+                <w:sz w:val="28"/>
+                <w:szCs w:val="28"/>
+              </w:rPr>
+              <w:t xml:space="preserve">Áp dụng từ ngày </w:t>
+            </w:r>
+            <w:r>
+              <w:rPr>
+                <w:rFonts w:ascii="Times New Roman" w:eastAsia="Calibri" w:hAnsi="Times New Roman" w:cs="Times New Roman"/>
+                <w:sz w:val="28"/>
+                <w:szCs w:val="28"/>
+              </w:rPr>
+              <w:t>01</w:t>
+            </w:r>
+            <w:r>
+              <w:rPr>
+                <w:rFonts w:ascii="Times New Roman" w:eastAsia="Calibri" w:hAnsi="Times New Roman" w:cs="Times New Roman"/>
+                <w:sz w:val="28"/>
+                <w:szCs w:val="28"/>
+              </w:rPr>
+              <w:t>/</w:t>
+            </w:r>
+            <w:r>
+              <w:rPr>
+                <w:rFonts w:ascii="Times New Roman" w:eastAsia="Calibri" w:hAnsi="Times New Roman" w:cs="Times New Roman"/>
+                <w:sz w:val="28"/>
+                <w:szCs w:val="28"/>
+              </w:rPr>
+              <w:t>01</w:t>
+            </w:r>
+            <w:r>
+              <w:rPr>
+                <w:rFonts w:ascii="Times New Roman" w:eastAsia="Calibri" w:hAnsi="Times New Roman" w:cs="Times New Roman"/>
+                <w:sz w:val="28"/>
+                <w:szCs w:val="28"/>
+              </w:rPr>
+              <w:t xml:space="preserve"> đến ngày </w:t>
+            </w:r>
+            <w:r>
+              <w:rPr>
+                <w:rFonts w:ascii="Times New Roman" w:eastAsia="Calibri" w:hAnsi="Times New Roman" w:cs="Times New Roman"/>
+                <w:sz w:val="28"/>
+                <w:szCs w:val="28"/>
+              </w:rPr>
+              <w:t>31</w:t>
+            </w:r>
+            <w:r>
+              <w:rPr>
+                <w:rFonts w:ascii="Times New Roman" w:eastAsia="Calibri" w:hAnsi="Times New Roman" w:cs="Times New Roman"/>
+                <w:sz w:val="28"/>
+                <w:szCs w:val="28"/>
+              </w:rPr>
+              <w:t>/</w:t>
+            </w:r>
+            <w:r>
+              <w:rPr>
+                <w:rFonts w:ascii="Times New Roman" w:eastAsia="Calibri" w:hAnsi="Times New Roman" w:cs="Times New Roman"/>
+                <w:sz w:val="28"/>
+                <w:szCs w:val="28"/>
+              </w:rPr>
+              <w:t>12</w:t>
+            </w:r>
+            <w:r>
+              <w:rPr>
+                <w:rFonts w:ascii="Times New Roman" w:eastAsia="Calibri" w:hAnsi="Times New Roman" w:cs="Times New Roman"/>
+                <w:sz w:val="28"/>
+                <w:szCs w:val="28"/>
+                <w:vertAlign w:val="superscript"/>
+              </w:rPr>
+              <w:footnoteReference w:customMarkFollows="1" w:id="5"/>
+              <w:t>3</w:t>
+            </w:r>
+          </w:p>
+          <w:p>
+            <w:pPr>
+              <w:spacing w:before="20" w:after="20" w:line="240" w:lineRule="auto"/>
+              <w:rPr>
+                <w:rFonts w:ascii="Times New Roman" w:eastAsia="Calibri" w:hAnsi="Times New Roman" w:cs="Times New Roman"/>
+                <w:i/>
+                <w:sz w:val="28"/>
+                <w:szCs w:val="28"/>
+              </w:rPr>
+            </w:pPr>
+            <w:r>
+              <w:rPr>
+                <w:rFonts w:ascii="Times New Roman" w:eastAsia="Calibri" w:hAnsi="Times New Roman" w:cs="Times New Roman"/>
+                <w:sz w:val="28"/>
+                <w:szCs w:val="28"/>
+              </w:rPr>
+              <w:t>(</w:t>
+            </w:r>
+            <w:r>
+              <w:rPr>
+                <w:rFonts w:ascii="Times New Roman" w:eastAsia="Calibri" w:hAnsi="Times New Roman" w:cs="Times New Roman"/>
+                <w:i/>
+                <w:sz w:val="28"/>
+                <w:szCs w:val="28"/>
+              </w:rPr>
+              <w:t>Ghi ngày, tháng bắt đầu và kết thúc niên độ kế toán</w:t>
+            </w:r>
+            <w:r>
+              <w:rPr>
+                <w:rFonts w:ascii="Times New Roman" w:eastAsia="Calibri" w:hAnsi="Times New Roman" w:cs="Times New Roman"/>
+                <w:sz w:val="28"/>
+                <w:szCs w:val="28"/>
+              </w:rPr>
+              <w:t>)</w:t>
+            </w:r>
+          </w:p>
+        </w:tc>
+      </w:tr>
+      <w:tr>
+        <w:tc>
+          <w:tcPr>
+            <w:tcW w:w="714" w:type="dxa"/>
+          </w:tcPr>
+          <w:p>
+            <w:pPr>
+              <w:spacing w:before="20" w:after="20" w:line="240" w:lineRule="auto"/>
+              <w:jc w:val="center"/>
+              <w:rPr>
+                <w:rFonts w:ascii="Times New Roman" w:eastAsia="Calibri" w:hAnsi="Times New Roman" w:cs="Times New Roman"/>
+                <w:sz w:val="28"/>
+                <w:szCs w:val="28"/>
+              </w:rPr>
+            </w:pPr>
+            <w:r>
+              <w:rPr>
+                <w:rFonts w:ascii="Times New Roman" w:eastAsia="Calibri" w:hAnsi="Times New Roman" w:cs="Times New Roman"/>
+                <w:sz w:val="28"/>
+                <w:szCs w:val="28"/>
+              </w:rPr>
+              <w:t>7</w:t>
+            </w:r>
+          </w:p>
+        </w:tc>
+        <w:tc>
+          <w:tcPr>
+            <w:tcW w:w="8387" w:type="dxa"/>
+          </w:tcPr>
+          <w:p>
+            <w:pPr>
+              <w:spacing w:before="20" w:after="20" w:line="240" w:lineRule="auto"/>
+              <w:rPr>
+                <w:rFonts w:ascii="Times New Roman" w:eastAsia="Calibri" w:hAnsi="Times New Roman" w:cs="Times New Roman"/>
+                <w:sz w:val="28"/>
+                <w:szCs w:val="28"/>
+              </w:rPr>
+            </w:pPr>
+            <w:r>
+              <w:rPr>
+                <w:rFonts w:ascii="Times New Roman" w:eastAsia="Calibri" w:hAnsi="Times New Roman" w:cs="Times New Roman"/>
+                <w:sz w:val="28"/>
+                <w:szCs w:val="28"/>
+              </w:rPr>
+              <w:t xml:space="preserve">Tổng số lao động: </w:t>
+            </w:r>
+            <w:r>
+              <w:rPr>
+                <w:rFonts w:ascii="Times New Roman" w:eastAsia="Calibri" w:hAnsi="Times New Roman" w:cs="Times New Roman"/>
+                <w:sz w:val="28"/>
+                <w:szCs w:val="28"/>
+              </w:rPr>
+              <w:t>10</w:t>
+            </w:r>
+          </w:p>
+        </w:tc>
+      </w:tr>
+      <w:tr>
+        <w:tc>
+          <w:tcPr>
+            <w:tcW w:w="714" w:type="dxa"/>
+          </w:tcPr>
+          <w:p>
+            <w:pPr>
+              <w:spacing w:before="20" w:after="20" w:line="240" w:lineRule="auto"/>
+              <w:jc w:val="center"/>
+              <w:rPr>
+                <w:rFonts w:ascii="Times New Roman" w:eastAsia="Calibri" w:hAnsi="Times New Roman" w:cs="Times New Roman"/>
+                <w:sz w:val="28"/>
+                <w:szCs w:val="28"/>
+              </w:rPr>
+            </w:pPr>
+            <w:r>
+              <w:rPr>
+                <w:rFonts w:ascii="Times New Roman" w:eastAsia="Calibri" w:hAnsi="Times New Roman" w:cs="Times New Roman"/>
+                <w:sz w:val="28"/>
+                <w:szCs w:val="28"/>
+              </w:rPr>
+              <w:t>8</w:t>
+            </w:r>
+          </w:p>
+        </w:tc>
+        <w:tc>
+          <w:tcPr>
+            <w:tcW w:w="8387" w:type="dxa"/>
+          </w:tcPr>
+          <w:p>
+            <w:pPr>
+              <w:spacing w:before="20" w:after="20" w:line="240" w:lineRule="auto"/>
+              <w:rPr>
+                <w:rFonts w:ascii="Times New Roman" w:eastAsia="Calibri" w:hAnsi="Times New Roman" w:cs="Times New Roman"/>
+                <w:sz w:val="28"/>
+                <w:szCs w:val="28"/>
+              </w:rPr>
+            </w:pPr>
+            <w:r>
+              <w:rPr>
+                <w:rFonts w:ascii="Times New Roman" w:eastAsia="Calibri" w:hAnsi="Times New Roman" w:cs="Times New Roman"/>
+                <w:sz w:val="28"/>
+                <w:szCs w:val="28"/>
+              </w:rPr>
+              <w:t>Có hoạt động theo dự án BOT/BTO/BT</w:t>
+            </w:r>
+            <w:r>
+              <w:rPr>
+                <w:rFonts w:ascii="Times New Roman" w:eastAsia="Times New Roman" w:hAnsi="Times New Roman" w:cs="Times New Roman"/>
+                <w:sz w:val="28"/>
+                <w:szCs w:val="28"/>
+                <w:lang w:eastAsia="zh-CN"/>
+              </w:rPr>
+              <w:t>/</w:t>
+            </w:r>
+            <w:r>
+              <w:rPr>
+                <w:rFonts w:ascii="Times New Roman" w:eastAsia="Calibri" w:hAnsi="Times New Roman" w:cs="Times New Roman"/>
+                <w:sz w:val="28"/>
+                <w:szCs w:val="28"/>
+                <w:lang w:val="nl-NL"/>
+              </w:rPr>
+              <w:t>BOO, BLT, BTL, O&amp;M</w:t>
+            </w:r>
+            <w:r>
+              <w:rPr>
+                <w:rFonts w:ascii="Times New Roman" w:eastAsia="Calibri" w:hAnsi="Times New Roman" w:cs="Times New Roman"/>
+                <w:sz w:val="28"/>
+                <w:szCs w:val="28"/>
+              </w:rPr>
+              <w:t xml:space="preserve"> không?</w:t>
+            </w:r>
+          </w:p>
+          <w:tbl>
+            <w:tblPr>
+              <w:tblW w:w="0" w:type="auto"/>
+              <w:tblLook w:val="04A0" w:firstRow="1" w:lastRow="0" w:firstColumn="1" w:lastColumn="0" w:noHBand="0" w:noVBand="1"/>
+            </w:tblPr>
+            <w:tblGrid>
+              <w:gridCol w:w="4074"/>
+              <w:gridCol w:w="4097"/>
+            </w:tblGrid>
+            <w:tr>
+              <w:trPr>
+                <w:trHeight w:val="608"/>
+              </w:trPr>
+              <w:tc>
+                <w:tcPr>
+                  <w:tcW w:w="4226" w:type="dxa"/>
+                  <w:shd w:val="clear" w:color="auto" w:fill="auto"/>
+                </w:tcPr>
+                <w:p>
+                  <w:pPr>
+                    <w:suppressAutoHyphens/>
+                    <w:spacing w:before="20" w:after="20" w:line="240" w:lineRule="auto"/>
+                    <w:ind w:firstLine="692"/>
+                    <w:jc w:val="both"/>
+                    <w:rPr>
+                      <w:rFonts w:ascii="Times New Roman" w:eastAsia="Times New Roman" w:hAnsi="Times New Roman" w:cs="Times New Roman"/>
+                      <w:sz w:val="28"/>
+                      <w:szCs w:val="28"/>
+                      <w:lang w:eastAsia="zh-CN"/>
+                    </w:rPr>
+                  </w:pPr>
+                  <w:r>
+                    <w:rPr>
+                      <w:rFonts w:ascii="Times New Roman" w:eastAsia="Calibri" w:hAnsi="Times New Roman" w:cs="Times New Roman"/>
+                      <w:noProof/>
+                      <w:sz w:val="20"/>
+                      <w:szCs w:val="20"/>
+                    </w:rPr>
+                    <mc:AlternateContent>
+                      <mc:Choice Requires="wps">
+                        <w:drawing>
+                          <wp:anchor distT="0" distB="0" distL="114300" distR="114300" simplePos="0" relativeHeight="251692032" behindDoc="0" locked="0" layoutInCell="1" allowOverlap="1" wp14:anchorId="2CA32BDB" wp14:editId="0AD62B15">
+                            <wp:simplePos x="0" y="0"/>
+                            <wp:positionH relativeFrom="column">
+                              <wp:posOffset>730885</wp:posOffset>
+                            </wp:positionH>
+                            <wp:positionV relativeFrom="paragraph">
+                              <wp:posOffset>45085</wp:posOffset>
+                            </wp:positionV>
+                            <wp:extent cx="259715" cy="234950"/>
+                            <wp:effectExtent l="0" t="0" r="6985" b="0"/>
+                            <wp:wrapNone/>
+                            <wp:docPr id="802" name="Rectangle 947"/>
+                            <wp:cNvGraphicFramePr>
+                              <a:graphicFrameLocks xmlns:a="http://schemas.openxmlformats.org/drawingml/2006/main"/>
+                            </wp:cNvGraphicFramePr>
+                            <a:graphic xmlns:a="http://schemas.openxmlformats.org/drawingml/2006/main">
+                              <a:graphicData uri="http://schemas.microsoft.com/office/word/2010/wordprocessingShape">
+                                <wps:wsp>
+                                  <wps:cNvSpPr>
+                                    <a:spLocks noChangeArrowheads="1"/>
+                                  </wps:cNvSpPr>
+                                  <wps:spPr bwMode="auto">
+                                    <a:xfrm>
+                                      <a:off x="0" y="0"/>
+                                      <a:ext cx="259715" cy="234950"/>
+                                    </a:xfrm>
+                                    <a:prstGeom prst="rect">
+                                      <a:avLst/>
+                                    </a:prstGeom>
+                                    <a:solidFill>
+                                      <a:srgbClr val="FFFFFF"/>
+                                    </a:solidFill>
+                                    <a:ln w="9360" cap="sq">
+                                      <a:solidFill>
+                                        <a:srgbClr val="000000"/>
+                                      </a:solidFill>
+                                      <a:miter lim="800000"/>
+                                      <a:headEnd/>
+                                      <a:tailEnd/>
+                                    </a:ln>
+                                  </wps:spPr>
+                                  <wps:bodyPr rot="0" vert="horz" wrap="none" lIns="91440" tIns="45720" rIns="91440" bIns="45720" anchor="ctr" anchorCtr="0" upright="1">
+                                    <a:noAutofit/>
+                                  </wps:bodyPr>
+                                </wps:wsp>
+                              </a:graphicData>
+                            </a:graphic>
+                            <wp14:sizeRelH relativeFrom="page">
+                              <wp14:pctWidth>0</wp14:pctWidth>
+                            </wp14:sizeRelH>
+                            <wp14:sizeRelV relativeFrom="page">
+                              <wp14:pctHeight>0</wp14:pctHeight>
+                            </wp14:sizeRelV>
+                          </wp:anchor>
+                        </w:drawing>
+                      </mc:Choice>
+                      <mc:Fallback>
+                        <w:pict>
+                          <v:rect w14:anchorId="0D7C058D" id="Rectangle 947" o:spid="_x0000_s1026" style="position:absolute;margin-left:57.55pt;margin-top:3.55pt;width:20.45pt;height:18.5pt;z-index:251692032;visibility:visible;mso-wrap-style:none;mso-width-percent:0;mso-height-percent:0;mso-wrap-distance-left:9pt;mso-wrap-distance-top:0;mso-wrap-distance-right:9pt;mso-wrap-distance-bottom:0;mso-position-horizontal:absolute;mso-position-horizontal-relative:text;mso-position-vertical:absolute;mso-position-vertical-relative:text;mso-width-percent:0;mso-height-percent:0;mso-width-relative:page;mso-height-relative:page;v-text-anchor:middle" o:gfxdata="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" strokeweight=".26mm">
+                            <v:stroke endcap="square"/>
+                          </v:rect>
+                        </w:pict>
+                      </mc:Fallback>
+                    </mc:AlternateContent>
+                  </w:r>
+                  <w:r>
+                    <w:rPr>
+                      <w:rFonts w:ascii="Times New Roman" w:eastAsia="Times New Roman" w:hAnsi="Times New Roman" w:cs="Times New Roman"/>
+                      <w:sz w:val="28"/>
+                      <w:szCs w:val="28"/>
+                      <w:lang w:eastAsia="zh-CN"/>
+                    </w:rPr>
+                    <w:t>Có</w:t>
+                  </w:r>
+                </w:p>
+              </w:tc>
+              <w:tc>
+                <w:tcPr>
+                  <w:tcW w:w="4227" w:type="dxa"/>
+                  <w:shd w:val="clear" w:color="auto" w:fill="auto"/>
+                </w:tcPr>
+                <w:p>
+                  <w:pPr>
+                    <w:suppressAutoHyphens/>
+                    <w:spacing w:before="20" w:after="20" w:line="240" w:lineRule="auto"/>
+                    <w:ind w:firstLine="692"/>
+                    <w:jc w:val="both"/>
+                    <w:rPr>
+                      <w:rFonts w:ascii="Times New Roman" w:eastAsia="Times New Roman" w:hAnsi="Times New Roman" w:cs="Times New Roman"/>
+                      <w:sz w:val="28"/>
+                      <w:szCs w:val="28"/>
+                      <w:lang w:eastAsia="zh-CN"/>
+                    </w:rPr>
+                  </w:pPr>
+                  <w:r>
+                    <w:rPr>
+                      <w:rFonts w:ascii="Times New Roman" w:eastAsia="Calibri" w:hAnsi="Times New Roman" w:cs="Times New Roman"/>
+                      <w:noProof/>
+                      <w:sz w:val="20"/>
+                      <w:szCs w:val="20"/>
+                    </w:rPr>
+                    <mc:AlternateContent>
+                      <mc:Choice Requires="wps">
+                        <w:drawing>
+                          <wp:anchor distT="0" distB="0" distL="114300" distR="114300" simplePos="0" relativeHeight="251693056" behindDoc="0" locked="0" layoutInCell="1" allowOverlap="1" wp14:anchorId="553F72C9" wp14:editId="2A8DAC46">
+                            <wp:simplePos x="0" y="0"/>
+                            <wp:positionH relativeFrom="column">
+                              <wp:posOffset>1040130</wp:posOffset>
+                            </wp:positionH>
+                            <wp:positionV relativeFrom="paragraph">
+                              <wp:posOffset>45085</wp:posOffset>
+                            </wp:positionV>
+                            <wp:extent cx="259715" cy="234950"/>
+                            <wp:effectExtent l="0" t="0" r="26035" b="12700"/>
+                            <wp:wrapNone/>
+                            <wp:docPr id="801" name="Rectangle 948"/>
+                            <wp:cNvGraphicFramePr>
+                              <a:graphicFrameLocks xmlns:a="http://schemas.openxmlformats.org/drawingml/2006/main"/>
+                            </wp:cNvGraphicFramePr>
+                            <a:graphic xmlns:a="http://schemas.openxmlformats.org/drawingml/2006/main">
+                              <a:graphicData uri="http://schemas.microsoft.com/office/word/2010/wordprocessingShape">
+                                <wps:wsp>
+                                  <wps:cNvSpPr>
+                                    <a:spLocks noChangeArrowheads="1"/>
+                                  </wps:cNvSpPr>
+                                  <wps:spPr bwMode="auto">
+                                    <a:xfrm>
+                                      <a:off x="0" y="0"/>
+                                      <a:ext cx="259715" cy="234950"/>
+                                    </a:xfrm>
+                                    <a:prstGeom prst="rect">
+                                      <a:avLst/>
+                                    </a:prstGeom>
+                                    <a:solidFill>
+                                      <a:srgbClr val="FFFFFF"/>
+                                    </a:solidFill>
+                                    <a:ln w="9360" cap="sq">
+                                      <a:solidFill>
+                                        <a:srgbClr val="000000"/>
+                                      </a:solidFill>
+                                      <a:miter lim="800000"/>
+                                      <a:headEnd/>
+                                      <a:tailEnd/>
+                                    </a:ln>
+                                  </wps:spPr>
+                                  <wps:txbx>
+                                    <w:txbxContent>
+                                      <w:p>
+                                        <w:pPr>
+                                          <w:jc w:val="center"/>
+                                        </w:pPr>
+                                        <w:r>
+                                          <w:t>x</w:t>
+                                        </w:r>
+                                      </w:p>
+                                    </w:txbxContent>
+                                  </wps:txbx>
+                                  <wps:bodyPr rot="0" vert="horz" wrap="none" lIns="91440" tIns="45720" rIns="91440" bIns="45720" anchor="ctr" anchorCtr="0" upright="1">
+                                    <a:noAutofit/>
+                                  </wps:bodyPr>
+                                </wps:wsp>
+                              </a:graphicData>
+                            </a:graphic>
+                            <wp14:sizeRelH relativeFrom="page">
+                              <wp14:pctWidth>0</wp14:pctWidth>
+                            </wp14:sizeRelH>
+                            <wp14:sizeRelV relativeFrom="page">
+                              <wp14:pctHeight>0</wp14:pctHeight>
+                            </wp14:sizeRelV>
+                          </wp:anchor>
+                        </w:drawing>
+                      </mc:Choice>
+                      <mc:Fallback>
+                        <w:pict>
+                          <v:rect w14:anchorId="553F72C9" id="Rectangle 948" o:spid="_x0000_s1035" style="position:absolute;left:0;text-align:left;margin-left:81.9pt;margin-top:3.55pt;width:20.45pt;height:18.5pt;z-index:251693056;visibility:visible;mso-wrap-style:none;mso-width-percent:0;mso-height-percent:0;mso-wrap-distance-left:9pt;mso-wrap-distance-top:0;mso-wrap-distance-right:9pt;mso-wrap-distance-bottom:0;mso-position-horizontal:absolute;mso-position-horizontal-relative:text;mso-position-vertical:absolute;mso-position-vertical-relative:text;mso-width-percent:0;mso-height-percent:0;mso-width-relative:page;mso-height-relative:page;v-text-anchor:middle" o:gfxdata="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" strokeweight=".26mm">
+                            <v:stroke endcap="square"/>
+                            <v:textbox>
+                              <w:txbxContent>
+                                <w:p>
+                                  <w:pPr>
+                                    <w:jc w:val="center"/>
+                                  </w:pPr>
+                                  <w:r>
+                                    <w:t>x</w:t>
+                                  </w:r>
+                                </w:p>
+                              </w:txbxContent>
+                            </v:textbox>
+                          </v:rect>
+                        </w:pict>
+                      </mc:Fallback>
+                    </mc:AlternateContent>
+                  </w:r>
+                  <w:r>
+                    <w:rPr>
+                      <w:rFonts w:ascii="Times New Roman" w:eastAsia="Times New Roman" w:hAnsi="Times New Roman" w:cs="Times New Roman"/>
+                      <w:sz w:val="28"/>
+                      <w:szCs w:val="28"/>
+                      <w:lang w:eastAsia="zh-CN"/>
+                    </w:rPr>
+                    <w:t>Không</w:t>
+                  </w:r>
+                </w:p>
+              </w:tc>
+            </w:tr>
+          </w:tbl>
+          <w:p>
+            <w:pPr>
+              <w:spacing w:before="20" w:after="20" w:line="240" w:lineRule="auto"/>
+              <w:rPr>
+                <w:rFonts w:ascii="Times New Roman" w:eastAsia="Calibri" w:hAnsi="Times New Roman" w:cs="Times New Roman"/>
+                <w:b/>
+                <w:sz w:val="28"/>
+                <w:szCs w:val="28"/>
+              </w:rPr>
+            </w:pPr>
+          </w:p>
+        </w:tc>
+      </w:tr>
+      <w:tr>
+        <w:tc>
+          <w:tcPr>
+            <w:tcW w:w="714" w:type="dxa"/>
+          </w:tcPr>
+          <w:p>
+            <w:pPr>
+              <w:spacing w:before="20" w:after="20" w:line="240" w:lineRule="auto"/>
+              <w:jc w:val="center"/>
+              <w:rPr>
+                <w:rFonts w:ascii="Times New Roman" w:eastAsia="Calibri" w:hAnsi="Times New Roman" w:cs="Times New Roman"/>
+                <w:sz w:val="28"/>
+                <w:szCs w:val="28"/>
+              </w:rPr>
+            </w:pPr>
+            <w:r>
+              <w:rPr>
+                <w:rFonts w:ascii="Times New Roman" w:eastAsia="Calibri" w:hAnsi="Times New Roman" w:cs="Times New Roman"/>
+                <w:sz w:val="28"/>
+                <w:szCs w:val="28"/>
+              </w:rPr>
+              <w:lastRenderedPageBreak/>
+              <w:t>9</w:t>
+            </w:r>
+          </w:p>
+        </w:tc>
+        <w:tc>
+          <w:tcPr>
+            <w:tcW w:w="8387" w:type="dxa"/>
+          </w:tcPr>
+          <w:tbl>
+            <w:tblPr>
+              <w:tblW w:w="7570" w:type="dxa"/>
+              <w:tblLook w:val="0000" w:firstRow="0" w:lastRow="0" w:firstColumn="0" w:lastColumn="0" w:noHBand="0" w:noVBand="0"/>
+            </w:tblPr>
+            <w:tblGrid>
+              <w:gridCol w:w="6651"/>
+              <w:gridCol w:w="919"/>
+            </w:tblGrid>
+            <w:tr>
+              <w:tc>
+                <w:tcPr>
+                  <w:tcW w:w="7570" w:type="dxa"/>
+                  <w:gridSpan w:val="2"/>
+                  <w:shd w:val="clear" w:color="auto" w:fill="auto"/>
+                </w:tcPr>
+                <w:p>
+                  <w:pPr>
+                    <w:suppressAutoHyphens/>
+                    <w:spacing w:before="120" w:after="0" w:line="240" w:lineRule="auto"/>
+                    <w:jc w:val="both"/>
+                    <w:rPr>
+                      <w:rFonts w:ascii="Times New Roman" w:eastAsia="Times New Roman" w:hAnsi="Times New Roman" w:cs="Times New Roman"/>
+                      <w:sz w:val="28"/>
+                      <w:szCs w:val="28"/>
+                      <w:lang w:eastAsia="zh-CN"/>
+                    </w:rPr>
+                  </w:pPr>
+                  <w:r>
+                    <w:rPr>
+                      <w:rFonts w:ascii="Times New Roman" w:eastAsia="Times New Roman" w:hAnsi="Times New Roman" w:cs="Times New Roman"/>
+                      <w:sz w:val="28"/>
+                      <w:szCs w:val="28"/>
+                      <w:lang w:eastAsia="zh-CN"/>
+                    </w:rPr>
+                    <w:t>Phương pháp tính thuế GTGT (</w:t>
+                  </w:r>
+                  <w:r>
+                    <w:rPr>
+                      <w:rFonts w:ascii="Times New Roman" w:eastAsia="Times New Roman" w:hAnsi="Times New Roman" w:cs="Times New Roman"/>
+                      <w:i/>
+                      <w:sz w:val="28"/>
+                      <w:szCs w:val="28"/>
+                      <w:lang w:eastAsia="zh-CN"/>
+                    </w:rPr>
+                    <w:t>chọn 1 trong 4 phương pháp</w:t>
+                  </w:r>
+                  <w:r>
+                    <w:rPr>
+                      <w:rFonts w:ascii="Times New Roman" w:eastAsia="Times New Roman" w:hAnsi="Times New Roman" w:cs="Times New Roman"/>
+                      <w:sz w:val="28"/>
+                      <w:szCs w:val="28"/>
+                      <w:lang w:eastAsia="zh-CN"/>
+                    </w:rPr>
+                    <w:t>)</w:t>
+                  </w:r>
+                  <w:r>
+                    <w:rPr>
+                      <w:rFonts w:ascii="Times New Roman" w:eastAsia="Times New Roman" w:hAnsi="Times New Roman" w:cs="Times New Roman"/>
+                      <w:sz w:val="28"/>
+                      <w:szCs w:val="28"/>
+                      <w:vertAlign w:val="superscript"/>
+                      <w:lang w:eastAsia="zh-CN"/>
+                    </w:rPr>
+                    <w:footnoteReference w:customMarkFollows="1" w:id="6"/>
+                    <w:t>4</w:t>
+                  </w:r>
+                  <w:r>
+                    <w:rPr>
+                      <w:rFonts w:ascii="Times New Roman" w:eastAsia="Calibri" w:hAnsi="Times New Roman" w:cs="Times New Roman"/>
+                      <w:sz w:val="20"/>
+                      <w:szCs w:val="20"/>
+                    </w:rPr>
+                    <w:t>:</w:t>
+                  </w:r>
+                </w:p>
+              </w:tc>
+            </w:tr>
+            <w:tr>
+              <w:tc>
+                <w:tcPr>
+                  <w:tcW w:w="6651" w:type="dxa"/>
+                  <w:shd w:val="clear" w:color="auto" w:fill="auto"/>
+                </w:tcPr>
+                <w:p>
+                  <w:pPr>
+                    <w:suppressAutoHyphens/>
+                    <w:spacing w:before="120" w:after="0" w:line="240" w:lineRule="auto"/>
+                    <w:jc w:val="both"/>
+                    <w:rPr>
+                      <w:rFonts w:ascii="Times New Roman" w:eastAsia="Times New Roman" w:hAnsi="Times New Roman" w:cs="Times New Roman"/>
+                      <w:sz w:val="28"/>
+                      <w:szCs w:val="28"/>
+                      <w:lang w:eastAsia="zh-CN"/>
+                    </w:rPr>
+                  </w:pPr>
+                  <w:r>
+                    <w:rPr>
+                      <w:rFonts w:ascii="Times New Roman" w:eastAsia="Calibri" w:hAnsi="Times New Roman" w:cs="Times New Roman"/>
+                      <w:sz w:val="28"/>
+                      <w:szCs w:val="28"/>
+                    </w:rPr>
+                    <w:t>Khấu trừ</w:t>
+                  </w:r>
+                </w:p>
+              </w:tc>
+              <w:tc>
+                <w:tcPr>
+                  <w:tcW w:w="919" w:type="dxa"/>
+                  <w:shd w:val="clear" w:color="auto" w:fill="auto"/>
+                </w:tcPr>
+                <w:p>
+                  <w:pPr>
+                    <w:suppressAutoHyphens/>
+                    <w:spacing w:before="120" w:after="0" w:line="240" w:lineRule="auto"/>
+                    <w:jc w:val="both"/>
+                    <w:rPr>
+                      <w:rFonts w:ascii="Times New Roman" w:eastAsia="Times New Roman" w:hAnsi="Times New Roman" w:cs="Times New Roman"/>
+                      <w:sz w:val="28"/>
+                      <w:szCs w:val="28"/>
+                      <w:lang w:eastAsia="zh-CN"/>
+                    </w:rPr>
+                  </w:pPr>
+                  <w:r>
+                    <w:rPr>
+                      <w:rFonts w:ascii="Times New Roman" w:eastAsia="Calibri" w:hAnsi="Times New Roman" w:cs="Times New Roman"/>
+                      <w:noProof/>
+                      <w:sz w:val="20"/>
+                      <w:szCs w:val="20"/>
+                    </w:rPr>
+                    <mc:AlternateContent>
+                      <mc:Choice Requires="wps">
+                        <w:drawing>
+                          <wp:anchor distT="0" distB="0" distL="114300" distR="114300" simplePos="0" relativeHeight="251697152" behindDoc="0" locked="0" layoutInCell="1" allowOverlap="1" wp14:anchorId="2DF36AD6" wp14:editId="65E70F30">
+                            <wp:simplePos x="0" y="0"/>
+                            <wp:positionH relativeFrom="column">
+                              <wp:posOffset>129953</wp:posOffset>
+                            </wp:positionH>
+                            <wp:positionV relativeFrom="paragraph">
+                              <wp:posOffset>-6350</wp:posOffset>
+                            </wp:positionV>
+                            <wp:extent cx="259715" cy="234950"/>
+                            <wp:effectExtent l="0" t="0" r="26035" b="12700"/>
+                            <wp:wrapNone/>
+                            <wp:docPr id="808645160" name="Rectangle 93"/>
+                            <wp:cNvGraphicFramePr>
+                              <a:graphicFrameLocks xmlns:a="http://schemas.openxmlformats.org/drawingml/2006/main"/>
+                            </wp:cNvGraphicFramePr>
+                            <a:graphic xmlns:a="http://schemas.openxmlformats.org/drawingml/2006/main">
+                              <a:graphicData uri="http://schemas.microsoft.com/office/word/2010/wordprocessingShape">
+                                <wps:wsp>
+                                  <wps:cNvSpPr>
+                                    <a:spLocks noChangeArrowheads="1"/>
+                                  </wps:cNvSpPr>
+                                  <wps:spPr bwMode="auto">
+                                    <a:xfrm>
+                                      <a:off x="0" y="0"/>
+                                      <a:ext cx="259715" cy="234950"/>
+                                    </a:xfrm>
+                                    <a:prstGeom prst="rect">
+                                      <a:avLst/>
+                                    </a:prstGeom>
+                                    <a:solidFill>
+                                      <a:srgbClr val="FFFFFF"/>
+                                    </a:solidFill>
+                                    <a:ln w="9360" cap="sq">
+                                      <a:solidFill>
+                                        <a:srgbClr val="000000"/>
+                                      </a:solidFill>
+                                      <a:miter lim="800000"/>
+                                      <a:headEnd/>
+                                      <a:tailEnd/>
+                                    </a:ln>
+                                  </wps:spPr>
+                                  <wps:txbx>
+                                    <w:txbxContent>
+                                      <w:p>
+                                        <w:pPr>
+                                          <w:jc w:val="center"/>
+                                        </w:pPr>
+                                        <w:r>
+                                          <w:t>x</w:t>
+                                        </w:r>
+                                      </w:p>
+                                    </w:txbxContent>
+                                  </wps:txbx>
+                                  <wps:bodyPr rot="0" vert="horz" wrap="none" lIns="91440" tIns="45720" rIns="91440" bIns="45720" anchor="ctr" anchorCtr="0" upright="1">
+                                    <a:noAutofit/>
+                                  </wps:bodyPr>
+                                </wps:wsp>
+                              </a:graphicData>
+                            </a:graphic>
+                            <wp14:sizeRelH relativeFrom="page">
+                              <wp14:pctWidth>0</wp14:pctWidth>
+                            </wp14:sizeRelH>
+                            <wp14:sizeRelV relativeFrom="page">
+                              <wp14:pctHeight>0</wp14:pctHeight>
+                            </wp14:sizeRelV>
+                          </wp:anchor>
+                        </w:drawing>
+                      </mc:Choice>
+                      <mc:Fallback>
+                        <w:pict>
+                          <v:rect w14:anchorId="2DF36AD6" id="Rectangle 93" o:spid="_x0000_s1036" style="position:absolute;left:0;text-align:left;margin-left:10.25pt;margin-top:-.5pt;width:20.45pt;height:18.5pt;z-index:251697152;visibility:visible;mso-wrap-style:none;mso-width-percent:0;mso-height-percent:0;mso-wrap-distance-left:9pt;mso-wrap-distance-top:0;mso-wrap-distance-right:9pt;mso-wrap-distance-bottom:0;mso-position-horizontal:absolute;mso-position-horizontal-relative:text;mso-position-vertical:absolute;mso-position-vertical-relative:text;mso-width-percent:0;mso-height-percent:0;mso-width-relative:page;mso-height-relative:page;v-text-anchor:middle" o:gfxdata="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" strokeweight=".26mm">
+                            <v:stroke endcap="square"/>
+                            <v:textbox>
+                              <w:txbxContent>
+                                <w:p>
+                                  <w:pPr>
+                                    <w:jc w:val="center"/>
+                                  </w:pPr>
+                                  <w:r>
+                                    <w:t>x</w:t>
+                                  </w:r>
+                                </w:p>
+                              </w:txbxContent>
+                            </v:textbox>
+                          </v:rect>
+                        </w:pict>
+                      </mc:Fallback>
+                    </mc:AlternateContent>
+                  </w:r>
+                </w:p>
+              </w:tc>
+            </w:tr>
+            <w:tr>
+              <w:tc>
+                <w:tcPr>
+                  <w:tcW w:w="6651" w:type="dxa"/>
+                  <w:shd w:val="clear" w:color="auto" w:fill="auto"/>
+                </w:tcPr>
+                <w:p>
+                  <w:pPr>
+                    <w:suppressAutoHyphens/>
+                    <w:spacing w:before="120" w:after="0" w:line="240" w:lineRule="auto"/>
+                    <w:jc w:val="both"/>
+                    <w:rPr>
+                      <w:rFonts w:ascii="Times New Roman" w:eastAsia="Times New Roman" w:hAnsi="Times New Roman" w:cs="Times New Roman"/>
+                      <w:sz w:val="28"/>
+                      <w:szCs w:val="28"/>
+                      <w:lang w:eastAsia="zh-CN"/>
+                    </w:rPr>
+                  </w:pPr>
+                  <w:r>
+                    <w:rPr>
+                      <w:rFonts w:ascii="Times New Roman" w:eastAsia="Calibri" w:hAnsi="Times New Roman" w:cs="Times New Roman"/>
+                      <w:sz w:val="28"/>
+                      <w:szCs w:val="28"/>
+                    </w:rPr>
+                    <w:t>Trực tiếp trên GTGT</w:t>
+                  </w:r>
+                </w:p>
+              </w:tc>
+              <w:tc>
+                <w:tcPr>
+                  <w:tcW w:w="919" w:type="dxa"/>
+                  <w:shd w:val="clear" w:color="auto" w:fill="auto"/>
+                </w:tcPr>
+                <w:p>
+                  <w:pPr>
+                    <w:suppressAutoHyphens/>
+                    <w:spacing w:before="120" w:after="0" w:line="240" w:lineRule="auto"/>
+                    <w:jc w:val="both"/>
+                    <w:rPr>
+                      <w:rFonts w:ascii="Times New Roman" w:eastAsia="Times New Roman" w:hAnsi="Times New Roman" w:cs="Times New Roman"/>
+                      <w:sz w:val="28"/>
+                      <w:szCs w:val="28"/>
+                      <w:lang w:eastAsia="zh-CN"/>
+                    </w:rPr>
+                  </w:pPr>
+                  <w:r>
+                    <w:rPr>
+                      <w:rFonts w:ascii="Times New Roman" w:eastAsia="Calibri" w:hAnsi="Times New Roman" w:cs="Times New Roman"/>
+                      <w:noProof/>
+                      <w:sz w:val="20"/>
+                      <w:szCs w:val="20"/>
+                    </w:rPr>
+                    <mc:AlternateContent>
+                      <mc:Choice Requires="wps">
+                        <w:drawing>
+                          <wp:anchor distT="0" distB="0" distL="114300" distR="114300" simplePos="0" relativeHeight="251698176" behindDoc="0" locked="0" layoutInCell="1" allowOverlap="1" wp14:anchorId="04C23E4A" wp14:editId="2ADC3F94">
+                            <wp:simplePos x="0" y="0"/>
+                            <wp:positionH relativeFrom="column">
+                              <wp:posOffset>121920</wp:posOffset>
+                            </wp:positionH>
+                            <wp:positionV relativeFrom="paragraph">
+                              <wp:posOffset>6985</wp:posOffset>
+                            </wp:positionV>
+                            <wp:extent cx="259715" cy="234950"/>
+                            <wp:effectExtent l="0" t="0" r="6985" b="0"/>
+                            <wp:wrapNone/>
+                            <wp:docPr id="2141677826" name="Rectangle 92"/>
+                            <wp:cNvGraphicFramePr>
+                              <a:graphicFrameLocks xmlns:a="http://schemas.openxmlformats.org/drawingml/2006/main"/>
+                            </wp:cNvGraphicFramePr>
+                            <a:graphic xmlns:a="http://schemas.openxmlformats.org/drawingml/2006/main">
+                              <a:graphicData uri="http://schemas.microsoft.com/office/word/2010/wordprocessingShape">
+                                <wps:wsp>
+                                  <wps:cNvSpPr>
+                                    <a:spLocks noChangeArrowheads="1"/>
+                                  </wps:cNvSpPr>
+                                  <wps:spPr bwMode="auto">
+                                    <a:xfrm>
+                                      <a:off x="0" y="0"/>
+                                      <a:ext cx="259715" cy="234950"/>
+                                    </a:xfrm>
+                                    <a:prstGeom prst="rect">
+                                      <a:avLst/>
+                                    </a:prstGeom>
+                                    <a:solidFill>
+                                      <a:srgbClr val="FFFFFF"/>
+                                    </a:solidFill>
+                                    <a:ln w="9360" cap="sq">
+                                      <a:solidFill>
+                                        <a:srgbClr val="000000"/>
+                                      </a:solidFill>
+                                      <a:miter lim="800000"/>
+                                      <a:headEnd/>
+                                      <a:tailEnd/>
+                                    </a:ln>
+                                  </wps:spPr>
+                                  <wps:bodyPr rot="0" vert="horz" wrap="none" lIns="91440" tIns="45720" rIns="91440" bIns="45720" anchor="ctr" anchorCtr="0" upright="1">
+                                    <a:noAutofit/>
+                                  </wps:bodyPr>
+                                </wps:wsp>
+                              </a:graphicData>
+                            </a:graphic>
+                            <wp14:sizeRelH relativeFrom="page">
+                              <wp14:pctWidth>0</wp14:pctWidth>
+                            </wp14:sizeRelH>
+                            <wp14:sizeRelV relativeFrom="page">
+                              <wp14:pctHeight>0</wp14:pctHeight>
+                            </wp14:sizeRelV>
+                          </wp:anchor>
+                        </w:drawing>
+                      </mc:Choice>
+                      <mc:Fallback>
+                        <w:pict>
+                          <v:rect w14:anchorId="1D88F657" id="Rectangle 92" o:spid="_x0000_s1026" style="position:absolute;margin-left:9.6pt;margin-top:.55pt;width:20.45pt;height:18.5pt;z-index:251698176;visibility:visible;mso-wrap-style:none;mso-width-percent:0;mso-height-percent:0;mso-wrap-distance-left:9pt;mso-wrap-distance-top:0;mso-wrap-distance-right:9pt;mso-wrap-distance-bottom:0;mso-position-horizontal:absolute;mso-position-horizontal-relative:text;mso-position-vertical:absolute;mso-position-vertical-relative:text;mso-width-percent:0;mso-height-percent:0;mso-width-relative:page;mso-height-relative:page;v-text-anchor:middle" o:gfxdata="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" strokeweight=".26mm">
+                            <v:stroke endcap="square"/>
+                          </v:rect>
+                        </w:pict>
+                      </mc:Fallback>
+                    </mc:AlternateContent>
+                  </w:r>
+                </w:p>
+              </w:tc>
+            </w:tr>
+            <w:tr>
+              <w:tc>
+                <w:tcPr>
+                  <w:tcW w:w="6651" w:type="dxa"/>
+                  <w:shd w:val="clear" w:color="auto" w:fill="auto"/>
+                </w:tcPr>
+                <w:p>
+                  <w:pPr>
+                    <w:suppressAutoHyphens/>
+                    <w:spacing w:before="120" w:after="0" w:line="240" w:lineRule="auto"/>
+                    <w:jc w:val="both"/>
+                    <w:rPr>
+                      <w:rFonts w:ascii="Times New Roman" w:eastAsia="Times New Roman" w:hAnsi="Times New Roman" w:cs="Times New Roman"/>
+                      <w:sz w:val="28"/>
+                      <w:szCs w:val="28"/>
+                      <w:lang w:eastAsia="zh-CN"/>
+                    </w:rPr>
+                  </w:pPr>
+                  <w:r>
+                    <w:rPr>
+                      <w:rFonts w:ascii="Times New Roman" w:eastAsia="Calibri" w:hAnsi="Times New Roman" w:cs="Times New Roman"/>
+                      <w:sz w:val="28"/>
+                      <w:szCs w:val="28"/>
+                    </w:rPr>
+                    <w:t>Trực tiếp trên doanh số</w:t>
+                  </w:r>
+                </w:p>
+              </w:tc>
+              <w:tc>
+                <w:tcPr>
+                  <w:tcW w:w="919" w:type="dxa"/>
+                  <w:shd w:val="clear" w:color="auto" w:fill="auto"/>
+                </w:tcPr>
+                <w:p>
+                  <w:pPr>
+                    <w:suppressAutoHyphens/>
+                    <w:spacing w:before="120" w:after="0" w:line="240" w:lineRule="auto"/>
+                    <w:jc w:val="both"/>
+                    <w:rPr>
+                      <w:rFonts w:ascii="Times New Roman" w:eastAsia="Times New Roman" w:hAnsi="Times New Roman" w:cs="Times New Roman"/>
+                      <w:sz w:val="28"/>
+                      <w:szCs w:val="28"/>
+                      <w:lang w:eastAsia="zh-CN"/>
+                    </w:rPr>
+                  </w:pPr>
+                  <w:r>
+                    <w:rPr>
+                      <w:rFonts w:ascii="Times New Roman" w:eastAsia="Calibri" w:hAnsi="Times New Roman" w:cs="Times New Roman"/>
+                      <w:noProof/>
+                      <w:sz w:val="20"/>
+                      <w:szCs w:val="20"/>
+                    </w:rPr>
+                    <mc:AlternateContent>
+                      <mc:Choice Requires="wps">
+                        <w:drawing>
+                          <wp:anchor distT="0" distB="0" distL="114300" distR="114300" simplePos="0" relativeHeight="251699200" behindDoc="0" locked="0" layoutInCell="1" allowOverlap="1" wp14:anchorId="5E7FC810" wp14:editId="672AE999">
+                            <wp:simplePos x="0" y="0"/>
+                            <wp:positionH relativeFrom="column">
+                              <wp:posOffset>121920</wp:posOffset>
+                            </wp:positionH>
+                            <wp:positionV relativeFrom="paragraph">
+                              <wp:posOffset>18415</wp:posOffset>
+                            </wp:positionV>
+                            <wp:extent cx="259715" cy="234950"/>
+                            <wp:effectExtent l="0" t="0" r="6985" b="0"/>
+                            <wp:wrapNone/>
+                            <wp:docPr id="2122575974" name="Rectangle 91"/>
+                            <wp:cNvGraphicFramePr>
+                              <a:graphicFrameLocks xmlns:a="http://schemas.openxmlformats.org/drawingml/2006/main"/>
+                            </wp:cNvGraphicFramePr>
+                            <a:graphic xmlns:a="http://schemas.openxmlformats.org/drawingml/2006/main">
+                              <a:graphicData uri="http://schemas.microsoft.com/office/word/2010/wordprocessingShape">
+                                <wps:wsp>
+                                  <wps:cNvSpPr>
+                                    <a:spLocks noChangeArrowheads="1"/>
+                                  </wps:cNvSpPr>
+                                  <wps:spPr bwMode="auto">
+                                    <a:xfrm>
+                                      <a:off x="0" y="0"/>
+                                      <a:ext cx="259715" cy="234950"/>
+                                    </a:xfrm>
+                                    <a:prstGeom prst="rect">
+                                      <a:avLst/>
+                                    </a:prstGeom>
+                                    <a:solidFill>
+                                      <a:srgbClr val="FFFFFF"/>
+                                    </a:solidFill>
+                                    <a:ln w="9360" cap="sq">
+                                      <a:solidFill>
+                                        <a:srgbClr val="000000"/>
+                                      </a:solidFill>
+                                      <a:miter lim="800000"/>
+                                      <a:headEnd/>
+                                      <a:tailEnd/>
+                                    </a:ln>
+                                  </wps:spPr>
+                                  <wps:bodyPr rot="0" vert="horz" wrap="none" lIns="91440" tIns="45720" rIns="91440" bIns="45720" anchor="ctr" anchorCtr="0" upright="1">
+                                    <a:noAutofit/>
+                                  </wps:bodyPr>
+                                </wps:wsp>
+                              </a:graphicData>
+                            </a:graphic>
+                            <wp14:sizeRelH relativeFrom="page">
+                              <wp14:pctWidth>0</wp14:pctWidth>
+                            </wp14:sizeRelH>
+                            <wp14:sizeRelV relativeFrom="page">
+                              <wp14:pctHeight>0</wp14:pctHeight>
+                            </wp14:sizeRelV>
+                          </wp:anchor>
+                        </w:drawing>
+                      </mc:Choice>
+                      <mc:Fallback>
+                        <w:pict>
+                          <v:rect w14:anchorId="377ABAFA" id="Rectangle 91" o:spid="_x0000_s1026" style="position:absolute;margin-left:9.6pt;margin-top:1.45pt;width:20.45pt;height:18.5pt;z-index:251699200;visibility:visible;mso-wrap-style:none;mso-width-percent:0;mso-height-percent:0;mso-wrap-distance-left:9pt;mso-wrap-distance-top:0;mso-wrap-distance-right:9pt;mso-wrap-distance-bottom:0;mso-position-horizontal:absolute;mso-position-horizontal-relative:text;mso-position-vertical:absolute;mso-position-vertical-relative:text;mso-width-percent:0;mso-height-percent:0;mso-width-relative:page;mso-height-relative:page;v-text-anchor:middle" o:gfxdata="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" strokeweight=".26mm">
+                            <v:stroke endcap="square"/>
+                          </v:rect>
+                        </w:pict>
+                      </mc:Fallback>
+                    </mc:AlternateContent>
+                  </w:r>
+                </w:p>
+              </w:tc>
+            </w:tr>
+            <w:tr>
+              <w:tc>
+                <w:tcPr>
+                  <w:tcW w:w="6651" w:type="dxa"/>
+                  <w:shd w:val="clear" w:color="auto" w:fill="auto"/>
+                </w:tcPr>
+                <w:p>
+                  <w:pPr>
+                    <w:suppressAutoHyphens/>
+                    <w:spacing w:before="120" w:after="0" w:line="240" w:lineRule="auto"/>
+                    <w:jc w:val="both"/>
+                    <w:rPr>
+                      <w:rFonts w:ascii="Times New Roman" w:eastAsia="Times New Roman" w:hAnsi="Times New Roman" w:cs="Times New Roman"/>
+                      <w:sz w:val="28"/>
+                      <w:szCs w:val="28"/>
+                      <w:lang w:eastAsia="zh-CN"/>
+                    </w:rPr>
+                  </w:pPr>
+                  <w:r>
+                    <w:rPr>
+                      <w:rFonts w:ascii="Times New Roman" w:eastAsia="Calibri" w:hAnsi="Times New Roman" w:cs="Times New Roman"/>
+                      <w:sz w:val="28"/>
+                      <w:szCs w:val="28"/>
+                    </w:rPr>
+                    <w:t>Không phải nộp thuế GTGT</w:t>
+                  </w:r>
+                </w:p>
+              </w:tc>
+              <w:tc>
+                <w:tcPr>
+                  <w:tcW w:w="919" w:type="dxa"/>
+                  <w:shd w:val="clear" w:color="auto" w:fill="auto"/>
+                </w:tcPr>
+                <w:p>
+                  <w:pPr>
+                    <w:suppressAutoHyphens/>
+                    <w:spacing w:before="120" w:after="0" w:line="240" w:lineRule="auto"/>
+                    <w:jc w:val="both"/>
+                    <w:rPr>
+                      <w:rFonts w:ascii="Times New Roman" w:eastAsia="Times New Roman" w:hAnsi="Times New Roman" w:cs="Times New Roman"/>
+                      <w:sz w:val="28"/>
+                      <w:szCs w:val="28"/>
+                      <w:lang w:eastAsia="zh-CN"/>
+                    </w:rPr>
+                  </w:pPr>
+                  <w:r>
+                    <w:rPr>
+                      <w:rFonts w:ascii="Times New Roman" w:eastAsia="Calibri" w:hAnsi="Times New Roman" w:cs="Times New Roman"/>
+                      <w:noProof/>
+                      <w:sz w:val="20"/>
+                      <w:szCs w:val="20"/>
+                    </w:rPr>
+                    <mc:AlternateContent>
+                      <mc:Choice Requires="wps">
+                        <w:drawing>
+                          <wp:anchor distT="0" distB="0" distL="114300" distR="114300" simplePos="0" relativeHeight="251700224" behindDoc="0" locked="0" layoutInCell="1" allowOverlap="1" wp14:anchorId="74507FF9" wp14:editId="4F4A7B27">
+                            <wp:simplePos x="0" y="0"/>
+                            <wp:positionH relativeFrom="column">
+                              <wp:posOffset>121920</wp:posOffset>
+                            </wp:positionH>
+                            <wp:positionV relativeFrom="paragraph">
+                              <wp:posOffset>25400</wp:posOffset>
+                            </wp:positionV>
+                            <wp:extent cx="259715" cy="234950"/>
+                            <wp:effectExtent l="0" t="0" r="6985" b="0"/>
+                            <wp:wrapNone/>
+                            <wp:docPr id="843398532" name="Rectangle 90"/>
+                            <wp:cNvGraphicFramePr>
+                              <a:graphicFrameLocks xmlns:a="http://schemas.openxmlformats.org/drawingml/2006/main"/>
+                            </wp:cNvGraphicFramePr>
+                            <a:graphic xmlns:a="http://schemas.openxmlformats.org/drawingml/2006/main">
+                              <a:graphicData uri="http://schemas.microsoft.com/office/word/2010/wordprocessingShape">
+                                <wps:wsp>
+                                  <wps:cNvSpPr>
+                                    <a:spLocks noChangeArrowheads="1"/>
+                                  </wps:cNvSpPr>
+                                  <wps:spPr bwMode="auto">
+                                    <a:xfrm>
+                                      <a:off x="0" y="0"/>
+                                      <a:ext cx="259715" cy="234950"/>
+                                    </a:xfrm>
+                                    <a:prstGeom prst="rect">
+                                      <a:avLst/>
+                                    </a:prstGeom>
+                                    <a:solidFill>
+                                      <a:srgbClr val="FFFFFF"/>
+                                    </a:solidFill>
+                                    <a:ln w="9360" cap="sq">
+                                      <a:solidFill>
+                                        <a:srgbClr val="000000"/>
+                                      </a:solidFill>
+                                      <a:miter lim="800000"/>
+                                      <a:headEnd/>
+                                      <a:tailEnd/>
+                                    </a:ln>
+                                  </wps:spPr>
+                                  <wps:bodyPr rot="0" vert="horz" wrap="none" lIns="91440" tIns="45720" rIns="91440" bIns="45720" anchor="ctr" anchorCtr="0" upright="1">
+                                    <a:noAutofit/>
+                                  </wps:bodyPr>
+                                </wps:wsp>
+                              </a:graphicData>
+                            </a:graphic>
+                            <wp14:sizeRelH relativeFrom="page">
+                              <wp14:pctWidth>0</wp14:pctWidth>
+                            </wp14:sizeRelH>
+                            <wp14:sizeRelV relativeFrom="page">
+                              <wp14:pctHeight>0</wp14:pctHeight>
+                            </wp14:sizeRelV>
+                          </wp:anchor>
+                        </w:drawing>
+                      </mc:Choice>
+                      <mc:Fallback>
+                        <w:pict>
+                          <v:rect w14:anchorId="62FE89D4" id="Rectangle 90" o:spid="_x0000_s1026" style="position:absolute;margin-left:9.6pt;margin-top:2pt;width:20.45pt;height:18.5pt;z-index:251700224;visibility:visible;mso-wrap-style:none;mso-width-percent:0;mso-height-percent:0;mso-wrap-distance-left:9pt;mso-wrap-distance-top:0;mso-wrap-distance-right:9pt;mso-wrap-distance-bottom:0;mso-position-horizontal:absolute;mso-position-horizontal-relative:text;mso-position-vertical:absolute;mso-position-vertical-relative:text;mso-width-percent:0;mso-height-percent:0;mso-width-relative:page;mso-height-relative:page;v-text-anchor:middle" o:gfxdata="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" strokeweight=".26mm">
+                            <v:stroke endcap="square"/>
+                          </v:rect>
+                        </w:pict>
+                      </mc:Fallback>
+                    </mc:AlternateContent>
+                  </w:r>
+                </w:p>
+              </w:tc>
+            </w:tr>
+          </w:tbl>
+          <w:p>
+            <w:pPr>
+              <w:spacing w:before="20" w:after="20" w:line="240" w:lineRule="auto"/>
+              <w:rPr>
+                <w:rFonts w:ascii="Times New Roman" w:eastAsia="Calibri" w:hAnsi="Times New Roman" w:cs="Times New Roman"/>
+                <w:sz w:val="28"/>
+                <w:szCs w:val="28"/>
+              </w:rPr>
+            </w:pPr>
+          </w:p>
+        </w:tc>
+      </w:tr>
+    </w:tbl>
+    <w:p>
+      <w:pPr>
+        <w:spacing w:before="60" w:after="60" w:line="240" w:lineRule="auto"/>
+        <w:ind w:firstLine="709"/>
+        <w:jc w:val="both"/>
+        <w:rPr>
+          <w:rFonts w:ascii="Times New Roman" w:eastAsia="Calibri" w:hAnsi="Times New Roman" w:cs="Times New Roman"/>
+          <w:b/>
+          <w:bCs/>
+          <w:kern w:val="28"/>
+          <w:sz w:val="28"/>
+          <w:szCs w:val="32"/>
+          <w:lang w:eastAsia="x-none"/>
+        </w:rPr>
+      </w:pPr>
+      <w:r>
+        <w:rPr>
+          <w:rFonts w:ascii="Times New Roman" w:eastAsia="Calibri" w:hAnsi="Times New Roman" w:cs="Times New Roman"/>
+          <w:b/>
+          <w:bCs/>
+          <w:kern w:val="28"/>
+          <w:sz w:val="28"/>
+          <w:szCs w:val="32"/>
+          <w:lang w:eastAsia="x-none"/>
+        </w:rPr>
+        <w:br w:type="page"/>
+      </w:r>
+    </w:p>
+    <w:p>
+      <w:pPr>
         <w:spacing w:before="120" w:after="120" w:line="240" w:lineRule="auto"/>
         <w:contextualSpacing/>
         <w:jc w:val="center"/>
@@ -6386,17 +9063,6 @@
           <w:lang w:eastAsia="x-none"/>
         </w:rPr>
       </w:pPr>
-      <w:r>
-        <w:rPr>
-          <w:rFonts w:ascii="Times New Roman" w:eastAsia="Times New Roman" w:hAnsi="Times New Roman" w:cs="Times New Roman"/>
-          <w:bCs/>
-          <w:spacing w:val="-4"/>
-          <w:sz w:val="28"/>
-          <w:szCs w:val="28"/>
-          <w:lang w:val="fr-FR"/>
-        </w:rPr>
-        <w:br w:type="page"/>
-      </w:r>
     </w:p>
     <w:p>
       <w:pPr>
@@ -6475,7 +9141,7 @@
           <w:vertAlign w:val="superscript"/>
           <w:lang w:val="vi-VN" w:eastAsia="x-none"/>
         </w:rPr>
-        <w:footnoteReference w:customMarkFollows="1" w:id="3"/>
+        <w:footnoteReference w:customMarkFollows="1" w:id="7"/>
         <w:t>1</w:t>
       </w:r>
     </w:p>
@@ -6513,8 +9179,6 @@
           <w:lang w:val="nl-NL" w:eastAsia="x-none"/>
         </w:rPr>
       </w:pPr>
-      <w:bookmarkStart w:id="8" w:name="_GoBack"/>
-      <w:bookmarkEnd w:id="8"/>
       <w:r>
         <w:rPr>
           <w:rFonts w:ascii="Times New Roman" w:eastAsia="Times New Roman" w:hAnsi="Times New Roman" w:cs="Times New Roman"/>
@@ -6791,6 +9455,8 @@
                             <w:r>
                               <w:t>x</w:t>
                             </w:r>
+                            <w:bookmarkStart w:id="8" w:name="_GoBack"/>
+                            <w:bookmarkEnd w:id="8"/>
                           </w:p>
                         </w:txbxContent>
                       </wps:txbx>
@@ -6811,7 +9477,7 @@
           </mc:Choice>
           <mc:Fallback>
             <w:pict>
-              <v:rect w14:anchorId="31F8866D" id="Rectangle 577" o:spid="_x0000_s1034" style="position:absolute;left:0;text-align:left;margin-left:7.2pt;margin-top:-.55pt;width:19.05pt;height:16.95pt;z-index:251662336;visibility:visible;mso-wrap-style:square;mso-width-percent:0;mso-height-percent:0;mso-wrap-distance-left:9pt;mso-wrap-distance-top:0;mso-wrap-distance-right:9pt;mso-wrap-distance-bottom:0;mso-position-horizontal:absolute;mso-position-horizontal-relative:text;mso-position-vertical:absolute;mso-position-vertical-relative:text;mso-width-percent:0;mso-height-percent:0;mso-width-relative:page;mso-height-relative:page;v-text-anchor:top" o:gfxdata="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">
+              <v:rect w14:anchorId="31F8866D" id="Rectangle 577" o:spid="_x0000_s1037" style="position:absolute;left:0;text-align:left;margin-left:7.2pt;margin-top:-.55pt;width:19.05pt;height:16.95pt;z-index:251662336;visibility:visible;mso-wrap-style:square;mso-width-percent:0;mso-height-percent:0;mso-wrap-distance-left:9pt;mso-wrap-distance-top:0;mso-wrap-distance-right:9pt;mso-wrap-distance-bottom:0;mso-position-horizontal:absolute;mso-position-horizontal-relative:text;mso-position-vertical:absolute;mso-position-vertical-relative:text;mso-width-percent:0;mso-height-percent:0;mso-width-relative:page;mso-height-relative:page;v-text-anchor:top" o:gfxdata="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">
                 <v:textbox>
                   <w:txbxContent>
                     <w:p>
@@ -6821,6 +9487,8 @@
                       <w:r>
                         <w:t>x</w:t>
                       </w:r>
+                      <w:bookmarkStart w:id="9" w:name="_GoBack"/>
+                      <w:bookmarkEnd w:id="9"/>
                     </w:p>
                   </w:txbxContent>
                 </v:textbox>
@@ -7226,7 +9894,7 @@
                 <w:szCs w:val="26"/>
                 <w:vertAlign w:val="superscript"/>
               </w:rPr>
-              <w:footnoteReference w:customMarkFollows="1" w:id="4"/>
+              <w:footnoteReference w:customMarkFollows="1" w:id="8"/>
               <w:t>1</w:t>
             </w:r>
             <w:r>
@@ -7528,11 +10196,151 @@
         <w:rPr>
           <w:spacing w:val="-10"/>
         </w:rPr>
-        <w:t xml:space="preserve"> Trường hợp cập nhật, bổ sung thông tin đăng ký hoạt động chi nhánh/văn phòng đại diện/địa điểm kinh doanh sử dụng Mẫu số 19 Phụ lục I Thông tư này, không sử dụng mẫu này.</w:t>
+        <w:t xml:space="preserve"> Trường hợp doanh nghiệp kê khai hình thức hạch toán là Hạch toán độc lập tại chỉ tiêu 5 thì bắt buộc phải kê khai thông tin về Kế toán trưởng/phụ trách kế toán tại chỉ tiêu 2.</w:t>
       </w:r>
     </w:p>
   </w:footnote>
   <w:footnote w:id="4">
+    <w:p>
+      <w:pPr>
+        <w:pStyle w:val="FootnoteText"/>
+        <w:jc w:val="both"/>
+        <w:rPr>
+          <w:spacing w:val="-10"/>
+        </w:rPr>
+      </w:pPr>
+      <w:r>
+        <w:rPr>
+          <w:rStyle w:val="FootnoteReference"/>
+          <w:spacing w:val="-10"/>
+        </w:rPr>
+        <w:t>2</w:t>
+      </w:r>
+      <w:r>
+        <w:rPr>
+          <w:spacing w:val="-10"/>
+        </w:rPr>
+        <w:t xml:space="preserve"> Trường hợp doanh nghiệp được cấp Giấy chứng nhận đăng ký doanh nghiệp sau ngày bắt đầu hoạt động đã kê khai thì ngày bắt đầu hoạt động là ngày doanh nghiệp được cấp Giấy chứng nhận đăng ký doanh nghiệp.</w:t>
+      </w:r>
+    </w:p>
+  </w:footnote>
+  <w:footnote w:id="5">
+    <w:p>
+      <w:pPr>
+        <w:pStyle w:val="FootnoteText"/>
+        <w:jc w:val="both"/>
+        <w:rPr>
+          <w:spacing w:val="-10"/>
+        </w:rPr>
+      </w:pPr>
+      <w:r>
+        <w:rPr>
+          <w:rStyle w:val="FootnoteReference"/>
+          <w:spacing w:val="-10"/>
+        </w:rPr>
+        <w:t>3</w:t>
+      </w:r>
+      <w:r>
+        <w:rPr>
+          <w:spacing w:val="-10"/>
+        </w:rPr>
+        <w:t xml:space="preserve"> - Trường hợp niên độ kế toán theo năm dương lịch thì ghi từ ngày 01/01 đến ngày 31/12. </w:t>
+      </w:r>
+    </w:p>
+    <w:p>
+      <w:pPr>
+        <w:pStyle w:val="FootnoteText"/>
+        <w:jc w:val="both"/>
+        <w:rPr>
+          <w:spacing w:val="-10"/>
+        </w:rPr>
+      </w:pPr>
+      <w:r>
+        <w:rPr>
+          <w:spacing w:val="-10"/>
+        </w:rPr>
+        <w:t xml:space="preserve">- Trường hợp niên độ kế toán theo năm tài chính khác năm dương lịch thì ghi ngày, tháng bắt đầu niên độ kế toán là ngày đầu tiên của quý; ngày, tháng kết thúc niên độ kế toán là ngày cuối cùng của quý. </w:t>
+      </w:r>
+    </w:p>
+    <w:p>
+      <w:pPr>
+        <w:pStyle w:val="FootnoteText"/>
+        <w:jc w:val="both"/>
+        <w:rPr>
+          <w:spacing w:val="-10"/>
+        </w:rPr>
+      </w:pPr>
+      <w:r>
+        <w:rPr>
+          <w:spacing w:val="-10"/>
+        </w:rPr>
+        <w:t>- Tổng thời gian từ ngày bắt đầu đến ngày kết thúc niên độ kế toán phải đủ 12 tháng hoặc 4 quý liên tiếp.</w:t>
+      </w:r>
+    </w:p>
+  </w:footnote>
+  <w:footnote w:id="6">
+    <w:p>
+      <w:pPr>
+        <w:pStyle w:val="FootnoteText"/>
+        <w:jc w:val="both"/>
+        <w:rPr>
+          <w:spacing w:val="-10"/>
+        </w:rPr>
+      </w:pPr>
+      <w:r>
+        <w:rPr>
+          <w:rStyle w:val="FootnoteReference"/>
+          <w:spacing w:val="-10"/>
+        </w:rPr>
+        <w:t>4</w:t>
+      </w:r>
+      <w:r>
+        <w:rPr>
+          <w:spacing w:val="-10"/>
+        </w:rPr>
+        <w:t xml:space="preserve"> Doanh nghiệp căn cứ vào quy định của pháp luật về thuế giá trị gia tăng và dự kiến hoạt động kinh doanh của doanh nghiệp để xác định 01 trong 04 phương pháp tính thuế giá trị gia tăng tại chỉ tiêu này, trừ trường hợp doanh nghiệp mua bán, chế tác vàng, bạc, đá quý có thể chọn thêm phương pháp trực tiếp trên GTGT ngoài các phương pháp khác (</w:t>
+      </w:r>
+      <w:r>
+        <w:rPr>
+          <w:i/>
+          <w:iCs/>
+          <w:spacing w:val="-10"/>
+        </w:rPr>
+        <w:t>nếu có</w:t>
+      </w:r>
+      <w:r>
+        <w:rPr>
+          <w:spacing w:val="-10"/>
+        </w:rPr>
+        <w:t>).</w:t>
+      </w:r>
+    </w:p>
+  </w:footnote>
+  <w:footnote w:id="7">
+    <w:p>
+      <w:pPr>
+        <w:pStyle w:val="FootnoteText"/>
+        <w:jc w:val="both"/>
+        <w:rPr>
+          <w:spacing w:val="-10"/>
+        </w:rPr>
+      </w:pPr>
+      <w:r>
+        <w:rPr>
+          <w:rStyle w:val="FootnoteReference"/>
+          <w:spacing w:val="-10"/>
+        </w:rPr>
+        <w:t>1</w:t>
+      </w:r>
+      <w:r>
+        <w:rPr>
+          <w:spacing w:val="-10"/>
+        </w:rPr>
+        <w:t xml:space="preserve"> Trường hợp cập nhật, bổ sung thông tin đăng ký hoạt động chi nhánh/văn phòng đại diện/địa điểm kinh doanh sử dụng Mẫu số 19 Phụ lục I Thông tư này, không sử dụng mẫu này.</w:t>
+      </w:r>
+    </w:p>
+  </w:footnote>
+  <w:footnote w:id="8">
     <w:p>
       <w:pPr>
         <w:pStyle w:val="FootnoteText"/>

--- a/CÔNG TY TNHH ĐÀO TẠO VÀ PHÁT TRIỂN GIÁO DỤC MINH PHÚ/MinhPhu_ThaydoiDiaChi/Mẫu số 12_DeNghiThayDoi.docx
+++ b/CÔNG TY TNHH ĐÀO TẠO VÀ PHÁT TRIỂN GIÁO DỤC MINH PHÚ/MinhPhu_ThaydoiDiaChi/Mẫu số 12_DeNghiThayDoi.docx
@@ -175,7 +175,7 @@
                     </wp:anchor>
                   </w:drawing>
                 </mc:Choice>
-                <mc:Fallback xmlns:cx2="http://schemas.microsoft.com/office/drawing/2015/10/21/chartex" xmlns:cx3="http://schemas.microsoft.com/office/drawing/2016/5/9/chartex" xmlns:cx4="http://schemas.microsoft.com/office/drawing/2016/5/10/chartex" xmlns:cx5="http://schemas.microsoft.com/office/drawing/2016/5/11/chartex" xmlns:cx6="http://schemas.microsoft.com/office/drawing/2016/5/12/chartex" xmlns:cx7="http://schemas.microsoft.com/office/drawing/2016/5/13/chartex" xmlns:cx8="http://schemas.microsoft.com/office/drawing/2016/5/14/chartex" xmlns:aink="http://schemas.microsoft.com/office/drawing/2016/ink" xmlns:am3d="http://schemas.microsoft.com/office/drawing/2017/model3d" xmlns:oel="http://schemas.microsoft.com/office/2019/extlst" xmlns:w16cex="http://schemas.microsoft.com/office/word/2018/wordml/cex" xmlns:w16cid="http://schemas.microsoft.com/office/word/2016/wordml/cid" xmlns:w16="http://schemas.microsoft.com/office/word/2018/wordml" xmlns:w16du="http://schemas.microsoft.com/office/word/2023/wordml/word16du" xmlns:w16sdtdh="http://schemas.microsoft.com/office/word/2020/wordml/sdtdatahash" xmlns:w16sdtfl="http://schemas.microsoft.com/office/word/2024/wordml/sdtformatlock">
+                <mc:Fallback xmlns:w16sdtfl="http://schemas.microsoft.com/office/word/2024/wordml/sdtformatlock" xmlns:w16sdtdh="http://schemas.microsoft.com/office/word/2020/wordml/sdtdatahash" xmlns:w16du="http://schemas.microsoft.com/office/word/2023/wordml/word16du" xmlns:w16="http://schemas.microsoft.com/office/word/2018/wordml" xmlns:w16cid="http://schemas.microsoft.com/office/word/2016/wordml/cid" xmlns:w16cex="http://schemas.microsoft.com/office/word/2018/wordml/cex" xmlns:oel="http://schemas.microsoft.com/office/2019/extlst" xmlns:am3d="http://schemas.microsoft.com/office/drawing/2017/model3d" xmlns:aink="http://schemas.microsoft.com/office/drawing/2016/ink" xmlns:cx8="http://schemas.microsoft.com/office/drawing/2016/5/14/chartex" xmlns:cx7="http://schemas.microsoft.com/office/drawing/2016/5/13/chartex" xmlns:cx6="http://schemas.microsoft.com/office/drawing/2016/5/12/chartex" xmlns:cx5="http://schemas.microsoft.com/office/drawing/2016/5/11/chartex" xmlns:cx4="http://schemas.microsoft.com/office/drawing/2016/5/10/chartex" xmlns:cx3="http://schemas.microsoft.com/office/drawing/2016/5/9/chartex" xmlns:cx2="http://schemas.microsoft.com/office/drawing/2015/10/21/chartex">
                   <w:pict>
                     <v:line w14:anchorId="1D12A4BF" id="Line 159" o:spid="_x0000_s1026" style="position:absolute;z-index:251682816;visibility:visible;mso-wrap-style:square;mso-width-percent:0;mso-height-percent:0;mso-wrap-distance-left:9pt;mso-wrap-distance-top:-3e-5mm;mso-wrap-distance-right:9pt;mso-wrap-distance-bottom:-3e-5mm;mso-position-horizontal:center;mso-position-horizontal-relative:margin;mso-position-vertical:absolute;mso-position-vertical-relative:text;mso-width-percent:0;mso-height-percent:0;mso-width-relative:page;mso-height-relative:page" from="0,15.5pt" to="158.75pt,15.5pt" o:gfxdata="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">
                       <w10:wrap anchorx="margin"/>
@@ -279,7 +279,7 @@
                 <w:sz w:val="26"/>
                 <w:szCs w:val="26"/>
               </w:rPr>
-              <w:t>16</w:t>
+              <w:t>30</w:t>
             </w:r>
             <w:r>
               <w:rPr>
@@ -306,8 +306,10 @@
                 <w:sz w:val="26"/>
                 <w:szCs w:val="26"/>
               </w:rPr>
-              <w:t>6</w:t>
-            </w:r>
+              <w:t>7</w:t>
+            </w:r>
+            <w:bookmarkStart w:id="1" w:name="_GoBack"/>
+            <w:bookmarkEnd w:id="1"/>
             <w:r>
               <w:rPr>
                 <w:rFonts w:ascii="Times New Roman" w:eastAsia="Times New Roman" w:hAnsi="Times New Roman" w:cs="Times New Roman"/>
@@ -411,7 +413,7 @@
               </wp:anchor>
             </w:drawing>
           </mc:Choice>
-          <mc:Fallback xmlns:cx2="http://schemas.microsoft.com/office/drawing/2015/10/21/chartex" xmlns:cx3="http://schemas.microsoft.com/office/drawing/2016/5/9/chartex" xmlns:cx4="http://schemas.microsoft.com/office/drawing/2016/5/10/chartex" xmlns:cx5="http://schemas.microsoft.com/office/drawing/2016/5/11/chartex" xmlns:cx6="http://schemas.microsoft.com/office/drawing/2016/5/12/chartex" xmlns:cx7="http://schemas.microsoft.com/office/drawing/2016/5/13/chartex" xmlns:cx8="http://schemas.microsoft.com/office/drawing/2016/5/14/chartex" xmlns:aink="http://schemas.microsoft.com/office/drawing/2016/ink" xmlns:am3d="http://schemas.microsoft.com/office/drawing/2017/model3d" xmlns:oel="http://schemas.microsoft.com/office/2019/extlst" xmlns:w16cex="http://schemas.microsoft.com/office/word/2018/wordml/cex" xmlns:w16cid="http://schemas.microsoft.com/office/word/2016/wordml/cid" xmlns:w16="http://schemas.microsoft.com/office/word/2018/wordml" xmlns:w16du="http://schemas.microsoft.com/office/word/2023/wordml/word16du" xmlns:w16sdtdh="http://schemas.microsoft.com/office/word/2020/wordml/sdtdatahash" xmlns:w16sdtfl="http://schemas.microsoft.com/office/word/2024/wordml/sdtformatlock">
+          <mc:Fallback xmlns:w16sdtfl="http://schemas.microsoft.com/office/word/2024/wordml/sdtformatlock" xmlns:w16sdtdh="http://schemas.microsoft.com/office/word/2020/wordml/sdtdatahash" xmlns:w16du="http://schemas.microsoft.com/office/word/2023/wordml/word16du" xmlns:w16="http://schemas.microsoft.com/office/word/2018/wordml" xmlns:w16cid="http://schemas.microsoft.com/office/word/2016/wordml/cid" xmlns:w16cex="http://schemas.microsoft.com/office/word/2018/wordml/cex" xmlns:oel="http://schemas.microsoft.com/office/2019/extlst" xmlns:am3d="http://schemas.microsoft.com/office/drawing/2017/model3d" xmlns:aink="http://schemas.microsoft.com/office/drawing/2016/ink" xmlns:cx8="http://schemas.microsoft.com/office/drawing/2016/5/14/chartex" xmlns:cx7="http://schemas.microsoft.com/office/drawing/2016/5/13/chartex" xmlns:cx6="http://schemas.microsoft.com/office/drawing/2016/5/12/chartex" xmlns:cx5="http://schemas.microsoft.com/office/drawing/2016/5/11/chartex" xmlns:cx4="http://schemas.microsoft.com/office/drawing/2016/5/10/chartex" xmlns:cx3="http://schemas.microsoft.com/office/drawing/2016/5/9/chartex" xmlns:cx2="http://schemas.microsoft.com/office/drawing/2015/10/21/chartex">
             <w:pict>
               <v:line w14:anchorId="70E5418D" id="Straight Connector 1" o:spid="_x0000_s1026" style="position:absolute;z-index:251683840;visibility:visible;mso-wrap-style:square;mso-width-percent:0;mso-wrap-distance-left:9pt;mso-wrap-distance-top:0;mso-wrap-distance-right:9pt;mso-wrap-distance-bottom:0;mso-position-horizontal:center;mso-position-horizontal-relative:margin;mso-position-vertical:absolute;mso-position-vertical-relative:text;mso-width-percent:0;mso-width-relative:margin" from="0,66.95pt" to="111.65pt,66.95pt" o:gfxdata="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" strokecolor="windowText" strokeweight=".5pt">
                 <v:stroke joinstyle="miter"/>
@@ -440,7 +442,7 @@
         <w:br/>
         <w:t xml:space="preserve">Đăng ký </w:t>
       </w:r>
-      <w:bookmarkStart w:id="1" w:name="_Hlk174028475"/>
+      <w:bookmarkStart w:id="2" w:name="_Hlk174028475"/>
       <w:r>
         <w:rPr>
           <w:rFonts w:ascii="Times New Roman" w:eastAsia="Calibri" w:hAnsi="Times New Roman" w:cs="Times New Roman"/>
@@ -450,7 +452,7 @@
         </w:rPr>
         <w:t>thay đổi nội dung Giấy chứng nhận đăng ký doanh nghiệp</w:t>
       </w:r>
-      <w:bookmarkEnd w:id="1"/>
+      <w:bookmarkEnd w:id="2"/>
       <w:r>
         <w:rPr>
           <w:rFonts w:ascii="Times New Roman" w:eastAsia="Calibri" w:hAnsi="Times New Roman" w:cs="Times New Roman"/>
@@ -1166,7 +1168,7 @@
           <w:szCs w:val="28"/>
         </w:rPr>
       </w:pPr>
-      <w:bookmarkStart w:id="2" w:name="_Hlk177941427"/>
+      <w:bookmarkStart w:id="3" w:name="_Hlk177941427"/>
       <w:r>
         <w:rPr>
           <w:rFonts w:ascii="Times New Roman" w:eastAsia="Calibri" w:hAnsi="Times New Roman" w:cs="Times New Roman"/>
@@ -1184,9 +1186,9 @@
         </w:rPr>
         <w:t>Doanh nghiệp chọn và kê khai vào trang tương ứng với nội dung đăng ký/</w:t>
       </w:r>
-      <w:bookmarkStart w:id="3" w:name="_Hlk177941461"/>
+      <w:bookmarkStart w:id="4" w:name="_Hlk177941461"/>
     </w:p>
-    <w:bookmarkEnd w:id="3"/>
+    <w:bookmarkEnd w:id="4"/>
     <w:p>
       <w:pPr>
         <w:tabs>
@@ -1218,7 +1220,7 @@
         </w:rPr>
         <w:t>)</w:t>
       </w:r>
-      <w:bookmarkEnd w:id="2"/>
+      <w:bookmarkEnd w:id="3"/>
     </w:p>
     <w:p>
       <w:pPr>
@@ -1300,7 +1302,7 @@
               </wp:anchor>
             </w:drawing>
           </mc:Choice>
-          <mc:Fallback xmlns:cx2="http://schemas.microsoft.com/office/drawing/2015/10/21/chartex" xmlns:cx3="http://schemas.microsoft.com/office/drawing/2016/5/9/chartex" xmlns:cx4="http://schemas.microsoft.com/office/drawing/2016/5/10/chartex" xmlns:cx5="http://schemas.microsoft.com/office/drawing/2016/5/11/chartex" xmlns:cx6="http://schemas.microsoft.com/office/drawing/2016/5/12/chartex" xmlns:cx7="http://schemas.microsoft.com/office/drawing/2016/5/13/chartex" xmlns:cx8="http://schemas.microsoft.com/office/drawing/2016/5/14/chartex" xmlns:aink="http://schemas.microsoft.com/office/drawing/2016/ink" xmlns:am3d="http://schemas.microsoft.com/office/drawing/2017/model3d" xmlns:oel="http://schemas.microsoft.com/office/2019/extlst" xmlns:w16cex="http://schemas.microsoft.com/office/word/2018/wordml/cex" xmlns:w16cid="http://schemas.microsoft.com/office/word/2016/wordml/cid" xmlns:w16="http://schemas.microsoft.com/office/word/2018/wordml" xmlns:w16du="http://schemas.microsoft.com/office/word/2023/wordml/word16du" xmlns:w16sdtdh="http://schemas.microsoft.com/office/word/2020/wordml/sdtdatahash" xmlns:w16sdtfl="http://schemas.microsoft.com/office/word/2024/wordml/sdtformatlock">
+          <mc:Fallback xmlns:w16sdtfl="http://schemas.microsoft.com/office/word/2024/wordml/sdtformatlock" xmlns:w16sdtdh="http://schemas.microsoft.com/office/word/2020/wordml/sdtdatahash" xmlns:w16du="http://schemas.microsoft.com/office/word/2023/wordml/word16du" xmlns:w16="http://schemas.microsoft.com/office/word/2018/wordml" xmlns:w16cid="http://schemas.microsoft.com/office/word/2016/wordml/cid" xmlns:w16cex="http://schemas.microsoft.com/office/word/2018/wordml/cex" xmlns:oel="http://schemas.microsoft.com/office/2019/extlst" xmlns:am3d="http://schemas.microsoft.com/office/drawing/2017/model3d" xmlns:aink="http://schemas.microsoft.com/office/drawing/2016/ink" xmlns:cx8="http://schemas.microsoft.com/office/drawing/2016/5/14/chartex" xmlns:cx7="http://schemas.microsoft.com/office/drawing/2016/5/13/chartex" xmlns:cx6="http://schemas.microsoft.com/office/drawing/2016/5/12/chartex" xmlns:cx5="http://schemas.microsoft.com/office/drawing/2016/5/11/chartex" xmlns:cx4="http://schemas.microsoft.com/office/drawing/2016/5/10/chartex" xmlns:cx3="http://schemas.microsoft.com/office/drawing/2016/5/9/chartex" xmlns:cx2="http://schemas.microsoft.com/office/drawing/2015/10/21/chartex">
             <w:pict>
               <v:rect w14:anchorId="150B91A8" id="Rectangle 800" o:spid="_x0000_s1026" style="position:absolute;margin-left:398.8pt;margin-top:62.75pt;width:20.15pt;height:15.95pt;z-index:251665408;visibility:visible;mso-wrap-style:none;mso-width-percent:0;mso-height-percent:0;mso-wrap-distance-left:9pt;mso-wrap-distance-top:0;mso-wrap-distance-right:9pt;mso-wrap-distance-bottom:0;mso-position-horizontal:absolute;mso-position-horizontal-relative:text;mso-position-vertical:absolute;mso-position-vertical-relative:text;mso-width-percent:0;mso-height-percent:0;mso-width-relative:page;mso-height-relative:page;v-text-anchor:middle" o:gfxdata="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" strokeweight=".26mm">
                 <v:stroke endcap="square"/>
@@ -1375,7 +1377,7 @@
               </wp:anchor>
             </w:drawing>
           </mc:Choice>
-          <mc:Fallback xmlns:cx2="http://schemas.microsoft.com/office/drawing/2015/10/21/chartex" xmlns:cx3="http://schemas.microsoft.com/office/drawing/2016/5/9/chartex" xmlns:cx4="http://schemas.microsoft.com/office/drawing/2016/5/10/chartex" xmlns:cx5="http://schemas.microsoft.com/office/drawing/2016/5/11/chartex" xmlns:cx6="http://schemas.microsoft.com/office/drawing/2016/5/12/chartex" xmlns:cx7="http://schemas.microsoft.com/office/drawing/2016/5/13/chartex" xmlns:cx8="http://schemas.microsoft.com/office/drawing/2016/5/14/chartex" xmlns:aink="http://schemas.microsoft.com/office/drawing/2016/ink" xmlns:am3d="http://schemas.microsoft.com/office/drawing/2017/model3d" xmlns:oel="http://schemas.microsoft.com/office/2019/extlst" xmlns:w16cex="http://schemas.microsoft.com/office/word/2018/wordml/cex" xmlns:w16cid="http://schemas.microsoft.com/office/word/2016/wordml/cid" xmlns:w16="http://schemas.microsoft.com/office/word/2018/wordml" xmlns:w16du="http://schemas.microsoft.com/office/word/2023/wordml/word16du" xmlns:w16sdtdh="http://schemas.microsoft.com/office/word/2020/wordml/sdtdatahash" xmlns:w16sdtfl="http://schemas.microsoft.com/office/word/2024/wordml/sdtformatlock">
+          <mc:Fallback xmlns:w16sdtfl="http://schemas.microsoft.com/office/word/2024/wordml/sdtformatlock" xmlns:w16sdtdh="http://schemas.microsoft.com/office/word/2020/wordml/sdtdatahash" xmlns:w16du="http://schemas.microsoft.com/office/word/2023/wordml/word16du" xmlns:w16="http://schemas.microsoft.com/office/word/2018/wordml" xmlns:w16cid="http://schemas.microsoft.com/office/word/2016/wordml/cid" xmlns:w16cex="http://schemas.microsoft.com/office/word/2018/wordml/cex" xmlns:oel="http://schemas.microsoft.com/office/2019/extlst" xmlns:am3d="http://schemas.microsoft.com/office/drawing/2017/model3d" xmlns:aink="http://schemas.microsoft.com/office/drawing/2016/ink" xmlns:cx8="http://schemas.microsoft.com/office/drawing/2016/5/14/chartex" xmlns:cx7="http://schemas.microsoft.com/office/drawing/2016/5/13/chartex" xmlns:cx6="http://schemas.microsoft.com/office/drawing/2016/5/12/chartex" xmlns:cx5="http://schemas.microsoft.com/office/drawing/2016/5/11/chartex" xmlns:cx4="http://schemas.microsoft.com/office/drawing/2016/5/10/chartex" xmlns:cx3="http://schemas.microsoft.com/office/drawing/2016/5/9/chartex" xmlns:cx2="http://schemas.microsoft.com/office/drawing/2015/10/21/chartex">
             <w:pict>
               <v:rect w14:anchorId="3C0D0F71" id="Rectangle 826" o:spid="_x0000_s1026" style="position:absolute;margin-left:398.8pt;margin-top:86.4pt;width:20.15pt;height:15.95pt;z-index:251666432;visibility:visible;mso-wrap-style:none;mso-width-percent:0;mso-height-percent:0;mso-wrap-distance-left:9pt;mso-wrap-distance-top:0;mso-wrap-distance-right:9pt;mso-wrap-distance-bottom:0;mso-position-horizontal:absolute;mso-position-horizontal-relative:text;mso-position-vertical:absolute;mso-position-vertical-relative:text;mso-width-percent:0;mso-height-percent:0;mso-width-relative:page;mso-height-relative:page;v-text-anchor:middle" o:gfxdata="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" strokeweight=".26mm">
                 <v:stroke endcap="square"/>
@@ -1881,7 +1883,7 @@
         </w:rPr>
         <w:t xml:space="preserve">- Doanh </w:t>
       </w:r>
-      <w:bookmarkStart w:id="4" w:name="_Hlk177941472"/>
+      <w:bookmarkStart w:id="5" w:name="_Hlk177941472"/>
       <w:r>
         <w:rPr>
           <w:rFonts w:ascii="Times New Roman" w:eastAsia="Calibri" w:hAnsi="Times New Roman" w:cs="Times New Roman"/>
@@ -1913,7 +1915,7 @@
         <w:t xml:space="preserve">              Không</w:t>
       </w:r>
     </w:p>
-    <w:bookmarkEnd w:id="4"/>
+    <w:bookmarkEnd w:id="5"/>
     <w:p>
       <w:pPr>
         <w:spacing w:before="120" w:after="120" w:line="240" w:lineRule="auto"/>
@@ -2002,7 +2004,7 @@
           <w:szCs w:val="28"/>
         </w:rPr>
       </w:pPr>
-      <w:bookmarkStart w:id="5" w:name="_Hlk178553824"/>
+      <w:bookmarkStart w:id="6" w:name="_Hlk178553824"/>
       <w:r>
         <w:rPr>
           <w:rFonts w:ascii="Times New Roman" w:eastAsia="Calibri" w:hAnsi="Times New Roman" w:cs="Times New Roman"/>
@@ -2046,7 +2048,7 @@
           <w:sz w:val="28"/>
           <w:szCs w:val="28"/>
         </w:rPr>
-        <w:t>Số Ô31-Lô NP4, Đường D17, Khu Tái Định Cư Đại Học Quốc Gia TP. HCM , Khu Phố Châu Thới</w:t>
+        <w:t>Số 49 đường Đ17, khu Tái định cư Đại học quốc gia Thành phố Hồ Chí Minh, khu phố Châu Thới</w:t>
       </w:r>
     </w:p>
     <w:p>
@@ -2465,7 +2467,7 @@
         </w:rPr>
         <w:tab/>
       </w:r>
-      <w:bookmarkEnd w:id="5"/>
+      <w:bookmarkEnd w:id="6"/>
     </w:p>
     <w:p>
       <w:pPr>
@@ -3165,8 +3167,8 @@
           <w:lang w:eastAsia="x-none"/>
         </w:rPr>
       </w:pPr>
-      <w:bookmarkStart w:id="6" w:name="_Hlk177941885"/>
-      <w:bookmarkStart w:id="7" w:name="_Hlk177941696"/>
+      <w:bookmarkStart w:id="7" w:name="_Hlk177941885"/>
+      <w:bookmarkStart w:id="8" w:name="_Hlk177941696"/>
     </w:p>
     <w:p>
       <w:pPr>
@@ -3336,3041 +3338,8 @@
         </w:rPr>
       </w:pPr>
     </w:p>
-    <w:p>
-      <w:pPr>
-        <w:spacing w:before="120" w:after="0" w:line="276" w:lineRule="auto"/>
-        <w:jc w:val="center"/>
-        <w:rPr>
-          <w:rFonts w:ascii="Times New Roman" w:eastAsia="Calibri" w:hAnsi="Times New Roman" w:cs="Times New Roman"/>
-          <w:sz w:val="28"/>
-          <w:szCs w:val="28"/>
-          <w:vertAlign w:val="superscript"/>
-        </w:rPr>
-      </w:pPr>
-      <w:r>
-        <w:rPr>
-          <w:rFonts w:ascii="Times New Roman" w:eastAsia="Calibri" w:hAnsi="Times New Roman" w:cs="Times New Roman"/>
-          <w:bCs/>
-          <w:kern w:val="28"/>
-          <w:sz w:val="28"/>
-          <w:szCs w:val="32"/>
-          <w:lang w:eastAsia="x-none"/>
-        </w:rPr>
-        <w:t xml:space="preserve">THÔNG BÁO </w:t>
-      </w:r>
-      <w:r>
-        <w:rPr>
-          <w:rFonts w:ascii="Times New Roman" w:eastAsia="Calibri" w:hAnsi="Times New Roman" w:cs="Times New Roman"/>
-          <w:sz w:val="28"/>
-          <w:szCs w:val="28"/>
-        </w:rPr>
-        <w:t xml:space="preserve">THAY ĐỔI </w:t>
-      </w:r>
-      <w:bookmarkEnd w:id="6"/>
-      <w:r>
-        <w:rPr>
-          <w:rFonts w:ascii="Times New Roman" w:eastAsia="Calibri" w:hAnsi="Times New Roman" w:cs="Times New Roman"/>
-          <w:sz w:val="28"/>
-          <w:szCs w:val="28"/>
-        </w:rPr>
-        <w:t>NGÀNH, NGHỀ KINH DOANH</w:t>
-      </w:r>
-      <w:bookmarkEnd w:id="7"/>
-      <w:r>
-        <w:rPr>
-          <w:rFonts w:ascii="Times New Roman" w:eastAsia="Calibri" w:hAnsi="Times New Roman" w:cs="Times New Roman"/>
-          <w:sz w:val="28"/>
-          <w:szCs w:val="28"/>
-          <w:vertAlign w:val="superscript"/>
-        </w:rPr>
-        <w:footnoteReference w:customMarkFollows="1" w:id="2"/>
-        <w:t>1</w:t>
-      </w:r>
-    </w:p>
-    <w:p>
-      <w:pPr>
-        <w:spacing w:before="240" w:after="120" w:line="340" w:lineRule="exact"/>
-        <w:ind w:firstLine="720"/>
-        <w:jc w:val="both"/>
-        <w:rPr>
-          <w:rFonts w:ascii="Times New Roman" w:eastAsia="Calibri" w:hAnsi="Times New Roman" w:cs="Times New Roman"/>
-          <w:sz w:val="28"/>
-          <w:szCs w:val="28"/>
-        </w:rPr>
-      </w:pPr>
-      <w:r>
-        <w:rPr>
-          <w:rFonts w:ascii="Times New Roman" w:eastAsia="Calibri" w:hAnsi="Times New Roman" w:cs="Times New Roman"/>
-          <w:b/>
-          <w:sz w:val="28"/>
-          <w:szCs w:val="28"/>
-        </w:rPr>
-        <w:t xml:space="preserve">1. Bổ sung ngành, nghề kinh doanh sau </w:t>
-      </w:r>
-      <w:r>
-        <w:rPr>
-          <w:rFonts w:ascii="Times New Roman" w:eastAsia="Calibri" w:hAnsi="Times New Roman" w:cs="Times New Roman"/>
-          <w:sz w:val="28"/>
-          <w:szCs w:val="28"/>
-        </w:rPr>
-        <w:t>(</w:t>
-      </w:r>
-      <w:r>
-        <w:rPr>
-          <w:rFonts w:ascii="Times New Roman" w:eastAsia="Calibri" w:hAnsi="Times New Roman" w:cs="Times New Roman"/>
-          <w:i/>
-          <w:sz w:val="28"/>
-          <w:szCs w:val="28"/>
-        </w:rPr>
-        <w:t>kê khai trong trường hợp doanh nghiệp thông báo bổ sung ngành, nghề kinh doanh vào danh sách ngành, nghề kinh doanh đã đăng ký với cơ quan đăng ký kinh doanh</w:t>
-      </w:r>
-      <w:r>
-        <w:rPr>
-          <w:rFonts w:ascii="Times New Roman" w:eastAsia="Calibri" w:hAnsi="Times New Roman" w:cs="Times New Roman"/>
-          <w:sz w:val="28"/>
-          <w:szCs w:val="28"/>
-        </w:rPr>
-        <w:t>):</w:t>
-      </w:r>
-      <w:r>
-        <w:rPr>
-          <w:rFonts w:ascii="Times New Roman" w:eastAsia="Calibri" w:hAnsi="Times New Roman" w:cs="Times New Roman"/>
-          <w:sz w:val="28"/>
-          <w:szCs w:val="28"/>
-        </w:rPr>
-        <w:t xml:space="preserve"> </w:t>
-      </w:r>
-    </w:p>
-    <w:tbl>
-      <w:tblPr>
-        <w:tblStyle w:val="TableGrid1"/>
-        <w:tblW w:w="0" w:type="auto"/>
-        <w:jc w:val="center"/>
-        <w:tblLook w:val="04A0" w:firstRow="1" w:lastRow="0" w:firstColumn="1" w:lastColumn="0" w:noHBand="0" w:noVBand="1"/>
-      </w:tblPr>
-      <w:tblGrid>
-        <w:gridCol w:w="539"/>
-        <w:gridCol w:w="839"/>
-        <w:gridCol w:w="6732"/>
-        <w:gridCol w:w="952"/>
-      </w:tblGrid>
-      <w:tr>
-        <w:trPr>
-          <w:tblHeader/>
-          <w:jc w:val="center"/>
-        </w:trPr>
-        <w:tc>
-          <w:tcPr>
-            <w:tcW w:w="0" w:type="auto"/>
-            <w:shd w:val="clear" w:color="auto" w:fill="D9EAF7"/>
-            <w:tcMar>
-              <w:top w:w="80" w:type="dxa"/>
-              <w:left w:w="80" w:type="dxa"/>
-              <w:bottom w:w="80" w:type="dxa"/>
-              <w:right w:w="80" w:type="dxa"/>
-            </w:tcMar>
-            <w:vAlign w:val="center"/>
-          </w:tcPr>
-          <w:p>
-            <w:pPr>
-              <w:jc w:val="center"/>
-              <w:rPr>
-                <w:rFonts w:ascii="Times New Roman" w:eastAsia="Times New Roman" w:hAnsi="Times New Roman"/>
-                <w:sz w:val="20"/>
-              </w:rPr>
-            </w:pPr>
-            <w:r>
-              <w:rPr>
-                <w:rFonts w:ascii="Times New Roman" w:eastAsia="Times New Roman" w:hAnsi="Times New Roman"/>
-                <w:b/>
-                <w:sz w:val="20"/>
-              </w:rPr>
-              <w:t>STT</w:t>
-            </w:r>
-          </w:p>
-        </w:tc>
-        <w:tc>
-          <w:tcPr>
-            <w:tcW w:w="0" w:type="auto"/>
-            <w:shd w:val="clear" w:color="auto" w:fill="D9EAF7"/>
-            <w:tcMar>
-              <w:top w:w="80" w:type="dxa"/>
-              <w:left w:w="80" w:type="dxa"/>
-              <w:bottom w:w="80" w:type="dxa"/>
-              <w:right w:w="80" w:type="dxa"/>
-            </w:tcMar>
-            <w:vAlign w:val="center"/>
-          </w:tcPr>
-          <w:p>
-            <w:pPr>
-              <w:jc w:val="center"/>
-              <w:rPr>
-                <w:rFonts w:ascii="Times New Roman" w:eastAsia="Times New Roman" w:hAnsi="Times New Roman"/>
-                <w:sz w:val="20"/>
-              </w:rPr>
-            </w:pPr>
-            <w:r>
-              <w:rPr>
-                <w:rFonts w:ascii="Times New Roman" w:eastAsia="Times New Roman" w:hAnsi="Times New Roman"/>
-                <w:b/>
-                <w:sz w:val="20"/>
-              </w:rPr>
-              <w:t>Mã ngành</w:t>
-            </w:r>
-          </w:p>
-        </w:tc>
-        <w:tc>
-          <w:tcPr>
-            <w:tcW w:w="0" w:type="auto"/>
-            <w:shd w:val="clear" w:color="auto" w:fill="D9EAF7"/>
-            <w:tcMar>
-              <w:top w:w="80" w:type="dxa"/>
-              <w:left w:w="80" w:type="dxa"/>
-              <w:bottom w:w="80" w:type="dxa"/>
-              <w:right w:w="80" w:type="dxa"/>
-            </w:tcMar>
-            <w:vAlign w:val="center"/>
-          </w:tcPr>
-          <w:p>
-            <w:pPr>
-              <w:jc w:val="center"/>
-              <w:rPr>
-                <w:rFonts w:ascii="Times New Roman" w:eastAsia="Times New Roman" w:hAnsi="Times New Roman"/>
-                <w:sz w:val="20"/>
-              </w:rPr>
-            </w:pPr>
-            <w:r>
-              <w:rPr>
-                <w:rFonts w:ascii="Times New Roman" w:eastAsia="Times New Roman" w:hAnsi="Times New Roman"/>
-                <w:b/>
-                <w:sz w:val="20"/>
-              </w:rPr>
-              <w:t>Tên ngành được bổ sung bao gồm chi tiết</w:t>
-            </w:r>
-          </w:p>
-        </w:tc>
-        <w:tc>
-          <w:tcPr>
-            <w:tcW w:w="0" w:type="auto"/>
-            <w:shd w:val="clear" w:color="auto" w:fill="D9EAF7"/>
-            <w:tcMar>
-              <w:top w:w="80" w:type="dxa"/>
-              <w:left w:w="80" w:type="dxa"/>
-              <w:bottom w:w="80" w:type="dxa"/>
-              <w:right w:w="80" w:type="dxa"/>
-            </w:tcMar>
-            <w:vAlign w:val="center"/>
-          </w:tcPr>
-          <w:p>
-            <w:pPr>
-              <w:jc w:val="center"/>
-              <w:rPr>
-                <w:rFonts w:ascii="Times New Roman" w:eastAsia="Times New Roman" w:hAnsi="Times New Roman"/>
-                <w:sz w:val="20"/>
-              </w:rPr>
-            </w:pPr>
-            <w:r>
-              <w:rPr>
-                <w:rFonts w:ascii="Times New Roman" w:eastAsia="Times New Roman" w:hAnsi="Times New Roman"/>
-                <w:b/>
-                <w:sz w:val="20"/>
-              </w:rPr>
-              <w:t>Ngành chính</w:t>
-            </w:r>
-          </w:p>
-        </w:tc>
-      </w:tr>
-      <w:tr>
-        <w:trPr>
-          <w:jc w:val="center"/>
-        </w:trPr>
-        <w:tc>
-          <w:tcPr>
-            <w:tcW w:w="0" w:type="auto"/>
-            <w:tcMar>
-              <w:top w:w="80" w:type="dxa"/>
-              <w:left w:w="80" w:type="dxa"/>
-              <w:bottom w:w="80" w:type="dxa"/>
-              <w:right w:w="80" w:type="dxa"/>
-            </w:tcMar>
-          </w:tcPr>
-          <w:p>
-            <w:pPr>
-              <w:jc w:val="center"/>
-              <w:rPr>
-                <w:rFonts w:ascii="Times New Roman" w:eastAsia="Times New Roman" w:hAnsi="Times New Roman"/>
-                <w:sz w:val="20"/>
-              </w:rPr>
-            </w:pPr>
-            <w:r>
-              <w:rPr>
-                <w:rFonts w:ascii="Times New Roman" w:eastAsia="Times New Roman" w:hAnsi="Times New Roman"/>
-                <w:sz w:val="20"/>
-              </w:rPr>
-              <w:t>1</w:t>
-            </w:r>
-          </w:p>
-        </w:tc>
-        <w:tc>
-          <w:tcPr>
-            <w:tcW w:w="0" w:type="auto"/>
-            <w:tcMar>
-              <w:top w:w="80" w:type="dxa"/>
-              <w:left w:w="80" w:type="dxa"/>
-              <w:bottom w:w="80" w:type="dxa"/>
-              <w:right w:w="80" w:type="dxa"/>
-            </w:tcMar>
-          </w:tcPr>
-          <w:p>
-            <w:pPr>
-              <w:jc w:val="center"/>
-              <w:rPr>
-                <w:rFonts w:ascii="Times New Roman" w:eastAsia="Times New Roman" w:hAnsi="Times New Roman"/>
-                <w:sz w:val="20"/>
-              </w:rPr>
-            </w:pPr>
-            <w:r>
-              <w:rPr>
-                <w:rFonts w:ascii="Times New Roman" w:eastAsia="Times New Roman" w:hAnsi="Times New Roman"/>
-                <w:sz w:val="20"/>
-              </w:rPr>
-              <w:t>8569</w:t>
-            </w:r>
-          </w:p>
-        </w:tc>
-        <w:tc>
-          <w:tcPr>
-            <w:tcW w:w="0" w:type="auto"/>
-            <w:tcMar>
-              <w:top w:w="80" w:type="dxa"/>
-              <w:left w:w="80" w:type="dxa"/>
-              <w:bottom w:w="80" w:type="dxa"/>
-              <w:right w:w="80" w:type="dxa"/>
-            </w:tcMar>
-          </w:tcPr>
-          <w:p>
-            <w:pPr>
-              <w:rPr>
-                <w:rFonts w:ascii="Times New Roman" w:eastAsia="Times New Roman" w:hAnsi="Times New Roman"/>
-                <w:sz w:val="20"/>
-              </w:rPr>
-            </w:pPr>
-            <w:r>
-              <w:rPr>
-                <w:rFonts w:ascii="Times New Roman" w:eastAsia="Times New Roman" w:hAnsi="Times New Roman"/>
-                <w:b/>
-                <w:sz w:val="20"/>
-              </w:rPr>
-              <w:t>Hoạt động hỗ trợ giáo dục khác</w:t>
-            </w:r>
-            <w:r>
-              <w:rPr>
-                <w:rFonts w:ascii="Times New Roman" w:eastAsia="Times New Roman" w:hAnsi="Times New Roman"/>
-                <w:sz w:val="20"/>
-              </w:rPr>
-              <w:br/>
-              <w:t>Chi tiết:</w:t>
-            </w:r>
-            <w:r>
-              <w:rPr>
-                <w:rFonts w:ascii="Times New Roman" w:eastAsia="Times New Roman" w:hAnsi="Times New Roman"/>
-                <w:sz w:val="20"/>
-              </w:rPr>
-              <w:br/>
-              <w:t>+ Tư vấn giáo dục,</w:t>
-            </w:r>
-            <w:r>
-              <w:rPr>
-                <w:rFonts w:ascii="Times New Roman" w:eastAsia="Times New Roman" w:hAnsi="Times New Roman"/>
-                <w:sz w:val="20"/>
-              </w:rPr>
-              <w:br/>
-              <w:t>+ Dịch vụ đưa ra ý kiến hướng dẫn về giáo dục,</w:t>
-            </w:r>
-            <w:r>
-              <w:rPr>
-                <w:rFonts w:ascii="Times New Roman" w:eastAsia="Times New Roman" w:hAnsi="Times New Roman"/>
-                <w:sz w:val="20"/>
-              </w:rPr>
-              <w:br/>
-              <w:t>+ Dịch vụ đánh giá việc kiểm tra giáo dục,</w:t>
-            </w:r>
-            <w:r>
-              <w:rPr>
-                <w:rFonts w:ascii="Times New Roman" w:eastAsia="Times New Roman" w:hAnsi="Times New Roman"/>
-                <w:sz w:val="20"/>
-              </w:rPr>
-              <w:br/>
-              <w:t>+ Dịch vụ kiểm tra giáo dục,</w:t>
-            </w:r>
-            <w:r>
-              <w:rPr>
-                <w:rFonts w:ascii="Times New Roman" w:eastAsia="Times New Roman" w:hAnsi="Times New Roman"/>
-                <w:sz w:val="20"/>
-              </w:rPr>
-              <w:br/>
-              <w:t>+ Tổ chức các chương trình trao đổi sinh viên</w:t>
-            </w:r>
-          </w:p>
-        </w:tc>
-        <w:tc>
-          <w:tcPr>
-            <w:tcW w:w="0" w:type="auto"/>
-            <w:tcMar>
-              <w:top w:w="80" w:type="dxa"/>
-              <w:left w:w="80" w:type="dxa"/>
-              <w:bottom w:w="80" w:type="dxa"/>
-              <w:right w:w="80" w:type="dxa"/>
-            </w:tcMar>
-          </w:tcPr>
-          <w:p>
-            <w:pPr>
-              <w:jc w:val="center"/>
-              <w:rPr>
-                <w:rFonts w:ascii="Times New Roman" w:eastAsia="Times New Roman" w:hAnsi="Times New Roman"/>
-                <w:sz w:val="20"/>
-              </w:rPr>
-            </w:pPr>
-          </w:p>
-        </w:tc>
-      </w:tr>
-      <w:tr>
-        <w:trPr>
-          <w:jc w:val="center"/>
-        </w:trPr>
-        <w:tc>
-          <w:tcPr>
-            <w:tcW w:w="0" w:type="auto"/>
-            <w:tcMar>
-              <w:top w:w="80" w:type="dxa"/>
-              <w:left w:w="80" w:type="dxa"/>
-              <w:bottom w:w="80" w:type="dxa"/>
-              <w:right w:w="80" w:type="dxa"/>
-            </w:tcMar>
-          </w:tcPr>
-          <w:p>
-            <w:pPr>
-              <w:jc w:val="center"/>
-              <w:rPr>
-                <w:rFonts w:ascii="Times New Roman" w:eastAsia="Times New Roman" w:hAnsi="Times New Roman"/>
-                <w:sz w:val="20"/>
-              </w:rPr>
-            </w:pPr>
-            <w:r>
-              <w:rPr>
-                <w:rFonts w:ascii="Times New Roman" w:eastAsia="Times New Roman" w:hAnsi="Times New Roman"/>
-                <w:sz w:val="20"/>
-              </w:rPr>
-              <w:t>2</w:t>
-            </w:r>
-          </w:p>
-        </w:tc>
-        <w:tc>
-          <w:tcPr>
-            <w:tcW w:w="0" w:type="auto"/>
-            <w:tcMar>
-              <w:top w:w="80" w:type="dxa"/>
-              <w:left w:w="80" w:type="dxa"/>
-              <w:bottom w:w="80" w:type="dxa"/>
-              <w:right w:w="80" w:type="dxa"/>
-            </w:tcMar>
-          </w:tcPr>
-          <w:p>
-            <w:pPr>
-              <w:jc w:val="center"/>
-              <w:rPr>
-                <w:rFonts w:ascii="Times New Roman" w:eastAsia="Times New Roman" w:hAnsi="Times New Roman"/>
-                <w:sz w:val="20"/>
-              </w:rPr>
-            </w:pPr>
-            <w:r>
-              <w:rPr>
-                <w:rFonts w:ascii="Times New Roman" w:eastAsia="Times New Roman" w:hAnsi="Times New Roman"/>
-                <w:sz w:val="20"/>
-              </w:rPr>
-              <w:t>7821</w:t>
-            </w:r>
-          </w:p>
-        </w:tc>
-        <w:tc>
-          <w:tcPr>
-            <w:tcW w:w="0" w:type="auto"/>
-            <w:tcMar>
-              <w:top w:w="80" w:type="dxa"/>
-              <w:left w:w="80" w:type="dxa"/>
-              <w:bottom w:w="80" w:type="dxa"/>
-              <w:right w:w="80" w:type="dxa"/>
-            </w:tcMar>
-          </w:tcPr>
-          <w:p>
-            <w:pPr>
-              <w:rPr>
-                <w:rFonts w:ascii="Times New Roman" w:eastAsia="Times New Roman" w:hAnsi="Times New Roman"/>
-                <w:sz w:val="20"/>
-              </w:rPr>
-            </w:pPr>
-            <w:r>
-              <w:rPr>
-                <w:rFonts w:ascii="Times New Roman" w:eastAsia="Times New Roman" w:hAnsi="Times New Roman"/>
-                <w:b/>
-                <w:sz w:val="20"/>
-              </w:rPr>
-              <w:t>Cung ứng lao động tạm thời</w:t>
-            </w:r>
-            <w:r>
-              <w:rPr>
-                <w:rFonts w:ascii="Times New Roman" w:eastAsia="Times New Roman" w:hAnsi="Times New Roman"/>
-                <w:sz w:val="20"/>
-              </w:rPr>
-              <w:br/>
-              <w:t>(chỉ được hoạt động khi có giấy phép hoạt động giới thiệu việc làm)</w:t>
-            </w:r>
-          </w:p>
-        </w:tc>
-        <w:tc>
-          <w:tcPr>
-            <w:tcW w:w="0" w:type="auto"/>
-            <w:tcMar>
-              <w:top w:w="80" w:type="dxa"/>
-              <w:left w:w="80" w:type="dxa"/>
-              <w:bottom w:w="80" w:type="dxa"/>
-              <w:right w:w="80" w:type="dxa"/>
-            </w:tcMar>
-          </w:tcPr>
-          <w:p>
-            <w:pPr>
-              <w:jc w:val="center"/>
-              <w:rPr>
-                <w:rFonts w:ascii="Times New Roman" w:eastAsia="Times New Roman" w:hAnsi="Times New Roman"/>
-                <w:sz w:val="20"/>
-              </w:rPr>
-            </w:pPr>
-          </w:p>
-        </w:tc>
-      </w:tr>
-      <w:tr>
-        <w:trPr>
-          <w:jc w:val="center"/>
-        </w:trPr>
-        <w:tc>
-          <w:tcPr>
-            <w:tcW w:w="0" w:type="auto"/>
-            <w:tcMar>
-              <w:top w:w="80" w:type="dxa"/>
-              <w:left w:w="80" w:type="dxa"/>
-              <w:bottom w:w="80" w:type="dxa"/>
-              <w:right w:w="80" w:type="dxa"/>
-            </w:tcMar>
-          </w:tcPr>
-          <w:p>
-            <w:pPr>
-              <w:jc w:val="center"/>
-              <w:rPr>
-                <w:rFonts w:ascii="Times New Roman" w:eastAsia="Times New Roman" w:hAnsi="Times New Roman"/>
-                <w:sz w:val="20"/>
-              </w:rPr>
-            </w:pPr>
-            <w:r>
-              <w:rPr>
-                <w:rFonts w:ascii="Times New Roman" w:eastAsia="Times New Roman" w:hAnsi="Times New Roman"/>
-                <w:sz w:val="20"/>
-              </w:rPr>
-              <w:t>3</w:t>
-            </w:r>
-          </w:p>
-        </w:tc>
-        <w:tc>
-          <w:tcPr>
-            <w:tcW w:w="0" w:type="auto"/>
-            <w:tcMar>
-              <w:top w:w="80" w:type="dxa"/>
-              <w:left w:w="80" w:type="dxa"/>
-              <w:bottom w:w="80" w:type="dxa"/>
-              <w:right w:w="80" w:type="dxa"/>
-            </w:tcMar>
-          </w:tcPr>
-          <w:p>
-            <w:pPr>
-              <w:jc w:val="center"/>
-              <w:rPr>
-                <w:rFonts w:ascii="Times New Roman" w:eastAsia="Times New Roman" w:hAnsi="Times New Roman"/>
-                <w:sz w:val="20"/>
-              </w:rPr>
-            </w:pPr>
-            <w:r>
-              <w:rPr>
-                <w:rFonts w:ascii="Times New Roman" w:eastAsia="Times New Roman" w:hAnsi="Times New Roman"/>
-                <w:sz w:val="20"/>
-              </w:rPr>
-              <w:t>7822</w:t>
-            </w:r>
-          </w:p>
-        </w:tc>
-        <w:tc>
-          <w:tcPr>
-            <w:tcW w:w="0" w:type="auto"/>
-            <w:tcMar>
-              <w:top w:w="80" w:type="dxa"/>
-              <w:left w:w="80" w:type="dxa"/>
-              <w:bottom w:w="80" w:type="dxa"/>
-              <w:right w:w="80" w:type="dxa"/>
-            </w:tcMar>
-          </w:tcPr>
-          <w:p>
-            <w:pPr>
-              <w:rPr>
-                <w:rFonts w:ascii="Times New Roman" w:eastAsia="Times New Roman" w:hAnsi="Times New Roman"/>
-                <w:sz w:val="20"/>
-              </w:rPr>
-            </w:pPr>
-            <w:r>
-              <w:rPr>
-                <w:rFonts w:ascii="Times New Roman" w:eastAsia="Times New Roman" w:hAnsi="Times New Roman"/>
-                <w:b/>
-                <w:sz w:val="20"/>
-              </w:rPr>
-              <w:t>Cung ứng nguồn nhân lực khác</w:t>
-            </w:r>
-            <w:r>
-              <w:rPr>
-                <w:rFonts w:ascii="Times New Roman" w:eastAsia="Times New Roman" w:hAnsi="Times New Roman"/>
-                <w:sz w:val="20"/>
-              </w:rPr>
-              <w:br/>
-              <w:t>Chi tiết: Cung ứng và quản lý nguồn lao động trong nước (Chỉ hoạt động sau khi được cơ quan có thẩm quyền cấp Giấy phép hoạt động cho thuê lại lao động; trừ xuất khẩu lao động)</w:t>
-            </w:r>
-          </w:p>
-        </w:tc>
-        <w:tc>
-          <w:tcPr>
-            <w:tcW w:w="0" w:type="auto"/>
-            <w:tcMar>
-              <w:top w:w="80" w:type="dxa"/>
-              <w:left w:w="80" w:type="dxa"/>
-              <w:bottom w:w="80" w:type="dxa"/>
-              <w:right w:w="80" w:type="dxa"/>
-            </w:tcMar>
-          </w:tcPr>
-          <w:p>
-            <w:pPr>
-              <w:jc w:val="center"/>
-              <w:rPr>
-                <w:rFonts w:ascii="Times New Roman" w:eastAsia="Times New Roman" w:hAnsi="Times New Roman"/>
-                <w:sz w:val="20"/>
-              </w:rPr>
-            </w:pPr>
-          </w:p>
-        </w:tc>
-      </w:tr>
-      <w:tr>
-        <w:trPr>
-          <w:jc w:val="center"/>
-        </w:trPr>
-        <w:tc>
-          <w:tcPr>
-            <w:tcW w:w="0" w:type="auto"/>
-            <w:tcMar>
-              <w:top w:w="80" w:type="dxa"/>
-              <w:left w:w="80" w:type="dxa"/>
-              <w:bottom w:w="80" w:type="dxa"/>
-              <w:right w:w="80" w:type="dxa"/>
-            </w:tcMar>
-          </w:tcPr>
-          <w:p>
-            <w:pPr>
-              <w:jc w:val="center"/>
-              <w:rPr>
-                <w:rFonts w:ascii="Times New Roman" w:eastAsia="Times New Roman" w:hAnsi="Times New Roman"/>
-                <w:sz w:val="20"/>
-              </w:rPr>
-            </w:pPr>
-            <w:r>
-              <w:rPr>
-                <w:rFonts w:ascii="Times New Roman" w:eastAsia="Times New Roman" w:hAnsi="Times New Roman"/>
-                <w:sz w:val="20"/>
-              </w:rPr>
-              <w:t>4</w:t>
-            </w:r>
-          </w:p>
-        </w:tc>
-        <w:tc>
-          <w:tcPr>
-            <w:tcW w:w="0" w:type="auto"/>
-            <w:tcMar>
-              <w:top w:w="80" w:type="dxa"/>
-              <w:left w:w="80" w:type="dxa"/>
-              <w:bottom w:w="80" w:type="dxa"/>
-              <w:right w:w="80" w:type="dxa"/>
-            </w:tcMar>
-          </w:tcPr>
-          <w:p>
-            <w:pPr>
-              <w:jc w:val="center"/>
-              <w:rPr>
-                <w:rFonts w:ascii="Times New Roman" w:eastAsia="Times New Roman" w:hAnsi="Times New Roman"/>
-                <w:sz w:val="20"/>
-              </w:rPr>
-            </w:pPr>
-            <w:r>
-              <w:rPr>
-                <w:rFonts w:ascii="Times New Roman" w:eastAsia="Times New Roman" w:hAnsi="Times New Roman"/>
-                <w:sz w:val="20"/>
-              </w:rPr>
-              <w:t>6219</w:t>
-            </w:r>
-          </w:p>
-        </w:tc>
-        <w:tc>
-          <w:tcPr>
-            <w:tcW w:w="0" w:type="auto"/>
-            <w:tcMar>
-              <w:top w:w="80" w:type="dxa"/>
-              <w:left w:w="80" w:type="dxa"/>
-              <w:bottom w:w="80" w:type="dxa"/>
-              <w:right w:w="80" w:type="dxa"/>
-            </w:tcMar>
-          </w:tcPr>
-          <w:p>
-            <w:pPr>
-              <w:rPr>
-                <w:rFonts w:ascii="Times New Roman" w:eastAsia="Times New Roman" w:hAnsi="Times New Roman"/>
-                <w:sz w:val="20"/>
-              </w:rPr>
-            </w:pPr>
-            <w:r>
-              <w:rPr>
-                <w:rFonts w:ascii="Times New Roman" w:eastAsia="Times New Roman" w:hAnsi="Times New Roman"/>
-                <w:b/>
-                <w:sz w:val="20"/>
-              </w:rPr>
-              <w:t>Lập trình máy tính khác</w:t>
-            </w:r>
-          </w:p>
-        </w:tc>
-        <w:tc>
-          <w:tcPr>
-            <w:tcW w:w="0" w:type="auto"/>
-            <w:tcMar>
-              <w:top w:w="80" w:type="dxa"/>
-              <w:left w:w="80" w:type="dxa"/>
-              <w:bottom w:w="80" w:type="dxa"/>
-              <w:right w:w="80" w:type="dxa"/>
-            </w:tcMar>
-          </w:tcPr>
-          <w:p>
-            <w:pPr>
-              <w:jc w:val="center"/>
-              <w:rPr>
-                <w:rFonts w:ascii="Times New Roman" w:eastAsia="Times New Roman" w:hAnsi="Times New Roman"/>
-                <w:sz w:val="20"/>
-              </w:rPr>
-            </w:pPr>
-          </w:p>
-        </w:tc>
-      </w:tr>
-      <w:tr>
-        <w:trPr>
-          <w:jc w:val="center"/>
-        </w:trPr>
-        <w:tc>
-          <w:tcPr>
-            <w:tcW w:w="0" w:type="auto"/>
-            <w:tcMar>
-              <w:top w:w="80" w:type="dxa"/>
-              <w:left w:w="80" w:type="dxa"/>
-              <w:bottom w:w="80" w:type="dxa"/>
-              <w:right w:w="80" w:type="dxa"/>
-            </w:tcMar>
-          </w:tcPr>
-          <w:p>
-            <w:pPr>
-              <w:jc w:val="center"/>
-              <w:rPr>
-                <w:rFonts w:ascii="Times New Roman" w:eastAsia="Times New Roman" w:hAnsi="Times New Roman"/>
-                <w:sz w:val="20"/>
-              </w:rPr>
-            </w:pPr>
-            <w:r>
-              <w:rPr>
-                <w:rFonts w:ascii="Times New Roman" w:eastAsia="Times New Roman" w:hAnsi="Times New Roman"/>
-                <w:sz w:val="20"/>
-              </w:rPr>
-              <w:t>5</w:t>
-            </w:r>
-          </w:p>
-        </w:tc>
-        <w:tc>
-          <w:tcPr>
-            <w:tcW w:w="0" w:type="auto"/>
-            <w:tcMar>
-              <w:top w:w="80" w:type="dxa"/>
-              <w:left w:w="80" w:type="dxa"/>
-              <w:bottom w:w="80" w:type="dxa"/>
-              <w:right w:w="80" w:type="dxa"/>
-            </w:tcMar>
-          </w:tcPr>
-          <w:p>
-            <w:pPr>
-              <w:jc w:val="center"/>
-              <w:rPr>
-                <w:rFonts w:ascii="Times New Roman" w:eastAsia="Times New Roman" w:hAnsi="Times New Roman"/>
-                <w:sz w:val="20"/>
-              </w:rPr>
-            </w:pPr>
-            <w:r>
-              <w:rPr>
-                <w:rFonts w:ascii="Times New Roman" w:eastAsia="Times New Roman" w:hAnsi="Times New Roman"/>
-                <w:sz w:val="20"/>
-              </w:rPr>
-              <w:t>6220</w:t>
-            </w:r>
-          </w:p>
-        </w:tc>
-        <w:tc>
-          <w:tcPr>
-            <w:tcW w:w="0" w:type="auto"/>
-            <w:tcMar>
-              <w:top w:w="80" w:type="dxa"/>
-              <w:left w:w="80" w:type="dxa"/>
-              <w:bottom w:w="80" w:type="dxa"/>
-              <w:right w:w="80" w:type="dxa"/>
-            </w:tcMar>
-          </w:tcPr>
-          <w:p>
-            <w:pPr>
-              <w:rPr>
-                <w:rFonts w:ascii="Times New Roman" w:eastAsia="Times New Roman" w:hAnsi="Times New Roman"/>
-                <w:sz w:val="20"/>
-              </w:rPr>
-            </w:pPr>
-            <w:r>
-              <w:rPr>
-                <w:rFonts w:ascii="Times New Roman" w:eastAsia="Times New Roman" w:hAnsi="Times New Roman"/>
-                <w:b/>
-                <w:sz w:val="20"/>
-              </w:rPr>
-              <w:t>Tư vấn máy tính và quản lý cơ sở hạ tầng máy tính</w:t>
-            </w:r>
-          </w:p>
-        </w:tc>
-        <w:tc>
-          <w:tcPr>
-            <w:tcW w:w="0" w:type="auto"/>
-            <w:tcMar>
-              <w:top w:w="80" w:type="dxa"/>
-              <w:left w:w="80" w:type="dxa"/>
-              <w:bottom w:w="80" w:type="dxa"/>
-              <w:right w:w="80" w:type="dxa"/>
-            </w:tcMar>
-          </w:tcPr>
-          <w:p>
-            <w:pPr>
-              <w:jc w:val="center"/>
-              <w:rPr>
-                <w:rFonts w:ascii="Times New Roman" w:eastAsia="Times New Roman" w:hAnsi="Times New Roman"/>
-                <w:sz w:val="20"/>
-              </w:rPr>
-            </w:pPr>
-          </w:p>
-        </w:tc>
-      </w:tr>
-      <w:tr>
-        <w:trPr>
-          <w:jc w:val="center"/>
-        </w:trPr>
-        <w:tc>
-          <w:tcPr>
-            <w:tcW w:w="0" w:type="auto"/>
-            <w:tcMar>
-              <w:top w:w="80" w:type="dxa"/>
-              <w:left w:w="80" w:type="dxa"/>
-              <w:bottom w:w="80" w:type="dxa"/>
-              <w:right w:w="80" w:type="dxa"/>
-            </w:tcMar>
-          </w:tcPr>
-          <w:p>
-            <w:pPr>
-              <w:jc w:val="center"/>
-              <w:rPr>
-                <w:rFonts w:ascii="Times New Roman" w:eastAsia="Times New Roman" w:hAnsi="Times New Roman"/>
-                <w:sz w:val="20"/>
-              </w:rPr>
-            </w:pPr>
-            <w:r>
-              <w:rPr>
-                <w:rFonts w:ascii="Times New Roman" w:eastAsia="Times New Roman" w:hAnsi="Times New Roman"/>
-                <w:sz w:val="20"/>
-              </w:rPr>
-              <w:t>6</w:t>
-            </w:r>
-          </w:p>
-        </w:tc>
-        <w:tc>
-          <w:tcPr>
-            <w:tcW w:w="0" w:type="auto"/>
-            <w:tcMar>
-              <w:top w:w="80" w:type="dxa"/>
-              <w:left w:w="80" w:type="dxa"/>
-              <w:bottom w:w="80" w:type="dxa"/>
-              <w:right w:w="80" w:type="dxa"/>
-            </w:tcMar>
-          </w:tcPr>
-          <w:p>
-            <w:pPr>
-              <w:jc w:val="center"/>
-              <w:rPr>
-                <w:rFonts w:ascii="Times New Roman" w:eastAsia="Times New Roman" w:hAnsi="Times New Roman"/>
-                <w:sz w:val="20"/>
-              </w:rPr>
-            </w:pPr>
-            <w:r>
-              <w:rPr>
-                <w:rFonts w:ascii="Times New Roman" w:eastAsia="Times New Roman" w:hAnsi="Times New Roman"/>
-                <w:sz w:val="20"/>
-              </w:rPr>
-              <w:t>6290</w:t>
-            </w:r>
-          </w:p>
-        </w:tc>
-        <w:tc>
-          <w:tcPr>
-            <w:tcW w:w="0" w:type="auto"/>
-            <w:tcMar>
-              <w:top w:w="80" w:type="dxa"/>
-              <w:left w:w="80" w:type="dxa"/>
-              <w:bottom w:w="80" w:type="dxa"/>
-              <w:right w:w="80" w:type="dxa"/>
-            </w:tcMar>
-          </w:tcPr>
-          <w:p>
-            <w:pPr>
-              <w:rPr>
-                <w:rFonts w:ascii="Times New Roman" w:eastAsia="Times New Roman" w:hAnsi="Times New Roman"/>
-                <w:sz w:val="20"/>
-              </w:rPr>
-            </w:pPr>
-            <w:r>
-              <w:rPr>
-                <w:rFonts w:ascii="Times New Roman" w:eastAsia="Times New Roman" w:hAnsi="Times New Roman"/>
-                <w:b/>
-                <w:sz w:val="20"/>
-              </w:rPr>
-              <w:t>Hoạt động dịch vụ máy tính và công nghệ thông tin khác</w:t>
-            </w:r>
-          </w:p>
-        </w:tc>
-        <w:tc>
-          <w:tcPr>
-            <w:tcW w:w="0" w:type="auto"/>
-            <w:tcMar>
-              <w:top w:w="80" w:type="dxa"/>
-              <w:left w:w="80" w:type="dxa"/>
-              <w:bottom w:w="80" w:type="dxa"/>
-              <w:right w:w="80" w:type="dxa"/>
-            </w:tcMar>
-          </w:tcPr>
-          <w:p>
-            <w:pPr>
-              <w:jc w:val="center"/>
-              <w:rPr>
-                <w:rFonts w:ascii="Times New Roman" w:eastAsia="Times New Roman" w:hAnsi="Times New Roman"/>
-                <w:sz w:val="20"/>
-              </w:rPr>
-            </w:pPr>
-          </w:p>
-        </w:tc>
-      </w:tr>
-      <w:tr>
-        <w:trPr>
-          <w:jc w:val="center"/>
-        </w:trPr>
-        <w:tc>
-          <w:tcPr>
-            <w:tcW w:w="0" w:type="auto"/>
-            <w:tcMar>
-              <w:top w:w="80" w:type="dxa"/>
-              <w:left w:w="80" w:type="dxa"/>
-              <w:bottom w:w="80" w:type="dxa"/>
-              <w:right w:w="80" w:type="dxa"/>
-            </w:tcMar>
-          </w:tcPr>
-          <w:p>
-            <w:pPr>
-              <w:jc w:val="center"/>
-              <w:rPr>
-                <w:rFonts w:ascii="Times New Roman" w:eastAsia="Times New Roman" w:hAnsi="Times New Roman"/>
-                <w:sz w:val="20"/>
-              </w:rPr>
-            </w:pPr>
-            <w:r>
-              <w:rPr>
-                <w:rFonts w:ascii="Times New Roman" w:eastAsia="Times New Roman" w:hAnsi="Times New Roman"/>
-                <w:sz w:val="20"/>
-              </w:rPr>
-              <w:t>7</w:t>
-            </w:r>
-          </w:p>
-        </w:tc>
-        <w:tc>
-          <w:tcPr>
-            <w:tcW w:w="0" w:type="auto"/>
-            <w:tcMar>
-              <w:top w:w="80" w:type="dxa"/>
-              <w:left w:w="80" w:type="dxa"/>
-              <w:bottom w:w="80" w:type="dxa"/>
-              <w:right w:w="80" w:type="dxa"/>
-            </w:tcMar>
-          </w:tcPr>
-          <w:p>
-            <w:pPr>
-              <w:jc w:val="center"/>
-              <w:rPr>
-                <w:rFonts w:ascii="Times New Roman" w:eastAsia="Times New Roman" w:hAnsi="Times New Roman"/>
-                <w:sz w:val="20"/>
-              </w:rPr>
-            </w:pPr>
-            <w:r>
-              <w:rPr>
-                <w:rFonts w:ascii="Times New Roman" w:eastAsia="Times New Roman" w:hAnsi="Times New Roman"/>
-                <w:sz w:val="20"/>
-              </w:rPr>
-              <w:t>7499</w:t>
-            </w:r>
-          </w:p>
-        </w:tc>
-        <w:tc>
-          <w:tcPr>
-            <w:tcW w:w="0" w:type="auto"/>
-            <w:tcMar>
-              <w:top w:w="80" w:type="dxa"/>
-              <w:left w:w="80" w:type="dxa"/>
-              <w:bottom w:w="80" w:type="dxa"/>
-              <w:right w:w="80" w:type="dxa"/>
-            </w:tcMar>
-          </w:tcPr>
-          <w:p>
-            <w:pPr>
-              <w:rPr>
-                <w:rFonts w:ascii="Times New Roman" w:eastAsia="Times New Roman" w:hAnsi="Times New Roman"/>
-                <w:sz w:val="20"/>
-              </w:rPr>
-            </w:pPr>
-            <w:r>
-              <w:rPr>
-                <w:rFonts w:ascii="Times New Roman" w:eastAsia="Times New Roman" w:hAnsi="Times New Roman"/>
-                <w:b/>
-                <w:sz w:val="20"/>
-              </w:rPr>
-              <w:t>Hoạt động chuyên môn, khoa học và công nghệ khác còn lại chưa được phân vào đâu</w:t>
-            </w:r>
-          </w:p>
-        </w:tc>
-        <w:tc>
-          <w:tcPr>
-            <w:tcW w:w="0" w:type="auto"/>
-            <w:tcMar>
-              <w:top w:w="80" w:type="dxa"/>
-              <w:left w:w="80" w:type="dxa"/>
-              <w:bottom w:w="80" w:type="dxa"/>
-              <w:right w:w="80" w:type="dxa"/>
-            </w:tcMar>
-          </w:tcPr>
-          <w:p>
-            <w:pPr>
-              <w:jc w:val="center"/>
-              <w:rPr>
-                <w:rFonts w:ascii="Times New Roman" w:eastAsia="Times New Roman" w:hAnsi="Times New Roman"/>
-                <w:sz w:val="20"/>
-              </w:rPr>
-            </w:pPr>
-          </w:p>
-        </w:tc>
-      </w:tr>
-      <w:tr>
-        <w:trPr>
-          <w:jc w:val="center"/>
-        </w:trPr>
-        <w:tc>
-          <w:tcPr>
-            <w:tcW w:w="0" w:type="auto"/>
-            <w:tcMar>
-              <w:top w:w="80" w:type="dxa"/>
-              <w:left w:w="80" w:type="dxa"/>
-              <w:bottom w:w="80" w:type="dxa"/>
-              <w:right w:w="80" w:type="dxa"/>
-            </w:tcMar>
-          </w:tcPr>
-          <w:p>
-            <w:pPr>
-              <w:jc w:val="center"/>
-              <w:rPr>
-                <w:rFonts w:ascii="Times New Roman" w:eastAsia="Times New Roman" w:hAnsi="Times New Roman"/>
-                <w:sz w:val="20"/>
-              </w:rPr>
-            </w:pPr>
-            <w:r>
-              <w:rPr>
-                <w:rFonts w:ascii="Times New Roman" w:eastAsia="Times New Roman" w:hAnsi="Times New Roman"/>
-                <w:sz w:val="20"/>
-              </w:rPr>
-              <w:t>8</w:t>
-            </w:r>
-          </w:p>
-        </w:tc>
-        <w:tc>
-          <w:tcPr>
-            <w:tcW w:w="0" w:type="auto"/>
-            <w:tcMar>
-              <w:top w:w="80" w:type="dxa"/>
-              <w:left w:w="80" w:type="dxa"/>
-              <w:bottom w:w="80" w:type="dxa"/>
-              <w:right w:w="80" w:type="dxa"/>
-            </w:tcMar>
-          </w:tcPr>
-          <w:p>
-            <w:pPr>
-              <w:jc w:val="center"/>
-              <w:rPr>
-                <w:rFonts w:ascii="Times New Roman" w:eastAsia="Times New Roman" w:hAnsi="Times New Roman"/>
-                <w:sz w:val="20"/>
-              </w:rPr>
-            </w:pPr>
-            <w:r>
-              <w:rPr>
-                <w:rFonts w:ascii="Times New Roman" w:eastAsia="Times New Roman" w:hAnsi="Times New Roman"/>
-                <w:sz w:val="20"/>
-              </w:rPr>
-              <w:t>6310</w:t>
-            </w:r>
-          </w:p>
-        </w:tc>
-        <w:tc>
-          <w:tcPr>
-            <w:tcW w:w="0" w:type="auto"/>
-            <w:tcMar>
-              <w:top w:w="80" w:type="dxa"/>
-              <w:left w:w="80" w:type="dxa"/>
-              <w:bottom w:w="80" w:type="dxa"/>
-              <w:right w:w="80" w:type="dxa"/>
-            </w:tcMar>
-          </w:tcPr>
-          <w:p>
-            <w:pPr>
-              <w:rPr>
-                <w:rFonts w:ascii="Times New Roman" w:eastAsia="Times New Roman" w:hAnsi="Times New Roman"/>
-                <w:sz w:val="20"/>
-              </w:rPr>
-            </w:pPr>
-            <w:r>
-              <w:rPr>
-                <w:rFonts w:ascii="Times New Roman" w:eastAsia="Times New Roman" w:hAnsi="Times New Roman"/>
-                <w:b/>
-                <w:sz w:val="20"/>
-              </w:rPr>
-              <w:t>Cơ sở hạ tầng công nghệ thông tin, xử lý dữ liệu, lưu trữ và các hoạt động liên quan</w:t>
-            </w:r>
-          </w:p>
-        </w:tc>
-        <w:tc>
-          <w:tcPr>
-            <w:tcW w:w="0" w:type="auto"/>
-            <w:tcMar>
-              <w:top w:w="80" w:type="dxa"/>
-              <w:left w:w="80" w:type="dxa"/>
-              <w:bottom w:w="80" w:type="dxa"/>
-              <w:right w:w="80" w:type="dxa"/>
-            </w:tcMar>
-          </w:tcPr>
-          <w:p>
-            <w:pPr>
-              <w:jc w:val="center"/>
-              <w:rPr>
-                <w:rFonts w:ascii="Times New Roman" w:eastAsia="Times New Roman" w:hAnsi="Times New Roman"/>
-                <w:sz w:val="20"/>
-              </w:rPr>
-            </w:pPr>
-          </w:p>
-        </w:tc>
-      </w:tr>
-      <w:tr>
-        <w:trPr>
-          <w:jc w:val="center"/>
-        </w:trPr>
-        <w:tc>
-          <w:tcPr>
-            <w:tcW w:w="0" w:type="auto"/>
-            <w:tcMar>
-              <w:top w:w="80" w:type="dxa"/>
-              <w:left w:w="80" w:type="dxa"/>
-              <w:bottom w:w="80" w:type="dxa"/>
-              <w:right w:w="80" w:type="dxa"/>
-            </w:tcMar>
-          </w:tcPr>
-          <w:p>
-            <w:pPr>
-              <w:jc w:val="center"/>
-              <w:rPr>
-                <w:rFonts w:ascii="Times New Roman" w:eastAsia="Times New Roman" w:hAnsi="Times New Roman"/>
-                <w:sz w:val="20"/>
-              </w:rPr>
-            </w:pPr>
-            <w:r>
-              <w:rPr>
-                <w:rFonts w:ascii="Times New Roman" w:eastAsia="Times New Roman" w:hAnsi="Times New Roman"/>
-                <w:sz w:val="20"/>
-              </w:rPr>
-              <w:t>9</w:t>
-            </w:r>
-          </w:p>
-        </w:tc>
-        <w:tc>
-          <w:tcPr>
-            <w:tcW w:w="0" w:type="auto"/>
-            <w:tcMar>
-              <w:top w:w="80" w:type="dxa"/>
-              <w:left w:w="80" w:type="dxa"/>
-              <w:bottom w:w="80" w:type="dxa"/>
-              <w:right w:w="80" w:type="dxa"/>
-            </w:tcMar>
-          </w:tcPr>
-          <w:p>
-            <w:pPr>
-              <w:jc w:val="center"/>
-              <w:rPr>
-                <w:rFonts w:ascii="Times New Roman" w:eastAsia="Times New Roman" w:hAnsi="Times New Roman"/>
-                <w:sz w:val="20"/>
-              </w:rPr>
-            </w:pPr>
-            <w:r>
-              <w:rPr>
-                <w:rFonts w:ascii="Times New Roman" w:eastAsia="Times New Roman" w:hAnsi="Times New Roman"/>
-                <w:sz w:val="20"/>
-              </w:rPr>
-              <w:t>6390</w:t>
-            </w:r>
-          </w:p>
-        </w:tc>
-        <w:tc>
-          <w:tcPr>
-            <w:tcW w:w="0" w:type="auto"/>
-            <w:tcMar>
-              <w:top w:w="80" w:type="dxa"/>
-              <w:left w:w="80" w:type="dxa"/>
-              <w:bottom w:w="80" w:type="dxa"/>
-              <w:right w:w="80" w:type="dxa"/>
-            </w:tcMar>
-          </w:tcPr>
-          <w:p>
-            <w:pPr>
-              <w:rPr>
-                <w:rFonts w:ascii="Times New Roman" w:eastAsia="Times New Roman" w:hAnsi="Times New Roman"/>
-                <w:sz w:val="20"/>
-              </w:rPr>
-            </w:pPr>
-            <w:r>
-              <w:rPr>
-                <w:rFonts w:ascii="Times New Roman" w:eastAsia="Times New Roman" w:hAnsi="Times New Roman"/>
-                <w:b/>
-                <w:sz w:val="20"/>
-              </w:rPr>
-              <w:t>Hoạt động cổng tìm kiếm web và các dịch vụ thông tin khác</w:t>
-            </w:r>
-            <w:r>
-              <w:rPr>
-                <w:rFonts w:ascii="Times New Roman" w:eastAsia="Times New Roman" w:hAnsi="Times New Roman"/>
-                <w:sz w:val="20"/>
-              </w:rPr>
-              <w:br/>
-              <w:t>Chi tiết: Thiết lập trang thông tin điện tử tổng hợp.</w:t>
-            </w:r>
-          </w:p>
-        </w:tc>
-        <w:tc>
-          <w:tcPr>
-            <w:tcW w:w="0" w:type="auto"/>
-            <w:tcMar>
-              <w:top w:w="80" w:type="dxa"/>
-              <w:left w:w="80" w:type="dxa"/>
-              <w:bottom w:w="80" w:type="dxa"/>
-              <w:right w:w="80" w:type="dxa"/>
-            </w:tcMar>
-          </w:tcPr>
-          <w:p>
-            <w:pPr>
-              <w:jc w:val="center"/>
-              <w:rPr>
-                <w:rFonts w:ascii="Times New Roman" w:eastAsia="Times New Roman" w:hAnsi="Times New Roman"/>
-                <w:sz w:val="20"/>
-              </w:rPr>
-            </w:pPr>
-          </w:p>
-        </w:tc>
-      </w:tr>
-    </w:tbl>
-    <w:p>
-      <w:pPr>
-        <w:spacing w:before="240" w:after="120" w:line="340" w:lineRule="exact"/>
-        <w:ind w:firstLine="720"/>
-        <w:jc w:val="both"/>
-        <w:rPr>
-          <w:rFonts w:ascii="Times New Roman" w:eastAsia="Calibri" w:hAnsi="Times New Roman" w:cs="Times New Roman"/>
-          <w:sz w:val="28"/>
-          <w:szCs w:val="28"/>
-        </w:rPr>
-      </w:pPr>
-    </w:p>
-    <w:p>
-      <w:pPr>
-        <w:spacing w:before="120" w:after="120" w:line="340" w:lineRule="exact"/>
-        <w:ind w:firstLine="720"/>
-        <w:jc w:val="both"/>
-        <w:rPr>
-          <w:rFonts w:ascii="Times New Roman" w:eastAsia="Calibri" w:hAnsi="Times New Roman" w:cs="Times New Roman"/>
-          <w:sz w:val="28"/>
-          <w:szCs w:val="28"/>
-        </w:rPr>
-      </w:pPr>
-      <w:r>
-        <w:rPr>
-          <w:rFonts w:ascii="Times New Roman" w:eastAsia="Calibri" w:hAnsi="Times New Roman" w:cs="Times New Roman"/>
-          <w:b/>
-          <w:sz w:val="28"/>
-          <w:szCs w:val="28"/>
-        </w:rPr>
-        <w:t>2. Bỏ ngành, nghề kinh doanh</w:t>
-      </w:r>
-      <w:r>
-        <w:rPr>
-          <w:rFonts w:ascii="Times New Roman" w:eastAsia="Calibri" w:hAnsi="Times New Roman" w:cs="Times New Roman"/>
-          <w:b/>
-          <w:i/>
-          <w:sz w:val="28"/>
-          <w:szCs w:val="28"/>
-        </w:rPr>
-        <w:t xml:space="preserve"> </w:t>
-      </w:r>
-      <w:r>
-        <w:rPr>
-          <w:rFonts w:ascii="Times New Roman" w:eastAsia="Calibri" w:hAnsi="Times New Roman" w:cs="Times New Roman"/>
-          <w:b/>
-          <w:sz w:val="28"/>
-          <w:szCs w:val="28"/>
-        </w:rPr>
-        <w:t>sau</w:t>
-      </w:r>
-      <w:r>
-        <w:rPr>
-          <w:rFonts w:ascii="Times New Roman" w:eastAsia="Calibri" w:hAnsi="Times New Roman" w:cs="Times New Roman"/>
-          <w:i/>
-          <w:sz w:val="28"/>
-          <w:szCs w:val="28"/>
-        </w:rPr>
-        <w:t xml:space="preserve"> </w:t>
-      </w:r>
-      <w:r>
-        <w:rPr>
-          <w:rFonts w:ascii="Times New Roman" w:eastAsia="Calibri" w:hAnsi="Times New Roman" w:cs="Times New Roman"/>
-          <w:sz w:val="28"/>
-          <w:szCs w:val="28"/>
-        </w:rPr>
-        <w:t>(</w:t>
-      </w:r>
-      <w:r>
-        <w:rPr>
-          <w:rFonts w:ascii="Times New Roman" w:eastAsia="Calibri" w:hAnsi="Times New Roman" w:cs="Times New Roman"/>
-          <w:i/>
-          <w:sz w:val="28"/>
-          <w:szCs w:val="28"/>
-        </w:rPr>
-        <w:t>kê khai trong trường hợp doanh nghiệp thông báo bỏ ngành, nghề kinh doanh khỏi danh sách ngành, nghề kinh doanh đã đăng ký với cơ quan đăng ký kinh doanh</w:t>
-      </w:r>
-      <w:r>
-        <w:rPr>
-          <w:rFonts w:ascii="Times New Roman" w:eastAsia="Calibri" w:hAnsi="Times New Roman" w:cs="Times New Roman"/>
-          <w:sz w:val="28"/>
-          <w:szCs w:val="28"/>
-        </w:rPr>
-        <w:t>):</w:t>
-      </w:r>
-      <w:r>
-        <w:rPr>
-          <w:rFonts w:ascii="Times New Roman" w:eastAsia="Calibri" w:hAnsi="Times New Roman" w:cs="Times New Roman"/>
-          <w:sz w:val="28"/>
-          <w:szCs w:val="28"/>
-        </w:rPr>
-        <w:t xml:space="preserve"> </w:t>
-      </w:r>
-      <w:r>
-        <w:rPr>
-          <w:rFonts w:ascii="Times New Roman" w:eastAsia="Calibri" w:hAnsi="Times New Roman" w:cs="Times New Roman"/>
-          <w:sz w:val="28"/>
-          <w:szCs w:val="28"/>
-        </w:rPr>
-        <w:t xml:space="preserve"> </w:t>
-      </w:r>
-    </w:p>
-    <w:tbl>
-      <w:tblPr>
-        <w:tblStyle w:val="TableGrid2"/>
-        <w:tblW w:w="0" w:type="auto"/>
-        <w:jc w:val="center"/>
-        <w:tblLook w:val="04A0" w:firstRow="1" w:lastRow="0" w:firstColumn="1" w:lastColumn="0" w:noHBand="0" w:noVBand="1"/>
-      </w:tblPr>
-      <w:tblGrid>
-        <w:gridCol w:w="539"/>
-        <w:gridCol w:w="839"/>
-        <w:gridCol w:w="6732"/>
-        <w:gridCol w:w="952"/>
-      </w:tblGrid>
-      <w:tr>
-        <w:trPr>
-          <w:tblHeader/>
-          <w:jc w:val="center"/>
-        </w:trPr>
-        <w:tc>
-          <w:tcPr>
-            <w:tcW w:w="0" w:type="auto"/>
-            <w:shd w:val="clear" w:color="auto" w:fill="D9EAF7"/>
-            <w:tcMar>
-              <w:top w:w="80" w:type="dxa"/>
-              <w:left w:w="80" w:type="dxa"/>
-              <w:bottom w:w="80" w:type="dxa"/>
-              <w:right w:w="80" w:type="dxa"/>
-            </w:tcMar>
-            <w:vAlign w:val="center"/>
-          </w:tcPr>
-          <w:p>
-            <w:pPr>
-              <w:jc w:val="center"/>
-              <w:rPr>
-                <w:rFonts w:ascii="Times New Roman" w:eastAsia="Times New Roman" w:hAnsi="Times New Roman"/>
-                <w:sz w:val="20"/>
-              </w:rPr>
-            </w:pPr>
-            <w:r>
-              <w:rPr>
-                <w:rFonts w:ascii="Times New Roman" w:eastAsia="Times New Roman" w:hAnsi="Times New Roman"/>
-                <w:b/>
-                <w:sz w:val="20"/>
-              </w:rPr>
-              <w:t>STT</w:t>
-            </w:r>
-          </w:p>
-        </w:tc>
-        <w:tc>
-          <w:tcPr>
-            <w:tcW w:w="0" w:type="auto"/>
-            <w:shd w:val="clear" w:color="auto" w:fill="D9EAF7"/>
-            <w:tcMar>
-              <w:top w:w="80" w:type="dxa"/>
-              <w:left w:w="80" w:type="dxa"/>
-              <w:bottom w:w="80" w:type="dxa"/>
-              <w:right w:w="80" w:type="dxa"/>
-            </w:tcMar>
-            <w:vAlign w:val="center"/>
-          </w:tcPr>
-          <w:p>
-            <w:pPr>
-              <w:jc w:val="center"/>
-              <w:rPr>
-                <w:rFonts w:ascii="Times New Roman" w:eastAsia="Times New Roman" w:hAnsi="Times New Roman"/>
-                <w:sz w:val="20"/>
-              </w:rPr>
-            </w:pPr>
-            <w:r>
-              <w:rPr>
-                <w:rFonts w:ascii="Times New Roman" w:eastAsia="Times New Roman" w:hAnsi="Times New Roman"/>
-                <w:b/>
-                <w:sz w:val="20"/>
-              </w:rPr>
-              <w:t>Mã ngành</w:t>
-            </w:r>
-          </w:p>
-        </w:tc>
-        <w:tc>
-          <w:tcPr>
-            <w:tcW w:w="0" w:type="auto"/>
-            <w:shd w:val="clear" w:color="auto" w:fill="D9EAF7"/>
-            <w:tcMar>
-              <w:top w:w="80" w:type="dxa"/>
-              <w:left w:w="80" w:type="dxa"/>
-              <w:bottom w:w="80" w:type="dxa"/>
-              <w:right w:w="80" w:type="dxa"/>
-            </w:tcMar>
-            <w:vAlign w:val="center"/>
-          </w:tcPr>
-          <w:p>
-            <w:pPr>
-              <w:jc w:val="center"/>
-              <w:rPr>
-                <w:rFonts w:ascii="Times New Roman" w:eastAsia="Times New Roman" w:hAnsi="Times New Roman"/>
-                <w:sz w:val="20"/>
-              </w:rPr>
-            </w:pPr>
-            <w:r>
-              <w:rPr>
-                <w:rFonts w:ascii="Times New Roman" w:eastAsia="Times New Roman" w:hAnsi="Times New Roman"/>
-                <w:b/>
-                <w:sz w:val="20"/>
-              </w:rPr>
-              <w:t>Tên ngành bị xóa bao gồm chi tiết</w:t>
-            </w:r>
-          </w:p>
-        </w:tc>
-        <w:tc>
-          <w:tcPr>
-            <w:tcW w:w="0" w:type="auto"/>
-            <w:shd w:val="clear" w:color="auto" w:fill="D9EAF7"/>
-            <w:tcMar>
-              <w:top w:w="80" w:type="dxa"/>
-              <w:left w:w="80" w:type="dxa"/>
-              <w:bottom w:w="80" w:type="dxa"/>
-              <w:right w:w="80" w:type="dxa"/>
-            </w:tcMar>
-            <w:vAlign w:val="center"/>
-          </w:tcPr>
-          <w:p>
-            <w:pPr>
-              <w:jc w:val="center"/>
-              <w:rPr>
-                <w:rFonts w:ascii="Times New Roman" w:eastAsia="Times New Roman" w:hAnsi="Times New Roman"/>
-                <w:sz w:val="20"/>
-              </w:rPr>
-            </w:pPr>
-            <w:r>
-              <w:rPr>
-                <w:rFonts w:ascii="Times New Roman" w:eastAsia="Times New Roman" w:hAnsi="Times New Roman"/>
-                <w:b/>
-                <w:sz w:val="20"/>
-              </w:rPr>
-              <w:t>Ngành chính</w:t>
-            </w:r>
-          </w:p>
-        </w:tc>
-      </w:tr>
-      <w:tr>
-        <w:trPr>
-          <w:jc w:val="center"/>
-        </w:trPr>
-        <w:tc>
-          <w:tcPr>
-            <w:tcW w:w="0" w:type="auto"/>
-            <w:tcMar>
-              <w:top w:w="80" w:type="dxa"/>
-              <w:left w:w="80" w:type="dxa"/>
-              <w:bottom w:w="80" w:type="dxa"/>
-              <w:right w:w="80" w:type="dxa"/>
-            </w:tcMar>
-          </w:tcPr>
-          <w:p>
-            <w:pPr>
-              <w:jc w:val="center"/>
-              <w:rPr>
-                <w:rFonts w:ascii="Times New Roman" w:eastAsia="Times New Roman" w:hAnsi="Times New Roman"/>
-                <w:sz w:val="20"/>
-              </w:rPr>
-            </w:pPr>
-            <w:r>
-              <w:rPr>
-                <w:rFonts w:ascii="Times New Roman" w:eastAsia="Times New Roman" w:hAnsi="Times New Roman"/>
-                <w:sz w:val="20"/>
-              </w:rPr>
-              <w:t>1</w:t>
-            </w:r>
-          </w:p>
-        </w:tc>
-        <w:tc>
-          <w:tcPr>
-            <w:tcW w:w="0" w:type="auto"/>
-            <w:tcMar>
-              <w:top w:w="80" w:type="dxa"/>
-              <w:left w:w="80" w:type="dxa"/>
-              <w:bottom w:w="80" w:type="dxa"/>
-              <w:right w:w="80" w:type="dxa"/>
-            </w:tcMar>
-          </w:tcPr>
-          <w:p>
-            <w:pPr>
-              <w:jc w:val="center"/>
-              <w:rPr>
-                <w:rFonts w:ascii="Times New Roman" w:eastAsia="Times New Roman" w:hAnsi="Times New Roman"/>
-                <w:sz w:val="20"/>
-              </w:rPr>
-            </w:pPr>
-            <w:r>
-              <w:rPr>
-                <w:rFonts w:ascii="Times New Roman" w:eastAsia="Times New Roman" w:hAnsi="Times New Roman"/>
-                <w:sz w:val="20"/>
-              </w:rPr>
-              <w:t>8560</w:t>
-            </w:r>
-          </w:p>
-        </w:tc>
-        <w:tc>
-          <w:tcPr>
-            <w:tcW w:w="0" w:type="auto"/>
-            <w:tcMar>
-              <w:top w:w="80" w:type="dxa"/>
-              <w:left w:w="80" w:type="dxa"/>
-              <w:bottom w:w="80" w:type="dxa"/>
-              <w:right w:w="80" w:type="dxa"/>
-            </w:tcMar>
-          </w:tcPr>
-          <w:p>
-            <w:pPr>
-              <w:rPr>
-                <w:rFonts w:ascii="Times New Roman" w:eastAsia="Times New Roman" w:hAnsi="Times New Roman"/>
-                <w:sz w:val="20"/>
-              </w:rPr>
-            </w:pPr>
-            <w:r>
-              <w:rPr>
-                <w:rFonts w:ascii="Times New Roman" w:eastAsia="Times New Roman" w:hAnsi="Times New Roman"/>
-                <w:b/>
-                <w:sz w:val="20"/>
-              </w:rPr>
-              <w:t>Dịch vụ hỗ trợ giáo dục</w:t>
-            </w:r>
-            <w:r>
-              <w:rPr>
-                <w:rFonts w:ascii="Times New Roman" w:eastAsia="Times New Roman" w:hAnsi="Times New Roman"/>
-                <w:sz w:val="20"/>
-              </w:rPr>
-              <w:br/>
-              <w:t>Chi tiết:</w:t>
-            </w:r>
-            <w:r>
-              <w:rPr>
-                <w:rFonts w:ascii="Times New Roman" w:eastAsia="Times New Roman" w:hAnsi="Times New Roman"/>
-                <w:sz w:val="20"/>
-              </w:rPr>
-              <w:br/>
-              <w:t>+ Tư vấn giáo dục,</w:t>
-            </w:r>
-            <w:r>
-              <w:rPr>
-                <w:rFonts w:ascii="Times New Roman" w:eastAsia="Times New Roman" w:hAnsi="Times New Roman"/>
-                <w:sz w:val="20"/>
-              </w:rPr>
-              <w:br/>
-              <w:t>+ Dịch vụ đưa ra ý kiến hướng dẫn về giáo dục,</w:t>
-            </w:r>
-            <w:r>
-              <w:rPr>
-                <w:rFonts w:ascii="Times New Roman" w:eastAsia="Times New Roman" w:hAnsi="Times New Roman"/>
-                <w:sz w:val="20"/>
-              </w:rPr>
-              <w:br/>
-              <w:t>+ Dịch vụ đánh giá việc kiểm tra giáo dục,</w:t>
-            </w:r>
-            <w:r>
-              <w:rPr>
-                <w:rFonts w:ascii="Times New Roman" w:eastAsia="Times New Roman" w:hAnsi="Times New Roman"/>
-                <w:sz w:val="20"/>
-              </w:rPr>
-              <w:br/>
-              <w:t>+ Dịch vụ kiểm tra giáo dục,</w:t>
-            </w:r>
-            <w:r>
-              <w:rPr>
-                <w:rFonts w:ascii="Times New Roman" w:eastAsia="Times New Roman" w:hAnsi="Times New Roman"/>
-                <w:sz w:val="20"/>
-              </w:rPr>
-              <w:br/>
-              <w:t>+ Tổ chức các chương trình trao đổi sinh viên</w:t>
-            </w:r>
-          </w:p>
-        </w:tc>
-        <w:tc>
-          <w:tcPr>
-            <w:tcW w:w="0" w:type="auto"/>
-            <w:tcMar>
-              <w:top w:w="80" w:type="dxa"/>
-              <w:left w:w="80" w:type="dxa"/>
-              <w:bottom w:w="80" w:type="dxa"/>
-              <w:right w:w="80" w:type="dxa"/>
-            </w:tcMar>
-          </w:tcPr>
-          <w:p>
-            <w:pPr>
-              <w:jc w:val="center"/>
-              <w:rPr>
-                <w:rFonts w:ascii="Times New Roman" w:eastAsia="Times New Roman" w:hAnsi="Times New Roman"/>
-                <w:sz w:val="20"/>
-              </w:rPr>
-            </w:pPr>
-          </w:p>
-        </w:tc>
-      </w:tr>
-      <w:tr>
-        <w:trPr>
-          <w:jc w:val="center"/>
-        </w:trPr>
-        <w:tc>
-          <w:tcPr>
-            <w:tcW w:w="0" w:type="auto"/>
-            <w:tcMar>
-              <w:top w:w="80" w:type="dxa"/>
-              <w:left w:w="80" w:type="dxa"/>
-              <w:bottom w:w="80" w:type="dxa"/>
-              <w:right w:w="80" w:type="dxa"/>
-            </w:tcMar>
-          </w:tcPr>
-          <w:p>
-            <w:pPr>
-              <w:jc w:val="center"/>
-              <w:rPr>
-                <w:rFonts w:ascii="Times New Roman" w:eastAsia="Times New Roman" w:hAnsi="Times New Roman"/>
-                <w:sz w:val="20"/>
-              </w:rPr>
-            </w:pPr>
-            <w:r>
-              <w:rPr>
-                <w:rFonts w:ascii="Times New Roman" w:eastAsia="Times New Roman" w:hAnsi="Times New Roman"/>
-                <w:sz w:val="20"/>
-              </w:rPr>
-              <w:lastRenderedPageBreak/>
-              <w:t>2</w:t>
-            </w:r>
-          </w:p>
-        </w:tc>
-        <w:tc>
-          <w:tcPr>
-            <w:tcW w:w="0" w:type="auto"/>
-            <w:tcMar>
-              <w:top w:w="80" w:type="dxa"/>
-              <w:left w:w="80" w:type="dxa"/>
-              <w:bottom w:w="80" w:type="dxa"/>
-              <w:right w:w="80" w:type="dxa"/>
-            </w:tcMar>
-          </w:tcPr>
-          <w:p>
-            <w:pPr>
-              <w:jc w:val="center"/>
-              <w:rPr>
-                <w:rFonts w:ascii="Times New Roman" w:eastAsia="Times New Roman" w:hAnsi="Times New Roman"/>
-                <w:sz w:val="20"/>
-              </w:rPr>
-            </w:pPr>
-            <w:r>
-              <w:rPr>
-                <w:rFonts w:ascii="Times New Roman" w:eastAsia="Times New Roman" w:hAnsi="Times New Roman"/>
-                <w:sz w:val="20"/>
-              </w:rPr>
-              <w:t>7820</w:t>
-            </w:r>
-          </w:p>
-        </w:tc>
-        <w:tc>
-          <w:tcPr>
-            <w:tcW w:w="0" w:type="auto"/>
-            <w:tcMar>
-              <w:top w:w="80" w:type="dxa"/>
-              <w:left w:w="80" w:type="dxa"/>
-              <w:bottom w:w="80" w:type="dxa"/>
-              <w:right w:w="80" w:type="dxa"/>
-            </w:tcMar>
-          </w:tcPr>
-          <w:p>
-            <w:pPr>
-              <w:rPr>
-                <w:rFonts w:ascii="Times New Roman" w:eastAsia="Times New Roman" w:hAnsi="Times New Roman"/>
-                <w:sz w:val="20"/>
-              </w:rPr>
-            </w:pPr>
-            <w:r>
-              <w:rPr>
-                <w:rFonts w:ascii="Times New Roman" w:eastAsia="Times New Roman" w:hAnsi="Times New Roman"/>
-                <w:b/>
-                <w:sz w:val="20"/>
-              </w:rPr>
-              <w:t>Cung ứng lao động tạm thời</w:t>
-            </w:r>
-            <w:r>
-              <w:rPr>
-                <w:rFonts w:ascii="Times New Roman" w:eastAsia="Times New Roman" w:hAnsi="Times New Roman"/>
-                <w:sz w:val="20"/>
-              </w:rPr>
-              <w:br/>
-              <w:t>(chỉ được hoạt động khi có giấy phép hoạt động giới thiệu việc làm)</w:t>
-            </w:r>
-          </w:p>
-        </w:tc>
-        <w:tc>
-          <w:tcPr>
-            <w:tcW w:w="0" w:type="auto"/>
-            <w:tcMar>
-              <w:top w:w="80" w:type="dxa"/>
-              <w:left w:w="80" w:type="dxa"/>
-              <w:bottom w:w="80" w:type="dxa"/>
-              <w:right w:w="80" w:type="dxa"/>
-            </w:tcMar>
-          </w:tcPr>
-          <w:p>
-            <w:pPr>
-              <w:jc w:val="center"/>
-              <w:rPr>
-                <w:rFonts w:ascii="Times New Roman" w:eastAsia="Times New Roman" w:hAnsi="Times New Roman"/>
-                <w:sz w:val="20"/>
-              </w:rPr>
-            </w:pPr>
-          </w:p>
-        </w:tc>
-      </w:tr>
-      <w:tr>
-        <w:trPr>
-          <w:jc w:val="center"/>
-        </w:trPr>
-        <w:tc>
-          <w:tcPr>
-            <w:tcW w:w="0" w:type="auto"/>
-            <w:tcMar>
-              <w:top w:w="80" w:type="dxa"/>
-              <w:left w:w="80" w:type="dxa"/>
-              <w:bottom w:w="80" w:type="dxa"/>
-              <w:right w:w="80" w:type="dxa"/>
-            </w:tcMar>
-          </w:tcPr>
-          <w:p>
-            <w:pPr>
-              <w:jc w:val="center"/>
-              <w:rPr>
-                <w:rFonts w:ascii="Times New Roman" w:eastAsia="Times New Roman" w:hAnsi="Times New Roman"/>
-                <w:sz w:val="20"/>
-              </w:rPr>
-            </w:pPr>
-            <w:r>
-              <w:rPr>
-                <w:rFonts w:ascii="Times New Roman" w:eastAsia="Times New Roman" w:hAnsi="Times New Roman"/>
-                <w:sz w:val="20"/>
-              </w:rPr>
-              <w:t>3</w:t>
-            </w:r>
-          </w:p>
-        </w:tc>
-        <w:tc>
-          <w:tcPr>
-            <w:tcW w:w="0" w:type="auto"/>
-            <w:tcMar>
-              <w:top w:w="80" w:type="dxa"/>
-              <w:left w:w="80" w:type="dxa"/>
-              <w:bottom w:w="80" w:type="dxa"/>
-              <w:right w:w="80" w:type="dxa"/>
-            </w:tcMar>
-          </w:tcPr>
-          <w:p>
-            <w:pPr>
-              <w:jc w:val="center"/>
-              <w:rPr>
-                <w:rFonts w:ascii="Times New Roman" w:eastAsia="Times New Roman" w:hAnsi="Times New Roman"/>
-                <w:sz w:val="20"/>
-              </w:rPr>
-            </w:pPr>
-            <w:r>
-              <w:rPr>
-                <w:rFonts w:ascii="Times New Roman" w:eastAsia="Times New Roman" w:hAnsi="Times New Roman"/>
-                <w:sz w:val="20"/>
-              </w:rPr>
-              <w:t>7830</w:t>
-            </w:r>
-          </w:p>
-        </w:tc>
-        <w:tc>
-          <w:tcPr>
-            <w:tcW w:w="0" w:type="auto"/>
-            <w:tcMar>
-              <w:top w:w="80" w:type="dxa"/>
-              <w:left w:w="80" w:type="dxa"/>
-              <w:bottom w:w="80" w:type="dxa"/>
-              <w:right w:w="80" w:type="dxa"/>
-            </w:tcMar>
-          </w:tcPr>
-          <w:p>
-            <w:pPr>
-              <w:rPr>
-                <w:rFonts w:ascii="Times New Roman" w:eastAsia="Times New Roman" w:hAnsi="Times New Roman"/>
-                <w:sz w:val="20"/>
-              </w:rPr>
-            </w:pPr>
-            <w:r>
-              <w:rPr>
-                <w:rFonts w:ascii="Times New Roman" w:eastAsia="Times New Roman" w:hAnsi="Times New Roman"/>
-                <w:b/>
-                <w:sz w:val="20"/>
-              </w:rPr>
-              <w:t>Cung ứng và quản lý nguồn lao động</w:t>
-            </w:r>
-            <w:r>
-              <w:rPr>
-                <w:rFonts w:ascii="Times New Roman" w:eastAsia="Times New Roman" w:hAnsi="Times New Roman"/>
-                <w:sz w:val="20"/>
-              </w:rPr>
-              <w:br/>
-              <w:t>Chi tiết: Cung ứng và quản lý nguồn lao động trong nước (Chỉ hoạt động sau khi được cơ quan có thẩm quyền cấp Giấy phép hoạt động cho thuê lại lao động; trừ xuất khẩu lao động)</w:t>
-            </w:r>
-          </w:p>
-        </w:tc>
-        <w:tc>
-          <w:tcPr>
-            <w:tcW w:w="0" w:type="auto"/>
-            <w:tcMar>
-              <w:top w:w="80" w:type="dxa"/>
-              <w:left w:w="80" w:type="dxa"/>
-              <w:bottom w:w="80" w:type="dxa"/>
-              <w:right w:w="80" w:type="dxa"/>
-            </w:tcMar>
-          </w:tcPr>
-          <w:p>
-            <w:pPr>
-              <w:jc w:val="center"/>
-              <w:rPr>
-                <w:rFonts w:ascii="Times New Roman" w:eastAsia="Times New Roman" w:hAnsi="Times New Roman"/>
-                <w:sz w:val="20"/>
-              </w:rPr>
-            </w:pPr>
-          </w:p>
-        </w:tc>
-      </w:tr>
-      <w:tr>
-        <w:trPr>
-          <w:jc w:val="center"/>
-        </w:trPr>
-        <w:tc>
-          <w:tcPr>
-            <w:tcW w:w="0" w:type="auto"/>
-            <w:tcMar>
-              <w:top w:w="80" w:type="dxa"/>
-              <w:left w:w="80" w:type="dxa"/>
-              <w:bottom w:w="80" w:type="dxa"/>
-              <w:right w:w="80" w:type="dxa"/>
-            </w:tcMar>
-          </w:tcPr>
-          <w:p>
-            <w:pPr>
-              <w:jc w:val="center"/>
-              <w:rPr>
-                <w:rFonts w:ascii="Times New Roman" w:eastAsia="Times New Roman" w:hAnsi="Times New Roman"/>
-                <w:sz w:val="20"/>
-              </w:rPr>
-            </w:pPr>
-            <w:r>
-              <w:rPr>
-                <w:rFonts w:ascii="Times New Roman" w:eastAsia="Times New Roman" w:hAnsi="Times New Roman"/>
-                <w:sz w:val="20"/>
-              </w:rPr>
-              <w:t>4</w:t>
-            </w:r>
-          </w:p>
-        </w:tc>
-        <w:tc>
-          <w:tcPr>
-            <w:tcW w:w="0" w:type="auto"/>
-            <w:tcMar>
-              <w:top w:w="80" w:type="dxa"/>
-              <w:left w:w="80" w:type="dxa"/>
-              <w:bottom w:w="80" w:type="dxa"/>
-              <w:right w:w="80" w:type="dxa"/>
-            </w:tcMar>
-          </w:tcPr>
-          <w:p>
-            <w:pPr>
-              <w:jc w:val="center"/>
-              <w:rPr>
-                <w:rFonts w:ascii="Times New Roman" w:eastAsia="Times New Roman" w:hAnsi="Times New Roman"/>
-                <w:sz w:val="20"/>
-              </w:rPr>
-            </w:pPr>
-            <w:r>
-              <w:rPr>
-                <w:rFonts w:ascii="Times New Roman" w:eastAsia="Times New Roman" w:hAnsi="Times New Roman"/>
-                <w:sz w:val="20"/>
-              </w:rPr>
-              <w:t>6201</w:t>
-            </w:r>
-          </w:p>
-        </w:tc>
-        <w:tc>
-          <w:tcPr>
-            <w:tcW w:w="0" w:type="auto"/>
-            <w:tcMar>
-              <w:top w:w="80" w:type="dxa"/>
-              <w:left w:w="80" w:type="dxa"/>
-              <w:bottom w:w="80" w:type="dxa"/>
-              <w:right w:w="80" w:type="dxa"/>
-            </w:tcMar>
-          </w:tcPr>
-          <w:p>
-            <w:pPr>
-              <w:rPr>
-                <w:rFonts w:ascii="Times New Roman" w:eastAsia="Times New Roman" w:hAnsi="Times New Roman"/>
-                <w:sz w:val="20"/>
-              </w:rPr>
-            </w:pPr>
-            <w:r>
-              <w:rPr>
-                <w:rFonts w:ascii="Times New Roman" w:eastAsia="Times New Roman" w:hAnsi="Times New Roman"/>
-                <w:b/>
-                <w:sz w:val="20"/>
-              </w:rPr>
-              <w:t>Lập trình máy vi tính</w:t>
-            </w:r>
-          </w:p>
-        </w:tc>
-        <w:tc>
-          <w:tcPr>
-            <w:tcW w:w="0" w:type="auto"/>
-            <w:tcMar>
-              <w:top w:w="80" w:type="dxa"/>
-              <w:left w:w="80" w:type="dxa"/>
-              <w:bottom w:w="80" w:type="dxa"/>
-              <w:right w:w="80" w:type="dxa"/>
-            </w:tcMar>
-          </w:tcPr>
-          <w:p>
-            <w:pPr>
-              <w:jc w:val="center"/>
-              <w:rPr>
-                <w:rFonts w:ascii="Times New Roman" w:eastAsia="Times New Roman" w:hAnsi="Times New Roman"/>
-                <w:sz w:val="20"/>
-              </w:rPr>
-            </w:pPr>
-          </w:p>
-        </w:tc>
-      </w:tr>
-      <w:tr>
-        <w:trPr>
-          <w:jc w:val="center"/>
-        </w:trPr>
-        <w:tc>
-          <w:tcPr>
-            <w:tcW w:w="0" w:type="auto"/>
-            <w:tcMar>
-              <w:top w:w="80" w:type="dxa"/>
-              <w:left w:w="80" w:type="dxa"/>
-              <w:bottom w:w="80" w:type="dxa"/>
-              <w:right w:w="80" w:type="dxa"/>
-            </w:tcMar>
-          </w:tcPr>
-          <w:p>
-            <w:pPr>
-              <w:jc w:val="center"/>
-              <w:rPr>
-                <w:rFonts w:ascii="Times New Roman" w:eastAsia="Times New Roman" w:hAnsi="Times New Roman"/>
-                <w:sz w:val="20"/>
-              </w:rPr>
-            </w:pPr>
-            <w:r>
-              <w:rPr>
-                <w:rFonts w:ascii="Times New Roman" w:eastAsia="Times New Roman" w:hAnsi="Times New Roman"/>
-                <w:sz w:val="20"/>
-              </w:rPr>
-              <w:t>5</w:t>
-            </w:r>
-          </w:p>
-        </w:tc>
-        <w:tc>
-          <w:tcPr>
-            <w:tcW w:w="0" w:type="auto"/>
-            <w:tcMar>
-              <w:top w:w="80" w:type="dxa"/>
-              <w:left w:w="80" w:type="dxa"/>
-              <w:bottom w:w="80" w:type="dxa"/>
-              <w:right w:w="80" w:type="dxa"/>
-            </w:tcMar>
-          </w:tcPr>
-          <w:p>
-            <w:pPr>
-              <w:jc w:val="center"/>
-              <w:rPr>
-                <w:rFonts w:ascii="Times New Roman" w:eastAsia="Times New Roman" w:hAnsi="Times New Roman"/>
-                <w:sz w:val="20"/>
-              </w:rPr>
-            </w:pPr>
-            <w:r>
-              <w:rPr>
-                <w:rFonts w:ascii="Times New Roman" w:eastAsia="Times New Roman" w:hAnsi="Times New Roman"/>
-                <w:sz w:val="20"/>
-              </w:rPr>
-              <w:t>6202</w:t>
-            </w:r>
-          </w:p>
-        </w:tc>
-        <w:tc>
-          <w:tcPr>
-            <w:tcW w:w="0" w:type="auto"/>
-            <w:tcMar>
-              <w:top w:w="80" w:type="dxa"/>
-              <w:left w:w="80" w:type="dxa"/>
-              <w:bottom w:w="80" w:type="dxa"/>
-              <w:right w:w="80" w:type="dxa"/>
-            </w:tcMar>
-          </w:tcPr>
-          <w:p>
-            <w:pPr>
-              <w:rPr>
-                <w:rFonts w:ascii="Times New Roman" w:eastAsia="Times New Roman" w:hAnsi="Times New Roman"/>
-                <w:sz w:val="20"/>
-              </w:rPr>
-            </w:pPr>
-            <w:r>
-              <w:rPr>
-                <w:rFonts w:ascii="Times New Roman" w:eastAsia="Times New Roman" w:hAnsi="Times New Roman"/>
-                <w:b/>
-                <w:sz w:val="20"/>
-              </w:rPr>
-              <w:t>Tư vấn máy vi tính và quản trị hệ thống máy vi tính</w:t>
-            </w:r>
-          </w:p>
-        </w:tc>
-        <w:tc>
-          <w:tcPr>
-            <w:tcW w:w="0" w:type="auto"/>
-            <w:tcMar>
-              <w:top w:w="80" w:type="dxa"/>
-              <w:left w:w="80" w:type="dxa"/>
-              <w:bottom w:w="80" w:type="dxa"/>
-              <w:right w:w="80" w:type="dxa"/>
-            </w:tcMar>
-          </w:tcPr>
-          <w:p>
-            <w:pPr>
-              <w:jc w:val="center"/>
-              <w:rPr>
-                <w:rFonts w:ascii="Times New Roman" w:eastAsia="Times New Roman" w:hAnsi="Times New Roman"/>
-                <w:sz w:val="20"/>
-              </w:rPr>
-            </w:pPr>
-          </w:p>
-        </w:tc>
-      </w:tr>
-      <w:tr>
-        <w:trPr>
-          <w:jc w:val="center"/>
-        </w:trPr>
-        <w:tc>
-          <w:tcPr>
-            <w:tcW w:w="0" w:type="auto"/>
-            <w:tcMar>
-              <w:top w:w="80" w:type="dxa"/>
-              <w:left w:w="80" w:type="dxa"/>
-              <w:bottom w:w="80" w:type="dxa"/>
-              <w:right w:w="80" w:type="dxa"/>
-            </w:tcMar>
-          </w:tcPr>
-          <w:p>
-            <w:pPr>
-              <w:jc w:val="center"/>
-              <w:rPr>
-                <w:rFonts w:ascii="Times New Roman" w:eastAsia="Times New Roman" w:hAnsi="Times New Roman"/>
-                <w:sz w:val="20"/>
-              </w:rPr>
-            </w:pPr>
-            <w:r>
-              <w:rPr>
-                <w:rFonts w:ascii="Times New Roman" w:eastAsia="Times New Roman" w:hAnsi="Times New Roman"/>
-                <w:sz w:val="20"/>
-              </w:rPr>
-              <w:t>6</w:t>
-            </w:r>
-          </w:p>
-        </w:tc>
-        <w:tc>
-          <w:tcPr>
-            <w:tcW w:w="0" w:type="auto"/>
-            <w:tcMar>
-              <w:top w:w="80" w:type="dxa"/>
-              <w:left w:w="80" w:type="dxa"/>
-              <w:bottom w:w="80" w:type="dxa"/>
-              <w:right w:w="80" w:type="dxa"/>
-            </w:tcMar>
-          </w:tcPr>
-          <w:p>
-            <w:pPr>
-              <w:jc w:val="center"/>
-              <w:rPr>
-                <w:rFonts w:ascii="Times New Roman" w:eastAsia="Times New Roman" w:hAnsi="Times New Roman"/>
-                <w:sz w:val="20"/>
-              </w:rPr>
-            </w:pPr>
-            <w:r>
-              <w:rPr>
-                <w:rFonts w:ascii="Times New Roman" w:eastAsia="Times New Roman" w:hAnsi="Times New Roman"/>
-                <w:sz w:val="20"/>
-              </w:rPr>
-              <w:t>6209</w:t>
-            </w:r>
-          </w:p>
-        </w:tc>
-        <w:tc>
-          <w:tcPr>
-            <w:tcW w:w="0" w:type="auto"/>
-            <w:tcMar>
-              <w:top w:w="80" w:type="dxa"/>
-              <w:left w:w="80" w:type="dxa"/>
-              <w:bottom w:w="80" w:type="dxa"/>
-              <w:right w:w="80" w:type="dxa"/>
-            </w:tcMar>
-          </w:tcPr>
-          <w:p>
-            <w:pPr>
-              <w:rPr>
-                <w:rFonts w:ascii="Times New Roman" w:eastAsia="Times New Roman" w:hAnsi="Times New Roman"/>
-                <w:sz w:val="20"/>
-              </w:rPr>
-            </w:pPr>
-            <w:r>
-              <w:rPr>
-                <w:rFonts w:ascii="Times New Roman" w:eastAsia="Times New Roman" w:hAnsi="Times New Roman"/>
-                <w:b/>
-                <w:sz w:val="20"/>
-              </w:rPr>
-              <w:t>Hoạt động dịch vụ công nghệ thông tin và dịch vụ khác liên quan đến máy vi tính</w:t>
-            </w:r>
-          </w:p>
-        </w:tc>
-        <w:tc>
-          <w:tcPr>
-            <w:tcW w:w="0" w:type="auto"/>
-            <w:tcMar>
-              <w:top w:w="80" w:type="dxa"/>
-              <w:left w:w="80" w:type="dxa"/>
-              <w:bottom w:w="80" w:type="dxa"/>
-              <w:right w:w="80" w:type="dxa"/>
-            </w:tcMar>
-          </w:tcPr>
-          <w:p>
-            <w:pPr>
-              <w:jc w:val="center"/>
-              <w:rPr>
-                <w:rFonts w:ascii="Times New Roman" w:eastAsia="Times New Roman" w:hAnsi="Times New Roman"/>
-                <w:sz w:val="20"/>
-              </w:rPr>
-            </w:pPr>
-          </w:p>
-        </w:tc>
-      </w:tr>
-      <w:tr>
-        <w:trPr>
-          <w:jc w:val="center"/>
-        </w:trPr>
-        <w:tc>
-          <w:tcPr>
-            <w:tcW w:w="0" w:type="auto"/>
-            <w:tcMar>
-              <w:top w:w="80" w:type="dxa"/>
-              <w:left w:w="80" w:type="dxa"/>
-              <w:bottom w:w="80" w:type="dxa"/>
-              <w:right w:w="80" w:type="dxa"/>
-            </w:tcMar>
-          </w:tcPr>
-          <w:p>
-            <w:pPr>
-              <w:jc w:val="center"/>
-              <w:rPr>
-                <w:rFonts w:ascii="Times New Roman" w:eastAsia="Times New Roman" w:hAnsi="Times New Roman"/>
-                <w:sz w:val="20"/>
-              </w:rPr>
-            </w:pPr>
-            <w:r>
-              <w:rPr>
-                <w:rFonts w:ascii="Times New Roman" w:eastAsia="Times New Roman" w:hAnsi="Times New Roman"/>
-                <w:sz w:val="20"/>
-              </w:rPr>
-              <w:t>7</w:t>
-            </w:r>
-          </w:p>
-        </w:tc>
-        <w:tc>
-          <w:tcPr>
-            <w:tcW w:w="0" w:type="auto"/>
-            <w:tcMar>
-              <w:top w:w="80" w:type="dxa"/>
-              <w:left w:w="80" w:type="dxa"/>
-              <w:bottom w:w="80" w:type="dxa"/>
-              <w:right w:w="80" w:type="dxa"/>
-            </w:tcMar>
-          </w:tcPr>
-          <w:p>
-            <w:pPr>
-              <w:jc w:val="center"/>
-              <w:rPr>
-                <w:rFonts w:ascii="Times New Roman" w:eastAsia="Times New Roman" w:hAnsi="Times New Roman"/>
-                <w:sz w:val="20"/>
-              </w:rPr>
-            </w:pPr>
-            <w:r>
-              <w:rPr>
-                <w:rFonts w:ascii="Times New Roman" w:eastAsia="Times New Roman" w:hAnsi="Times New Roman"/>
-                <w:sz w:val="20"/>
-              </w:rPr>
-              <w:t>7490</w:t>
-            </w:r>
-          </w:p>
-        </w:tc>
-        <w:tc>
-          <w:tcPr>
-            <w:tcW w:w="0" w:type="auto"/>
-            <w:tcMar>
-              <w:top w:w="80" w:type="dxa"/>
-              <w:left w:w="80" w:type="dxa"/>
-              <w:bottom w:w="80" w:type="dxa"/>
-              <w:right w:w="80" w:type="dxa"/>
-            </w:tcMar>
-          </w:tcPr>
-          <w:p>
-            <w:pPr>
-              <w:rPr>
-                <w:rFonts w:ascii="Times New Roman" w:eastAsia="Times New Roman" w:hAnsi="Times New Roman"/>
-                <w:sz w:val="20"/>
-              </w:rPr>
-            </w:pPr>
-            <w:r>
-              <w:rPr>
-                <w:rFonts w:ascii="Times New Roman" w:eastAsia="Times New Roman" w:hAnsi="Times New Roman"/>
-                <w:b/>
-                <w:sz w:val="20"/>
-              </w:rPr>
-              <w:t>Hoạt động chuyên môn, khoa học và công nghệ khác chưa được phân vào đâu</w:t>
-            </w:r>
-          </w:p>
-        </w:tc>
-        <w:tc>
-          <w:tcPr>
-            <w:tcW w:w="0" w:type="auto"/>
-            <w:tcMar>
-              <w:top w:w="80" w:type="dxa"/>
-              <w:left w:w="80" w:type="dxa"/>
-              <w:bottom w:w="80" w:type="dxa"/>
-              <w:right w:w="80" w:type="dxa"/>
-            </w:tcMar>
-          </w:tcPr>
-          <w:p>
-            <w:pPr>
-              <w:jc w:val="center"/>
-              <w:rPr>
-                <w:rFonts w:ascii="Times New Roman" w:eastAsia="Times New Roman" w:hAnsi="Times New Roman"/>
-                <w:sz w:val="20"/>
-              </w:rPr>
-            </w:pPr>
-          </w:p>
-        </w:tc>
-      </w:tr>
-      <w:tr>
-        <w:trPr>
-          <w:jc w:val="center"/>
-        </w:trPr>
-        <w:tc>
-          <w:tcPr>
-            <w:tcW w:w="0" w:type="auto"/>
-            <w:tcMar>
-              <w:top w:w="80" w:type="dxa"/>
-              <w:left w:w="80" w:type="dxa"/>
-              <w:bottom w:w="80" w:type="dxa"/>
-              <w:right w:w="80" w:type="dxa"/>
-            </w:tcMar>
-          </w:tcPr>
-          <w:p>
-            <w:pPr>
-              <w:jc w:val="center"/>
-              <w:rPr>
-                <w:rFonts w:ascii="Times New Roman" w:eastAsia="Times New Roman" w:hAnsi="Times New Roman"/>
-                <w:sz w:val="20"/>
-              </w:rPr>
-            </w:pPr>
-            <w:r>
-              <w:rPr>
-                <w:rFonts w:ascii="Times New Roman" w:eastAsia="Times New Roman" w:hAnsi="Times New Roman"/>
-                <w:sz w:val="20"/>
-              </w:rPr>
-              <w:t>8</w:t>
-            </w:r>
-          </w:p>
-        </w:tc>
-        <w:tc>
-          <w:tcPr>
-            <w:tcW w:w="0" w:type="auto"/>
-            <w:tcMar>
-              <w:top w:w="80" w:type="dxa"/>
-              <w:left w:w="80" w:type="dxa"/>
-              <w:bottom w:w="80" w:type="dxa"/>
-              <w:right w:w="80" w:type="dxa"/>
-            </w:tcMar>
-          </w:tcPr>
-          <w:p>
-            <w:pPr>
-              <w:jc w:val="center"/>
-              <w:rPr>
-                <w:rFonts w:ascii="Times New Roman" w:eastAsia="Times New Roman" w:hAnsi="Times New Roman"/>
-                <w:sz w:val="20"/>
-              </w:rPr>
-            </w:pPr>
-            <w:r>
-              <w:rPr>
-                <w:rFonts w:ascii="Times New Roman" w:eastAsia="Times New Roman" w:hAnsi="Times New Roman"/>
-                <w:sz w:val="20"/>
-              </w:rPr>
-              <w:t>6311</w:t>
-            </w:r>
-          </w:p>
-        </w:tc>
-        <w:tc>
-          <w:tcPr>
-            <w:tcW w:w="0" w:type="auto"/>
-            <w:tcMar>
-              <w:top w:w="80" w:type="dxa"/>
-              <w:left w:w="80" w:type="dxa"/>
-              <w:bottom w:w="80" w:type="dxa"/>
-              <w:right w:w="80" w:type="dxa"/>
-            </w:tcMar>
-          </w:tcPr>
-          <w:p>
-            <w:pPr>
-              <w:rPr>
-                <w:rFonts w:ascii="Times New Roman" w:eastAsia="Times New Roman" w:hAnsi="Times New Roman"/>
-                <w:sz w:val="20"/>
-              </w:rPr>
-            </w:pPr>
-            <w:r>
-              <w:rPr>
-                <w:rFonts w:ascii="Times New Roman" w:eastAsia="Times New Roman" w:hAnsi="Times New Roman"/>
-                <w:b/>
-                <w:sz w:val="20"/>
-              </w:rPr>
-              <w:t>Xử lý dữ liệu, cho thuê và các hoạt động liên quan</w:t>
-            </w:r>
-          </w:p>
-        </w:tc>
-        <w:tc>
-          <w:tcPr>
-            <w:tcW w:w="0" w:type="auto"/>
-            <w:tcMar>
-              <w:top w:w="80" w:type="dxa"/>
-              <w:left w:w="80" w:type="dxa"/>
-              <w:bottom w:w="80" w:type="dxa"/>
-              <w:right w:w="80" w:type="dxa"/>
-            </w:tcMar>
-          </w:tcPr>
-          <w:p>
-            <w:pPr>
-              <w:jc w:val="center"/>
-              <w:rPr>
-                <w:rFonts w:ascii="Times New Roman" w:eastAsia="Times New Roman" w:hAnsi="Times New Roman"/>
-                <w:sz w:val="20"/>
-              </w:rPr>
-            </w:pPr>
-          </w:p>
-        </w:tc>
-      </w:tr>
-      <w:tr>
-        <w:trPr>
-          <w:jc w:val="center"/>
-        </w:trPr>
-        <w:tc>
-          <w:tcPr>
-            <w:tcW w:w="0" w:type="auto"/>
-            <w:tcMar>
-              <w:top w:w="80" w:type="dxa"/>
-              <w:left w:w="80" w:type="dxa"/>
-              <w:bottom w:w="80" w:type="dxa"/>
-              <w:right w:w="80" w:type="dxa"/>
-            </w:tcMar>
-          </w:tcPr>
-          <w:p>
-            <w:pPr>
-              <w:jc w:val="center"/>
-              <w:rPr>
-                <w:rFonts w:ascii="Times New Roman" w:eastAsia="Times New Roman" w:hAnsi="Times New Roman"/>
-                <w:sz w:val="20"/>
-              </w:rPr>
-            </w:pPr>
-            <w:r>
-              <w:rPr>
-                <w:rFonts w:ascii="Times New Roman" w:eastAsia="Times New Roman" w:hAnsi="Times New Roman"/>
-                <w:sz w:val="20"/>
-              </w:rPr>
-              <w:t>9</w:t>
-            </w:r>
-          </w:p>
-        </w:tc>
-        <w:tc>
-          <w:tcPr>
-            <w:tcW w:w="0" w:type="auto"/>
-            <w:tcMar>
-              <w:top w:w="80" w:type="dxa"/>
-              <w:left w:w="80" w:type="dxa"/>
-              <w:bottom w:w="80" w:type="dxa"/>
-              <w:right w:w="80" w:type="dxa"/>
-            </w:tcMar>
-          </w:tcPr>
-          <w:p>
-            <w:pPr>
-              <w:jc w:val="center"/>
-              <w:rPr>
-                <w:rFonts w:ascii="Times New Roman" w:eastAsia="Times New Roman" w:hAnsi="Times New Roman"/>
-                <w:sz w:val="20"/>
-              </w:rPr>
-            </w:pPr>
-            <w:r>
-              <w:rPr>
-                <w:rFonts w:ascii="Times New Roman" w:eastAsia="Times New Roman" w:hAnsi="Times New Roman"/>
-                <w:sz w:val="20"/>
-              </w:rPr>
-              <w:t>6312</w:t>
-            </w:r>
-          </w:p>
-        </w:tc>
-        <w:tc>
-          <w:tcPr>
-            <w:tcW w:w="0" w:type="auto"/>
-            <w:tcMar>
-              <w:top w:w="80" w:type="dxa"/>
-              <w:left w:w="80" w:type="dxa"/>
-              <w:bottom w:w="80" w:type="dxa"/>
-              <w:right w:w="80" w:type="dxa"/>
-            </w:tcMar>
-          </w:tcPr>
-          <w:p>
-            <w:pPr>
-              <w:rPr>
-                <w:rFonts w:ascii="Times New Roman" w:eastAsia="Times New Roman" w:hAnsi="Times New Roman"/>
-                <w:sz w:val="20"/>
-              </w:rPr>
-            </w:pPr>
-            <w:r>
-              <w:rPr>
-                <w:rFonts w:ascii="Times New Roman" w:eastAsia="Times New Roman" w:hAnsi="Times New Roman"/>
-                <w:b/>
-                <w:sz w:val="20"/>
-              </w:rPr>
-              <w:t>Cổng thông tin</w:t>
-            </w:r>
-            <w:r>
-              <w:rPr>
-                <w:rFonts w:ascii="Times New Roman" w:eastAsia="Times New Roman" w:hAnsi="Times New Roman"/>
-                <w:sz w:val="20"/>
-              </w:rPr>
-              <w:br/>
-              <w:t>Chi tiết: Thiết lập trang thông tin điện tử tổng hợp.</w:t>
-            </w:r>
-          </w:p>
-        </w:tc>
-        <w:tc>
-          <w:tcPr>
-            <w:tcW w:w="0" w:type="auto"/>
-            <w:tcMar>
-              <w:top w:w="80" w:type="dxa"/>
-              <w:left w:w="80" w:type="dxa"/>
-              <w:bottom w:w="80" w:type="dxa"/>
-              <w:right w:w="80" w:type="dxa"/>
-            </w:tcMar>
-          </w:tcPr>
-          <w:p>
-            <w:pPr>
-              <w:jc w:val="center"/>
-              <w:rPr>
-                <w:rFonts w:ascii="Times New Roman" w:eastAsia="Times New Roman" w:hAnsi="Times New Roman"/>
-                <w:sz w:val="20"/>
-              </w:rPr>
-            </w:pPr>
-          </w:p>
-        </w:tc>
-      </w:tr>
-    </w:tbl>
-    <w:p>
-      <w:pPr>
-        <w:spacing w:before="120" w:after="120" w:line="340" w:lineRule="exact"/>
-        <w:ind w:firstLine="720"/>
-        <w:jc w:val="both"/>
-        <w:rPr>
-          <w:rFonts w:ascii="Times New Roman" w:eastAsia="Calibri" w:hAnsi="Times New Roman" w:cs="Times New Roman"/>
-          <w:sz w:val="28"/>
-          <w:szCs w:val="28"/>
-        </w:rPr>
-      </w:pPr>
-    </w:p>
-    <w:p>
-      <w:pPr>
-        <w:spacing w:before="120" w:after="120" w:line="340" w:lineRule="exact"/>
-        <w:ind w:firstLine="720"/>
-        <w:jc w:val="both"/>
-        <w:rPr>
-          <w:rFonts w:ascii="Times New Roman" w:eastAsia="Calibri" w:hAnsi="Times New Roman" w:cs="Times New Roman"/>
-          <w:b/>
-          <w:sz w:val="28"/>
-          <w:szCs w:val="28"/>
-        </w:rPr>
-      </w:pPr>
-    </w:p>
-    <w:p>
-      <w:pPr>
-        <w:spacing w:before="120" w:after="120" w:line="340" w:lineRule="exact"/>
-        <w:ind w:firstLine="720"/>
-        <w:jc w:val="both"/>
-        <w:rPr>
-          <w:rFonts w:ascii="Times New Roman" w:eastAsia="Calibri" w:hAnsi="Times New Roman" w:cs="Times New Roman"/>
-          <w:sz w:val="28"/>
-          <w:szCs w:val="28"/>
-        </w:rPr>
-      </w:pPr>
-      <w:r>
-        <w:rPr>
-          <w:rFonts w:ascii="Times New Roman" w:eastAsia="Calibri" w:hAnsi="Times New Roman" w:cs="Times New Roman"/>
-          <w:b/>
-          <w:sz w:val="28"/>
-          <w:szCs w:val="28"/>
-        </w:rPr>
-        <w:t>3. Sửa đổi chi tiết ngành, nghề kinh doanh sau</w:t>
-      </w:r>
-      <w:r>
-        <w:rPr>
-          <w:rFonts w:ascii="Times New Roman" w:eastAsia="Calibri" w:hAnsi="Times New Roman" w:cs="Times New Roman"/>
-          <w:b/>
-          <w:i/>
-          <w:sz w:val="28"/>
-          <w:szCs w:val="28"/>
-        </w:rPr>
-        <w:t xml:space="preserve"> </w:t>
-      </w:r>
-      <w:r>
-        <w:rPr>
-          <w:rFonts w:ascii="Times New Roman" w:eastAsia="Calibri" w:hAnsi="Times New Roman" w:cs="Times New Roman"/>
-          <w:sz w:val="28"/>
-          <w:szCs w:val="28"/>
-        </w:rPr>
-        <w:t>(</w:t>
-      </w:r>
-      <w:r>
-        <w:rPr>
-          <w:rFonts w:ascii="Times New Roman" w:eastAsia="Calibri" w:hAnsi="Times New Roman" w:cs="Times New Roman"/>
-          <w:i/>
-          <w:sz w:val="28"/>
-          <w:szCs w:val="28"/>
-        </w:rPr>
-        <w:t>kê khai trong trường hợp doanh nghiệp thông báo thay đổi nội dung chi tiết của ngành, nghề kinh doanh đã đăng ký với cơ quan đăng ký kinh doanh</w:t>
-      </w:r>
-      <w:r>
-        <w:rPr>
-          <w:rFonts w:ascii="Times New Roman" w:eastAsia="Calibri" w:hAnsi="Times New Roman" w:cs="Times New Roman"/>
-          <w:sz w:val="28"/>
-          <w:szCs w:val="28"/>
-        </w:rPr>
-        <w:t>):</w:t>
-      </w:r>
-      <w:r>
-        <w:rPr>
-          <w:rFonts w:ascii="Times New Roman" w:eastAsia="Calibri" w:hAnsi="Times New Roman" w:cs="Times New Roman"/>
-          <w:sz w:val="28"/>
-          <w:szCs w:val="28"/>
-        </w:rPr>
-        <w:t xml:space="preserve"> </w:t>
-      </w:r>
-      <w:r>
-        <w:rPr>
-          <w:rFonts w:ascii="Times New Roman" w:eastAsia="Calibri" w:hAnsi="Times New Roman" w:cs="Times New Roman"/>
-          <w:sz w:val="28"/>
-          <w:szCs w:val="28"/>
-        </w:rPr>
-        <w:t xml:space="preserve"> </w:t>
-      </w:r>
-    </w:p>
-    <w:tbl>
-      <w:tblPr>
-        <w:tblStyle w:val="TableGrid3"/>
-        <w:tblW w:w="0" w:type="auto"/>
-        <w:jc w:val="center"/>
-        <w:tblLook w:val="04A0" w:firstRow="1" w:lastRow="0" w:firstColumn="1" w:lastColumn="0" w:noHBand="0" w:noVBand="1"/>
-      </w:tblPr>
-      <w:tblGrid>
-        <w:gridCol w:w="539"/>
-        <w:gridCol w:w="890"/>
-        <w:gridCol w:w="6600"/>
-        <w:gridCol w:w="1033"/>
-      </w:tblGrid>
-      <w:tr>
-        <w:trPr>
-          <w:tblHeader/>
-          <w:jc w:val="center"/>
-        </w:trPr>
-        <w:tc>
-          <w:tcPr>
-            <w:tcW w:w="0" w:type="auto"/>
-            <w:shd w:val="clear" w:color="auto" w:fill="D9EAF7"/>
-            <w:tcMar>
-              <w:top w:w="80" w:type="dxa"/>
-              <w:left w:w="80" w:type="dxa"/>
-              <w:bottom w:w="80" w:type="dxa"/>
-              <w:right w:w="80" w:type="dxa"/>
-            </w:tcMar>
-            <w:vAlign w:val="center"/>
-          </w:tcPr>
-          <w:p>
-            <w:pPr>
-              <w:jc w:val="center"/>
-              <w:rPr>
-                <w:rFonts w:ascii="Times New Roman" w:eastAsia="Times New Roman" w:hAnsi="Times New Roman"/>
-                <w:sz w:val="20"/>
-              </w:rPr>
-            </w:pPr>
-            <w:r>
-              <w:rPr>
-                <w:rFonts w:ascii="Times New Roman" w:eastAsia="Times New Roman" w:hAnsi="Times New Roman"/>
-                <w:b/>
-                <w:sz w:val="20"/>
-              </w:rPr>
-              <w:t>STT</w:t>
-            </w:r>
-          </w:p>
-        </w:tc>
-        <w:tc>
-          <w:tcPr>
-            <w:tcW w:w="0" w:type="auto"/>
-            <w:shd w:val="clear" w:color="auto" w:fill="D9EAF7"/>
-            <w:tcMar>
-              <w:top w:w="80" w:type="dxa"/>
-              <w:left w:w="80" w:type="dxa"/>
-              <w:bottom w:w="80" w:type="dxa"/>
-              <w:right w:w="80" w:type="dxa"/>
-            </w:tcMar>
-            <w:vAlign w:val="center"/>
-          </w:tcPr>
-          <w:p>
-            <w:pPr>
-              <w:jc w:val="center"/>
-              <w:rPr>
-                <w:rFonts w:ascii="Times New Roman" w:eastAsia="Times New Roman" w:hAnsi="Times New Roman"/>
-                <w:sz w:val="20"/>
-              </w:rPr>
-            </w:pPr>
-            <w:r>
-              <w:rPr>
-                <w:rFonts w:ascii="Times New Roman" w:eastAsia="Times New Roman" w:hAnsi="Times New Roman"/>
-                <w:b/>
-                <w:sz w:val="20"/>
-              </w:rPr>
-              <w:t>Mã ngành</w:t>
-            </w:r>
-          </w:p>
-        </w:tc>
-        <w:tc>
-          <w:tcPr>
-            <w:tcW w:w="0" w:type="auto"/>
-            <w:shd w:val="clear" w:color="auto" w:fill="D9EAF7"/>
-            <w:tcMar>
-              <w:top w:w="80" w:type="dxa"/>
-              <w:left w:w="80" w:type="dxa"/>
-              <w:bottom w:w="80" w:type="dxa"/>
-              <w:right w:w="80" w:type="dxa"/>
-            </w:tcMar>
-            <w:vAlign w:val="center"/>
-          </w:tcPr>
-          <w:p>
-            <w:pPr>
-              <w:jc w:val="center"/>
-              <w:rPr>
-                <w:rFonts w:ascii="Times New Roman" w:eastAsia="Times New Roman" w:hAnsi="Times New Roman"/>
-                <w:sz w:val="20"/>
-              </w:rPr>
-            </w:pPr>
-            <w:r>
-              <w:rPr>
-                <w:rFonts w:ascii="Times New Roman" w:eastAsia="Times New Roman" w:hAnsi="Times New Roman"/>
-                <w:b/>
-                <w:sz w:val="20"/>
-              </w:rPr>
-              <w:t>Tên ngành được cập nhật bao gồm chi tiết</w:t>
-            </w:r>
-          </w:p>
-        </w:tc>
-        <w:tc>
-          <w:tcPr>
-            <w:tcW w:w="0" w:type="auto"/>
-            <w:shd w:val="clear" w:color="auto" w:fill="D9EAF7"/>
-            <w:tcMar>
-              <w:top w:w="80" w:type="dxa"/>
-              <w:left w:w="80" w:type="dxa"/>
-              <w:bottom w:w="80" w:type="dxa"/>
-              <w:right w:w="80" w:type="dxa"/>
-            </w:tcMar>
-            <w:vAlign w:val="center"/>
-          </w:tcPr>
-          <w:p>
-            <w:pPr>
-              <w:jc w:val="center"/>
-              <w:rPr>
-                <w:rFonts w:ascii="Times New Roman" w:eastAsia="Times New Roman" w:hAnsi="Times New Roman"/>
-                <w:sz w:val="20"/>
-              </w:rPr>
-            </w:pPr>
-            <w:r>
-              <w:rPr>
-                <w:rFonts w:ascii="Times New Roman" w:eastAsia="Times New Roman" w:hAnsi="Times New Roman"/>
-                <w:b/>
-                <w:sz w:val="20"/>
-              </w:rPr>
-              <w:t>Ngành chính</w:t>
-            </w:r>
-          </w:p>
-        </w:tc>
-      </w:tr>
-      <w:tr>
-        <w:trPr>
-          <w:jc w:val="center"/>
-        </w:trPr>
-        <w:tc>
-          <w:tcPr>
-            <w:tcW w:w="0" w:type="auto"/>
-            <w:tcMar>
-              <w:top w:w="80" w:type="dxa"/>
-              <w:left w:w="80" w:type="dxa"/>
-              <w:bottom w:w="80" w:type="dxa"/>
-              <w:right w:w="80" w:type="dxa"/>
-            </w:tcMar>
-          </w:tcPr>
-          <w:p>
-            <w:pPr>
-              <w:jc w:val="center"/>
-              <w:rPr>
-                <w:rFonts w:ascii="Times New Roman" w:eastAsia="Times New Roman" w:hAnsi="Times New Roman"/>
-                <w:sz w:val="20"/>
-              </w:rPr>
-            </w:pPr>
-            <w:r>
-              <w:rPr>
-                <w:rFonts w:ascii="Times New Roman" w:eastAsia="Times New Roman" w:hAnsi="Times New Roman"/>
-                <w:sz w:val="20"/>
-              </w:rPr>
-              <w:t>1</w:t>
-            </w:r>
-          </w:p>
-        </w:tc>
-        <w:tc>
-          <w:tcPr>
-            <w:tcW w:w="0" w:type="auto"/>
-            <w:tcMar>
-              <w:top w:w="80" w:type="dxa"/>
-              <w:left w:w="80" w:type="dxa"/>
-              <w:bottom w:w="80" w:type="dxa"/>
-              <w:right w:w="80" w:type="dxa"/>
-            </w:tcMar>
-          </w:tcPr>
-          <w:p>
-            <w:pPr>
-              <w:jc w:val="center"/>
-              <w:rPr>
-                <w:rFonts w:ascii="Times New Roman" w:eastAsia="Times New Roman" w:hAnsi="Times New Roman"/>
-                <w:sz w:val="20"/>
-              </w:rPr>
-            </w:pPr>
-            <w:r>
-              <w:rPr>
-                <w:rFonts w:ascii="Times New Roman" w:eastAsia="Times New Roman" w:hAnsi="Times New Roman"/>
-                <w:sz w:val="20"/>
-              </w:rPr>
-              <w:t>7810</w:t>
-            </w:r>
-          </w:p>
-        </w:tc>
-        <w:tc>
-          <w:tcPr>
-            <w:tcW w:w="0" w:type="auto"/>
-            <w:tcMar>
-              <w:top w:w="80" w:type="dxa"/>
-              <w:left w:w="80" w:type="dxa"/>
-              <w:bottom w:w="80" w:type="dxa"/>
-              <w:right w:w="80" w:type="dxa"/>
-            </w:tcMar>
-          </w:tcPr>
-          <w:p>
-            <w:pPr>
-              <w:rPr>
-                <w:rFonts w:ascii="Times New Roman" w:eastAsia="Times New Roman" w:hAnsi="Times New Roman"/>
-                <w:sz w:val="20"/>
-              </w:rPr>
-            </w:pPr>
-            <w:r>
-              <w:rPr>
-                <w:rFonts w:ascii="Times New Roman" w:eastAsia="Times New Roman" w:hAnsi="Times New Roman"/>
-                <w:b/>
-                <w:sz w:val="20"/>
-              </w:rPr>
-              <w:t>Hoạt động của các trung tâm giới thiệu việc làm</w:t>
-            </w:r>
-            <w:r>
-              <w:rPr>
-                <w:rFonts w:ascii="Times New Roman" w:eastAsia="Times New Roman" w:hAnsi="Times New Roman"/>
-                <w:sz w:val="20"/>
-              </w:rPr>
-              <w:br/>
-              <w:t>(trừ hoạt động cho thuê lại lao động; chỉ được hoạt động sau khi được cơ quan có thẩm quyền cấp phép hoạt động giới thiệu việc làm)</w:t>
-            </w:r>
-          </w:p>
-        </w:tc>
-        <w:tc>
-          <w:tcPr>
-            <w:tcW w:w="0" w:type="auto"/>
-            <w:tcMar>
-              <w:top w:w="80" w:type="dxa"/>
-              <w:left w:w="80" w:type="dxa"/>
-              <w:bottom w:w="80" w:type="dxa"/>
-              <w:right w:w="80" w:type="dxa"/>
-            </w:tcMar>
-          </w:tcPr>
-          <w:p>
-            <w:pPr>
-              <w:jc w:val="center"/>
-              <w:rPr>
-                <w:rFonts w:ascii="Times New Roman" w:eastAsia="Times New Roman" w:hAnsi="Times New Roman"/>
-                <w:sz w:val="20"/>
-              </w:rPr>
-            </w:pPr>
-          </w:p>
-        </w:tc>
-      </w:tr>
-    </w:tbl>
-    <w:p>
-      <w:pPr>
-        <w:spacing w:before="120" w:after="120" w:line="340" w:lineRule="exact"/>
-        <w:ind w:firstLine="720"/>
-        <w:jc w:val="both"/>
-        <w:rPr>
-          <w:rFonts w:ascii="Times New Roman" w:eastAsia="Calibri" w:hAnsi="Times New Roman" w:cs="Times New Roman"/>
-          <w:sz w:val="28"/>
-          <w:szCs w:val="28"/>
-        </w:rPr>
-      </w:pPr>
-    </w:p>
-    <w:p>
-      <w:pPr>
-        <w:spacing w:before="120" w:after="120" w:line="340" w:lineRule="exact"/>
-        <w:ind w:firstLine="720"/>
-        <w:jc w:val="both"/>
-        <w:rPr>
-          <w:rFonts w:ascii="Times New Roman" w:eastAsia="Calibri" w:hAnsi="Times New Roman" w:cs="Times New Roman"/>
-          <w:sz w:val="28"/>
-          <w:szCs w:val="28"/>
-        </w:rPr>
-      </w:pPr>
-    </w:p>
-    <w:p>
-      <w:pPr>
-        <w:spacing w:before="120" w:after="120" w:line="340" w:lineRule="exact"/>
-        <w:ind w:firstLine="720"/>
-        <w:jc w:val="both"/>
-        <w:rPr>
-          <w:rFonts w:ascii="Times New Roman" w:eastAsia="Calibri" w:hAnsi="Times New Roman" w:cs="Times New Roman"/>
-          <w:bCs/>
-          <w:sz w:val="28"/>
-        </w:rPr>
-      </w:pPr>
-      <w:r>
-        <w:rPr>
-          <w:rFonts w:ascii="Times New Roman" w:eastAsia="Calibri" w:hAnsi="Times New Roman" w:cs="Times New Roman"/>
-          <w:sz w:val="20"/>
-          <w:szCs w:val="20"/>
-        </w:rPr>
-        <w:t xml:space="preserve"> </w:t>
-      </w:r>
-      <w:r>
-        <w:rPr>
-          <w:rFonts w:ascii="Times New Roman" w:eastAsia="Calibri" w:hAnsi="Times New Roman" w:cs="Times New Roman"/>
-          <w:bCs/>
-          <w:sz w:val="28"/>
-        </w:rPr>
-        <w:t>Doanh nghiệp cam kết đáp ứng điều kiện tiếp cận thị trường đối với các ngành nghề thuộc Danh mục ngành, nghề hạn chế tiếp cận thị trường đối với nhà đầu tư nước ngoài theo quy định của pháp luật về đầu tư.</w:t>
-      </w:r>
-    </w:p>
-    <w:p>
-      <w:pPr>
-        <w:spacing w:before="120" w:after="120" w:line="340" w:lineRule="exact"/>
-        <w:ind w:firstLine="720"/>
-        <w:jc w:val="both"/>
-        <w:rPr>
-          <w:rFonts w:ascii="Times New Roman" w:eastAsia="Calibri" w:hAnsi="Times New Roman" w:cs="Times New Roman"/>
-          <w:sz w:val="28"/>
-        </w:rPr>
-      </w:pPr>
-      <w:r>
-        <w:rPr>
-          <w:rFonts w:ascii="Times New Roman" w:eastAsia="Calibri" w:hAnsi="Times New Roman" w:cs="Times New Roman"/>
-          <w:b/>
-          <w:sz w:val="28"/>
-        </w:rPr>
-        <w:t>Lưu ý:</w:t>
-      </w:r>
-      <w:r>
-        <w:rPr>
-          <w:rFonts w:ascii="Times New Roman" w:eastAsia="Calibri" w:hAnsi="Times New Roman" w:cs="Times New Roman"/>
-          <w:sz w:val="28"/>
-        </w:rPr>
-        <w:t xml:space="preserve"> </w:t>
-      </w:r>
-    </w:p>
-    <w:p>
-      <w:pPr>
-        <w:spacing w:before="120" w:after="120" w:line="340" w:lineRule="exact"/>
-        <w:ind w:firstLine="720"/>
-        <w:jc w:val="both"/>
-        <w:rPr>
-          <w:rFonts w:ascii="Times New Roman" w:eastAsia="Calibri" w:hAnsi="Times New Roman" w:cs="Times New Roman"/>
-          <w:sz w:val="28"/>
-        </w:rPr>
-      </w:pPr>
-      <w:r>
-        <w:rPr>
-          <w:rFonts w:ascii="Times New Roman" w:eastAsia="Calibri" w:hAnsi="Times New Roman" w:cs="Times New Roman"/>
-          <w:sz w:val="28"/>
-        </w:rPr>
-        <w:t>- Trường hợp doanh nghiệp thay đổi ngành, nghề kinh doanh từ ngành này sang ngành khác, doanh nghiệp kê khai đồng thời tại mục 1, 2 nêu trên, cụ thể như sau: kê khai ngành, nghề kinh doanh mới tại mục 1; kê khai ngành, nghề kinh doanh cũ tại mục 2.</w:t>
-      </w:r>
-    </w:p>
-    <w:p>
-      <w:pPr>
-        <w:spacing w:before="120" w:after="120" w:line="340" w:lineRule="exact"/>
-        <w:ind w:firstLine="720"/>
-        <w:jc w:val="both"/>
-        <w:rPr>
-          <w:rFonts w:ascii="Times New Roman" w:eastAsia="Calibri" w:hAnsi="Times New Roman" w:cs="Times New Roman"/>
-          <w:sz w:val="28"/>
-        </w:rPr>
-      </w:pPr>
-      <w:r>
-        <w:rPr>
-          <w:rFonts w:ascii="Times New Roman" w:eastAsia="Calibri" w:hAnsi="Times New Roman" w:cs="Times New Roman"/>
-          <w:sz w:val="28"/>
-        </w:rPr>
-        <w:t>- Trường hợp doanh nghiệp thay đổi ngành, nghề kinh doanh chính từ ngành này sang ngành khác nhưng không thay đổi danh sách ngành, nghề kinh doanh đã đăng ký, doanh nghiệp thực hiện cập nhật, bổ sung thông tin đăng ký doanh nghiệp theo quy định tại khoản 1 Điều 57 Nghị định số 168/2025/NĐ-CP ngày 30/6/2025 của Chính phủ về đăng ký doanh nghiệp.</w:t>
-      </w:r>
-    </w:p>
-    <w:p>
-      <w:pPr>
-        <w:spacing w:before="120" w:after="120" w:line="340" w:lineRule="exact"/>
-        <w:ind w:firstLine="720"/>
-        <w:jc w:val="both"/>
-        <w:rPr>
-          <w:rFonts w:ascii="Times New Roman" w:eastAsia="Calibri" w:hAnsi="Times New Roman" w:cs="Times New Roman"/>
-          <w:sz w:val="28"/>
-        </w:rPr>
-      </w:pPr>
-      <w:r>
-        <w:rPr>
-          <w:rFonts w:ascii="Times New Roman" w:eastAsia="Calibri" w:hAnsi="Times New Roman" w:cs="Times New Roman"/>
-          <w:sz w:val="28"/>
-        </w:rPr>
-        <w:lastRenderedPageBreak/>
-        <w:t>- Trường hợp chỉ bỏ ngành, nghề kinh doanh chính mà không bổ sung thêm ngành, nghề kinh doanh mới và chọn một ngành, nghề kinh doanh khác trong số các ngành, nghề kinh doanh còn lại đã đăng ký làm ngành, nghề kinh doanh chính thì đồng thời kê khai tại mục 2, 3 nêu trên, cụ thể như sau: kê khai ngành, nghề kinh doanh bị bỏ tại mục 2; kê khai ngành, nghề kinh doanh chính mới tại mục 3.</w:t>
-      </w:r>
-    </w:p>
-    <w:p>
-      <w:pPr>
-        <w:spacing w:before="120" w:after="120" w:line="340" w:lineRule="exact"/>
-        <w:ind w:firstLine="720"/>
-        <w:jc w:val="both"/>
-        <w:rPr>
-          <w:rFonts w:ascii="Times New Roman" w:eastAsia="Calibri" w:hAnsi="Times New Roman" w:cs="Times New Roman"/>
-          <w:sz w:val="28"/>
-        </w:rPr>
-      </w:pPr>
-    </w:p>
+    <w:bookmarkEnd w:id="7"/>
+    <w:bookmarkEnd w:id="8"/>
     <w:p>
       <w:pPr>
         <w:spacing w:after="240" w:line="240" w:lineRule="auto"/>
@@ -6384,23 +3353,11 @@
       </w:pPr>
       <w:r>
         <w:rPr>
-          <w:rFonts w:ascii="Times New Roman" w:eastAsia="Times New Roman" w:hAnsi="Times New Roman" w:cs="Times New Roman"/>
+          <w:rFonts w:ascii="Times New Roman" w:eastAsia="Calibri" w:hAnsi="Times New Roman" w:cs="Times New Roman"/>
           <w:bCs/>
-          <w:spacing w:val="-4"/>
-          <w:sz w:val="28"/>
-          <w:szCs w:val="28"/>
-          <w:lang w:val="fr-FR"/>
-        </w:rPr>
-        <w:br w:type="page"/>
-      </w:r>
-      <w:r>
-        <w:rPr>
-          <w:rFonts w:ascii="Times New Roman" w:eastAsia="Calibri" w:hAnsi="Times New Roman" w:cs="Times New Roman"/>
-          <w:bCs/>
-          <w:sz w:val="28"/>
-          <w:szCs w:val="28"/>
-        </w:rPr>
-        <w:lastRenderedPageBreak/>
+          <w:sz w:val="28"/>
+          <w:szCs w:val="28"/>
+        </w:rPr>
         <w:t>THÔNG BÁO THAY ĐỔI THÔNG TIN ĐĂNG KÝ THUẾ</w:t>
       </w:r>
     </w:p>
@@ -6796,7 +3753,7 @@
                 <w:szCs w:val="28"/>
                 <w:vertAlign w:val="superscript"/>
               </w:rPr>
-              <w:footnoteReference w:customMarkFollows="1" w:id="3"/>
+              <w:footnoteReference w:customMarkFollows="1" w:id="2"/>
               <w:t>1</w:t>
             </w:r>
             <w:r>
@@ -6998,7 +3955,7 @@
                 <w:sz w:val="28"/>
                 <w:szCs w:val="28"/>
               </w:rPr>
-              <w:t>Số Ô31-Lô NP4, Đường D17, Khu Tái Định Cư Đại Học Quốc Gia TP. HCM , Khu Phố Châu Thới</w:t>
+              <w:t>Số 49 đường Đ17, khu Tái định cư Đại học quốc gia Thành phố Hồ Chí Minh, khu phố Châu Thới</w:t>
             </w:r>
           </w:p>
           <w:p>
@@ -7267,7 +4224,7 @@
                 <w:vertAlign w:val="superscript"/>
                 <w:lang w:eastAsia="zh-CN"/>
               </w:rPr>
-              <w:footnoteReference w:customMarkFollows="1" w:id="4"/>
+              <w:footnoteReference w:customMarkFollows="1" w:id="3"/>
               <w:t>2</w:t>
             </w:r>
             <w:r>
@@ -7950,7 +4907,7 @@
                 <w:szCs w:val="28"/>
                 <w:vertAlign w:val="superscript"/>
               </w:rPr>
-              <w:footnoteReference w:customMarkFollows="1" w:id="5"/>
+              <w:footnoteReference w:customMarkFollows="1" w:id="4"/>
               <w:t>3</w:t>
             </w:r>
           </w:p>
@@ -8160,6 +5117,7 @@
                       <w:sz w:val="20"/>
                       <w:szCs w:val="20"/>
                     </w:rPr>
+                    <w:lastRenderedPageBreak/>
                     <mc:AlternateContent>
                       <mc:Choice Requires="wps">
                         <w:drawing>
@@ -8476,7 +5434,7 @@
                       <w:vertAlign w:val="superscript"/>
                       <w:lang w:eastAsia="zh-CN"/>
                     </w:rPr>
-                    <w:footnoteReference w:customMarkFollows="1" w:id="6"/>
+                    <w:footnoteReference w:customMarkFollows="1" w:id="5"/>
                     <w:t>4</w:t>
                   </w:r>
                   <w:r>
@@ -9141,7 +6099,7 @@
           <w:vertAlign w:val="superscript"/>
           <w:lang w:val="vi-VN" w:eastAsia="x-none"/>
         </w:rPr>
-        <w:footnoteReference w:customMarkFollows="1" w:id="7"/>
+        <w:footnoteReference w:customMarkFollows="1" w:id="6"/>
         <w:t>1</w:t>
       </w:r>
     </w:p>
@@ -9455,8 +6413,6 @@
                             <w:r>
                               <w:t>x</w:t>
                             </w:r>
-                            <w:bookmarkStart w:id="8" w:name="_GoBack"/>
-                            <w:bookmarkEnd w:id="8"/>
                           </w:p>
                         </w:txbxContent>
                       </wps:txbx>
@@ -9487,8 +6443,6 @@
                       <w:r>
                         <w:t>x</w:t>
                       </w:r>
-                      <w:bookmarkStart w:id="9" w:name="_GoBack"/>
-                      <w:bookmarkEnd w:id="9"/>
                     </w:p>
                   </w:txbxContent>
                 </v:textbox>
@@ -9894,7 +6848,7 @@
                 <w:szCs w:val="26"/>
                 <w:vertAlign w:val="superscript"/>
               </w:rPr>
-              <w:footnoteReference w:customMarkFollows="1" w:id="8"/>
+              <w:footnoteReference w:customMarkFollows="1" w:id="7"/>
               <w:t>1</w:t>
             </w:r>
             <w:r>
@@ -10142,37 +7096,7 @@
         <w:rPr>
           <w:spacing w:val="-10"/>
         </w:rPr>
-        <w:t xml:space="preserve"> - Doanh nghiệp có quyền tự do kinh doanh trong những ngành, nghề mà luật không cấm;</w:t>
-      </w:r>
-    </w:p>
-    <w:p>
-      <w:pPr>
-        <w:pStyle w:val="FootnoteText"/>
-        <w:jc w:val="both"/>
-        <w:rPr>
-          <w:spacing w:val="-10"/>
-        </w:rPr>
-      </w:pPr>
-      <w:r>
-        <w:rPr>
-          <w:spacing w:val="-10"/>
-        </w:rPr>
-        <w:t xml:space="preserve">- Các ngành, nghề cấm đầu tư kinh doanh quy định tại Điều 6 Luật Đầu tư; </w:t>
-      </w:r>
-    </w:p>
-    <w:p>
-      <w:pPr>
-        <w:pStyle w:val="FootnoteText"/>
-        <w:jc w:val="both"/>
-        <w:rPr>
-          <w:spacing w:val="-10"/>
-        </w:rPr>
-      </w:pPr>
-      <w:r>
-        <w:rPr>
-          <w:spacing w:val="-10"/>
-        </w:rPr>
-        <w:t>- Đối với những ngành, nghề đầu tư kinh doanh có điều kiện được quy định tại các văn bản quy phạm pháp luật khác, ngành, nghề kinh doanh được ghi theo ngành, nghề quy định tại các văn bản quy phạm pháp luật đó. Doanh nghiệp chỉ được kinh doanh khi có đủ điều kiện theo quy định.</w:t>
+        <w:t xml:space="preserve"> Trường hợp doanh nghiệp kê khai hình thức hạch toán là Hạch toán độc lập tại chỉ tiêu 5 thì bắt buộc phải kê khai thông tin về Kế toán trưởng/phụ trách kế toán tại chỉ tiêu 2.</w:t>
       </w:r>
     </w:p>
   </w:footnote>
@@ -10190,13 +7114,13 @@
           <w:rStyle w:val="FootnoteReference"/>
           <w:spacing w:val="-10"/>
         </w:rPr>
-        <w:t>1</w:t>
+        <w:t>2</w:t>
       </w:r>
       <w:r>
         <w:rPr>
           <w:spacing w:val="-10"/>
         </w:rPr>
-        <w:t xml:space="preserve"> Trường hợp doanh nghiệp kê khai hình thức hạch toán là Hạch toán độc lập tại chỉ tiêu 5 thì bắt buộc phải kê khai thông tin về Kế toán trưởng/phụ trách kế toán tại chỉ tiêu 2.</w:t>
+        <w:t xml:space="preserve"> Trường hợp doanh nghiệp được cấp Giấy chứng nhận đăng ký doanh nghiệp sau ngày bắt đầu hoạt động đã kê khai thì ngày bắt đầu hoạt động là ngày doanh nghiệp được cấp Giấy chứng nhận đăng ký doanh nghiệp.</w:t>
       </w:r>
     </w:p>
   </w:footnote>
@@ -10214,13 +7138,43 @@
           <w:rStyle w:val="FootnoteReference"/>
           <w:spacing w:val="-10"/>
         </w:rPr>
-        <w:t>2</w:t>
+        <w:t>3</w:t>
       </w:r>
       <w:r>
         <w:rPr>
           <w:spacing w:val="-10"/>
         </w:rPr>
-        <w:t xml:space="preserve"> Trường hợp doanh nghiệp được cấp Giấy chứng nhận đăng ký doanh nghiệp sau ngày bắt đầu hoạt động đã kê khai thì ngày bắt đầu hoạt động là ngày doanh nghiệp được cấp Giấy chứng nhận đăng ký doanh nghiệp.</w:t>
+        <w:t xml:space="preserve"> - Trường hợp niên độ kế toán theo năm dương lịch thì ghi từ ngày 01/01 đến ngày 31/12. </w:t>
+      </w:r>
+    </w:p>
+    <w:p>
+      <w:pPr>
+        <w:pStyle w:val="FootnoteText"/>
+        <w:jc w:val="both"/>
+        <w:rPr>
+          <w:spacing w:val="-10"/>
+        </w:rPr>
+      </w:pPr>
+      <w:r>
+        <w:rPr>
+          <w:spacing w:val="-10"/>
+        </w:rPr>
+        <w:t xml:space="preserve">- Trường hợp niên độ kế toán theo năm tài chính khác năm dương lịch thì ghi ngày, tháng bắt đầu niên độ kế toán là ngày đầu tiên của quý; ngày, tháng kết thúc niên độ kế toán là ngày cuối cùng của quý. </w:t>
+      </w:r>
+    </w:p>
+    <w:p>
+      <w:pPr>
+        <w:pStyle w:val="FootnoteText"/>
+        <w:jc w:val="both"/>
+        <w:rPr>
+          <w:spacing w:val="-10"/>
+        </w:rPr>
+      </w:pPr>
+      <w:r>
+        <w:rPr>
+          <w:spacing w:val="-10"/>
+        </w:rPr>
+        <w:t>- Tổng thời gian từ ngày bắt đầu đến ngày kết thúc niên độ kế toán phải đủ 12 tháng hoặc 4 quý liên tiếp.</w:t>
       </w:r>
     </w:p>
   </w:footnote>
@@ -10238,43 +7192,27 @@
           <w:rStyle w:val="FootnoteReference"/>
           <w:spacing w:val="-10"/>
         </w:rPr>
-        <w:t>3</w:t>
+        <w:t>4</w:t>
       </w:r>
       <w:r>
         <w:rPr>
           <w:spacing w:val="-10"/>
         </w:rPr>
-        <w:t xml:space="preserve"> - Trường hợp niên độ kế toán theo năm dương lịch thì ghi từ ngày 01/01 đến ngày 31/12. </w:t>
-      </w:r>
-    </w:p>
-    <w:p>
-      <w:pPr>
-        <w:pStyle w:val="FootnoteText"/>
-        <w:jc w:val="both"/>
-        <w:rPr>
+        <w:t xml:space="preserve"> Doanh nghiệp căn cứ vào quy định của pháp luật về thuế giá trị gia tăng và dự kiến hoạt động kinh doanh của doanh nghiệp để xác định 01 trong 04 phương pháp tính thuế giá trị gia tăng tại chỉ tiêu này, trừ trường hợp doanh nghiệp mua bán, chế tác vàng, bạc, đá quý có thể chọn thêm phương pháp trực tiếp trên GTGT ngoài các phương pháp khác (</w:t>
+      </w:r>
+      <w:r>
+        <w:rPr>
+          <w:i/>
+          <w:iCs/>
           <w:spacing w:val="-10"/>
         </w:rPr>
-      </w:pPr>
+        <w:t>nếu có</w:t>
+      </w:r>
       <w:r>
         <w:rPr>
           <w:spacing w:val="-10"/>
         </w:rPr>
-        <w:t xml:space="preserve">- Trường hợp niên độ kế toán theo năm tài chính khác năm dương lịch thì ghi ngày, tháng bắt đầu niên độ kế toán là ngày đầu tiên của quý; ngày, tháng kết thúc niên độ kế toán là ngày cuối cùng của quý. </w:t>
-      </w:r>
-    </w:p>
-    <w:p>
-      <w:pPr>
-        <w:pStyle w:val="FootnoteText"/>
-        <w:jc w:val="both"/>
-        <w:rPr>
-          <w:spacing w:val="-10"/>
-        </w:rPr>
-      </w:pPr>
-      <w:r>
-        <w:rPr>
-          <w:spacing w:val="-10"/>
-        </w:rPr>
-        <w:t>- Tổng thời gian từ ngày bắt đầu đến ngày kết thúc niên độ kế toán phải đủ 12 tháng hoặc 4 quý liên tiếp.</w:t>
+        <w:t>).</w:t>
       </w:r>
     </w:p>
   </w:footnote>
@@ -10292,55 +7230,17 @@
           <w:rStyle w:val="FootnoteReference"/>
           <w:spacing w:val="-10"/>
         </w:rPr>
-        <w:t>4</w:t>
+        <w:t>1</w:t>
       </w:r>
       <w:r>
         <w:rPr>
           <w:spacing w:val="-10"/>
         </w:rPr>
-        <w:t xml:space="preserve"> Doanh nghiệp căn cứ vào quy định của pháp luật về thuế giá trị gia tăng và dự kiến hoạt động kinh doanh của doanh nghiệp để xác định 01 trong 04 phương pháp tính thuế giá trị gia tăng tại chỉ tiêu này, trừ trường hợp doanh nghiệp mua bán, chế tác vàng, bạc, đá quý có thể chọn thêm phương pháp trực tiếp trên GTGT ngoài các phương pháp khác (</w:t>
-      </w:r>
-      <w:r>
-        <w:rPr>
-          <w:i/>
-          <w:iCs/>
-          <w:spacing w:val="-10"/>
-        </w:rPr>
-        <w:t>nếu có</w:t>
-      </w:r>
-      <w:r>
-        <w:rPr>
-          <w:spacing w:val="-10"/>
-        </w:rPr>
-        <w:t>).</w:t>
+        <w:t xml:space="preserve"> Trường hợp cập nhật, bổ sung thông tin đăng ký hoạt động chi nhánh/văn phòng đại diện/địa điểm kinh doanh sử dụng Mẫu số 19 Phụ lục I Thông tư này, không sử dụng mẫu này.</w:t>
       </w:r>
     </w:p>
   </w:footnote>
   <w:footnote w:id="7">
-    <w:p>
-      <w:pPr>
-        <w:pStyle w:val="FootnoteText"/>
-        <w:jc w:val="both"/>
-        <w:rPr>
-          <w:spacing w:val="-10"/>
-        </w:rPr>
-      </w:pPr>
-      <w:r>
-        <w:rPr>
-          <w:rStyle w:val="FootnoteReference"/>
-          <w:spacing w:val="-10"/>
-        </w:rPr>
-        <w:t>1</w:t>
-      </w:r>
-      <w:r>
-        <w:rPr>
-          <w:spacing w:val="-10"/>
-        </w:rPr>
-        <w:t xml:space="preserve"> Trường hợp cập nhật, bổ sung thông tin đăng ký hoạt động chi nhánh/văn phòng đại diện/địa điểm kinh doanh sử dụng Mẫu số 19 Phụ lục I Thông tư này, không sử dụng mẫu này.</w:t>
-      </w:r>
-    </w:p>
-  </w:footnote>
-  <w:footnote w:id="8">
     <w:p>
       <w:pPr>
         <w:pStyle w:val="FootnoteText"/>
